--- a/TinyML_SC4172/Project/ProjectReport.docx
+++ b/TinyML_SC4172/Project/ProjectReport.docx
@@ -9,347 +9,1274 @@
     </w:p>
     <w:p/>
     <w:p>
+      <w:pPr>
+        <w:pStyle w:val="Heading1"/>
+      </w:pPr>
       <w:r>
         <w:t xml:space="preserve">  1. Aim</w:t>
       </w:r>
     </w:p>
     <w:p>
       <w:r>
-        <w:t xml:space="preserve">  The goal of this project is to develop a two-stage, power-efficient emergency detection system for the</w:t>
-      </w:r>
-    </w:p>
-    <w:p>
-      <w:r>
-        <w:t xml:space="preserve">  Arduino Nano 33 BLE Sense. The system aims to detect a physical fall using an IMU (Accelerometer and</w:t>
-      </w:r>
-    </w:p>
-    <w:p>
-      <w:r>
-        <w:t xml:space="preserve">  Gyroscope) and subsequently verify the distress signal using Voice Keyword Spotting (KWS). By using a</w:t>
-      </w:r>
-    </w:p>
-    <w:p>
-      <w:r>
-        <w:t xml:space="preserve">  "Sensory Gating" approach, the device preserves battery life and privacy by only activating the microphone</w:t>
-      </w:r>
-    </w:p>
-    <w:p>
-      <w:r>
-        <w:t xml:space="preserve">  after a high-G impact and a significant orientation change (tilt) are detected.</w:t>
+        <w:t xml:space="preserve">The goal of this project is to develop a power-efficient, privacy-centric emergency detection system for the Arduino Nano 33 BLE Sense. The system utilizes a multi-stage "Sensory Gating" architecture: it first monitors for a high-G impact and significant orientation change using an IMU; if triggered, it employs a </w:t>
+      </w:r>
+      <w:proofErr w:type="spellStart"/>
+      <w:r>
+        <w:t>TinyML</w:t>
+      </w:r>
+      <w:proofErr w:type="spellEnd"/>
+      <w:r>
+        <w:t xml:space="preserve"> motion model to verify a physical fall. Only upon verification is the microphone activated to perform Keyword Spotting (KWS), allowing the user to confirm the distress signal ("Help") or dismiss false positives ("Cancel").</w:t>
+      </w:r>
+    </w:p>
+    <w:p>
+      <w:pPr>
+        <w:pStyle w:val="Heading1"/>
+      </w:pPr>
+      <w:r>
+        <w:t xml:space="preserve">  2. Data Preparation and Processing</w:t>
+      </w:r>
+    </w:p>
+    <w:p>
+      <w:pPr>
+        <w:pStyle w:val="Heading1"/>
+      </w:pPr>
+      <w:r>
+        <w:t xml:space="preserve">  2.1 Dataset used</w:t>
+      </w:r>
+    </w:p>
+    <w:p>
+      <w:pPr>
+        <w:numPr>
+          <w:ilvl w:val="0"/>
+          <w:numId w:val="5"/>
+        </w:numPr>
+      </w:pPr>
+      <w:r>
+        <w:rPr>
+          <w:b/>
+          <w:bCs/>
+        </w:rPr>
+        <w:t>IMU Data:</w:t>
+      </w:r>
+      <w:r>
+        <w:t xml:space="preserve"> A custom dataset was collected using </w:t>
+      </w:r>
+      <w:proofErr w:type="spellStart"/>
+      <w:r>
+        <w:t>IMU_Fall_Capture.ino</w:t>
+      </w:r>
+      <w:proofErr w:type="spellEnd"/>
+      <w:r>
+        <w:t xml:space="preserve">. It consists of 120-sample windows (~1.01 seconds) at a sampling rate of ~119Hz. This captures the three critical phases of a fall: descent, impact, and post-fall stillness. Classes include </w:t>
+      </w:r>
+      <w:r>
+        <w:rPr>
+          <w:b/>
+          <w:bCs/>
+        </w:rPr>
+        <w:t>"Fall"</w:t>
+      </w:r>
+      <w:r>
+        <w:t xml:space="preserve"> and </w:t>
+      </w:r>
+      <w:r>
+        <w:rPr>
+          <w:b/>
+          <w:bCs/>
+        </w:rPr>
+        <w:t>"Normal"</w:t>
+      </w:r>
+      <w:r>
+        <w:t xml:space="preserve"> (comprising activities like sitting, jumping, and flat sensor drops).</w:t>
+      </w:r>
+    </w:p>
+    <w:p>
+      <w:pPr>
+        <w:numPr>
+          <w:ilvl w:val="0"/>
+          <w:numId w:val="5"/>
+        </w:numPr>
+      </w:pPr>
+      <w:r>
+        <w:rPr>
+          <w:b/>
+          <w:bCs/>
+        </w:rPr>
+        <w:t>Audio Data:</w:t>
+      </w:r>
+      <w:r>
+        <w:t xml:space="preserve"> A custom voice dataset was collected using </w:t>
+      </w:r>
+      <w:proofErr w:type="spellStart"/>
+      <w:r>
+        <w:t>Audio_Keyword_Capture.ino</w:t>
+      </w:r>
+      <w:proofErr w:type="spellEnd"/>
+      <w:r>
+        <w:t xml:space="preserve">. It consists of 1-second audio recordings (16,000 samples). The dataset includes three primary classes: </w:t>
+      </w:r>
+      <w:r>
+        <w:rPr>
+          <w:b/>
+          <w:bCs/>
+        </w:rPr>
+        <w:t>"HELP"</w:t>
+      </w:r>
+      <w:r>
+        <w:t xml:space="preserve">, </w:t>
+      </w:r>
+      <w:r>
+        <w:rPr>
+          <w:b/>
+          <w:bCs/>
+        </w:rPr>
+        <w:t>"CANCEL"</w:t>
+      </w:r>
+      <w:r>
+        <w:t xml:space="preserve">, and </w:t>
+      </w:r>
+      <w:r>
+        <w:rPr>
+          <w:b/>
+          <w:bCs/>
+        </w:rPr>
+        <w:t>"BACKGROUND"</w:t>
+      </w:r>
+      <w:r>
+        <w:t xml:space="preserve"> (noise/silence). These classes allow the system to verify an emergency or allow the user to dismiss a false positive trigger.</w:t>
+      </w:r>
+    </w:p>
+    <w:p>
+      <w:pPr>
+        <w:pStyle w:val="Heading1"/>
+      </w:pPr>
+      <w:r>
+        <w:t>2.2 Selecting and setting the parameters</w:t>
+      </w:r>
+    </w:p>
+    <w:p>
+      <w:r>
+        <w:t>The following parameters were utilized for the two-stage detection pipeline:</w:t>
+      </w:r>
+    </w:p>
+    <w:p>
+      <w:r>
+        <w:rPr>
+          <w:b/>
+          <w:bCs/>
+        </w:rPr>
+        <w:t>Stage 1: IMU Classifier (Fall Detection)</w:t>
+      </w:r>
+    </w:p>
+    <w:p>
+      <w:pPr>
+        <w:numPr>
+          <w:ilvl w:val="0"/>
+          <w:numId w:val="6"/>
+        </w:numPr>
+      </w:pPr>
+      <w:r>
+        <w:rPr>
+          <w:b/>
+          <w:bCs/>
+        </w:rPr>
+        <w:t>IMPACT_THRESHOLD = 4.5G</w:t>
+      </w:r>
+    </w:p>
+    <w:p>
+      <w:pPr>
+        <w:numPr>
+          <w:ilvl w:val="1"/>
+          <w:numId w:val="6"/>
+        </w:numPr>
+      </w:pPr>
+      <w:r>
+        <w:t>The G-force acceleration magnitude required to trigger the verification phase.</w:t>
+      </w:r>
+    </w:p>
+    <w:p>
+      <w:pPr>
+        <w:numPr>
+          <w:ilvl w:val="0"/>
+          <w:numId w:val="6"/>
+        </w:numPr>
+      </w:pPr>
+      <w:r>
+        <w:rPr>
+          <w:b/>
+          <w:bCs/>
+        </w:rPr>
+        <w:t>WINDOW_SIZE = 120 samples</w:t>
+      </w:r>
+    </w:p>
+    <w:p>
+      <w:pPr>
+        <w:numPr>
+          <w:ilvl w:val="1"/>
+          <w:numId w:val="6"/>
+        </w:numPr>
+      </w:pPr>
+      <w:r>
+        <w:t>Approximately 1 second of data to capture the full fall signature.</w:t>
+      </w:r>
+    </w:p>
+    <w:p>
+      <w:pPr>
+        <w:numPr>
+          <w:ilvl w:val="0"/>
+          <w:numId w:val="6"/>
+        </w:numPr>
+      </w:pPr>
+      <w:r>
+        <w:rPr>
+          <w:b/>
+          <w:bCs/>
+        </w:rPr>
+        <w:lastRenderedPageBreak/>
+        <w:t>PRE_SAMPLES = 40</w:t>
+      </w:r>
+    </w:p>
+    <w:p>
+      <w:pPr>
+        <w:numPr>
+          <w:ilvl w:val="1"/>
+          <w:numId w:val="6"/>
+        </w:numPr>
+      </w:pPr>
+      <w:r>
+        <w:t xml:space="preserve">A circular buffer maintains 40 samples (~0.33s) of data </w:t>
+      </w:r>
+      <w:r>
+        <w:rPr>
+          <w:i/>
+          <w:iCs/>
+        </w:rPr>
+        <w:t>prior</w:t>
+      </w:r>
+      <w:r>
+        <w:t xml:space="preserve"> to impact to capture the weightless descent/freefall phase.</w:t>
+      </w:r>
+    </w:p>
+    <w:p>
+      <w:pPr>
+        <w:numPr>
+          <w:ilvl w:val="0"/>
+          <w:numId w:val="6"/>
+        </w:numPr>
+      </w:pPr>
+      <w:r>
+        <w:rPr>
+          <w:b/>
+          <w:bCs/>
+        </w:rPr>
+        <w:t>POST_SAMPLES = 80</w:t>
+      </w:r>
+    </w:p>
+    <w:p>
+      <w:pPr>
+        <w:numPr>
+          <w:ilvl w:val="1"/>
+          <w:numId w:val="6"/>
+        </w:numPr>
+      </w:pPr>
+      <w:r>
+        <w:t xml:space="preserve">80 samples (~0.67s) are captured after the trigger to </w:t>
+      </w:r>
+      <w:proofErr w:type="spellStart"/>
+      <w:r>
+        <w:t>analyze</w:t>
+      </w:r>
+      <w:proofErr w:type="spellEnd"/>
+      <w:r>
+        <w:t xml:space="preserve"> the impact and subsequent lack of movement.</w:t>
+      </w:r>
+    </w:p>
+    <w:p>
+      <w:r>
+        <w:rPr>
+          <w:b/>
+          <w:bCs/>
+        </w:rPr>
+        <w:t>Stage 2: Audio Classifier (MFCC)</w:t>
+      </w:r>
+    </w:p>
+    <w:p>
+      <w:pPr>
+        <w:numPr>
+          <w:ilvl w:val="0"/>
+          <w:numId w:val="7"/>
+        </w:numPr>
+      </w:pPr>
+      <w:r>
+        <w:rPr>
+          <w:b/>
+          <w:bCs/>
+        </w:rPr>
+        <w:t>SAMPLING_RATE = 16000</w:t>
+      </w:r>
+    </w:p>
+    <w:p>
+      <w:pPr>
+        <w:numPr>
+          <w:ilvl w:val="1"/>
+          <w:numId w:val="7"/>
+        </w:numPr>
+      </w:pPr>
+      <w:r>
+        <w:t>Standard sampling rate of 16kHz for speech processing.</w:t>
+      </w:r>
+    </w:p>
+    <w:p>
+      <w:pPr>
+        <w:numPr>
+          <w:ilvl w:val="0"/>
+          <w:numId w:val="7"/>
+        </w:numPr>
+      </w:pPr>
+      <w:r>
+        <w:rPr>
+          <w:b/>
+          <w:bCs/>
+        </w:rPr>
+        <w:t>N_MFCC = 13</w:t>
+      </w:r>
+    </w:p>
+    <w:p>
+      <w:pPr>
+        <w:numPr>
+          <w:ilvl w:val="1"/>
+          <w:numId w:val="7"/>
+        </w:numPr>
+      </w:pPr>
+      <w:r>
+        <w:t>Number of MFCC coefficients to retain; 13 is the standard for capturing speech-relevant information while staying within the Arduino's RAM limits.</w:t>
+      </w:r>
+    </w:p>
+    <w:p>
+      <w:pPr>
+        <w:numPr>
+          <w:ilvl w:val="0"/>
+          <w:numId w:val="7"/>
+        </w:numPr>
+      </w:pPr>
+      <w:r>
+        <w:rPr>
+          <w:b/>
+          <w:bCs/>
+        </w:rPr>
+        <w:t>N_MELS = 26</w:t>
+      </w:r>
+    </w:p>
+    <w:p>
+      <w:pPr>
+        <w:numPr>
+          <w:ilvl w:val="1"/>
+          <w:numId w:val="7"/>
+        </w:numPr>
+      </w:pPr>
+      <w:r>
+        <w:t>Number of Mel filter banks used for frequency resolution.</w:t>
+      </w:r>
+    </w:p>
+    <w:p>
+      <w:pPr>
+        <w:numPr>
+          <w:ilvl w:val="0"/>
+          <w:numId w:val="7"/>
+        </w:numPr>
+      </w:pPr>
+      <w:r>
+        <w:rPr>
+          <w:b/>
+          <w:bCs/>
+        </w:rPr>
+        <w:t>FRAME_SIZE = 512</w:t>
+      </w:r>
+    </w:p>
+    <w:p>
+      <w:pPr>
+        <w:numPr>
+          <w:ilvl w:val="1"/>
+          <w:numId w:val="7"/>
+        </w:numPr>
+      </w:pPr>
+      <w:r>
+        <w:t>Corresponds to a 32ms window at 16kHz.</w:t>
+      </w:r>
+    </w:p>
+    <w:p>
+      <w:pPr>
+        <w:numPr>
+          <w:ilvl w:val="0"/>
+          <w:numId w:val="7"/>
+        </w:numPr>
+      </w:pPr>
+      <w:r>
+        <w:rPr>
+          <w:b/>
+          <w:bCs/>
+        </w:rPr>
+        <w:t>HOP_LENGTH = 256</w:t>
+      </w:r>
+    </w:p>
+    <w:p>
+      <w:pPr>
+        <w:numPr>
+          <w:ilvl w:val="1"/>
+          <w:numId w:val="7"/>
+        </w:numPr>
+      </w:pPr>
+      <w:r>
+        <w:t>Corresponds to a 16ms step, providing a 50% overlap between successive frames for temporal continuity.</w:t>
+      </w:r>
+    </w:p>
+    <w:p>
+      <w:pPr>
+        <w:numPr>
+          <w:ilvl w:val="0"/>
+          <w:numId w:val="7"/>
+        </w:numPr>
+      </w:pPr>
+      <w:r>
+        <w:rPr>
+          <w:b/>
+          <w:bCs/>
+        </w:rPr>
+        <w:t>NUM_FRAMES = 61</w:t>
+      </w:r>
+    </w:p>
+    <w:p>
+      <w:pPr>
+        <w:numPr>
+          <w:ilvl w:val="1"/>
+          <w:numId w:val="7"/>
+        </w:numPr>
+      </w:pPr>
+      <w:r>
+        <w:t>The number of frames required to process the buffered audio (approx. 1 second).</w:t>
+      </w:r>
+    </w:p>
+    <w:p>
+      <w:pPr>
+        <w:rPr>
+          <w:b/>
+          <w:bCs/>
+        </w:rPr>
+      </w:pPr>
+      <w:r>
+        <w:rPr>
+          <w:b/>
+          <w:bCs/>
+        </w:rPr>
+        <w:t>2.3 Extracting data to be used</w:t>
+      </w:r>
+    </w:p>
+    <w:p>
+      <w:r>
+        <w:t xml:space="preserve">For the IMU model, data was normalized during inference using a linear scaling factor </w:t>
+      </w:r>
+      <w:proofErr w:type="gramStart"/>
+      <w:r>
+        <w:t>( for</w:t>
+      </w:r>
+      <w:proofErr w:type="gramEnd"/>
+      <w:r>
+        <w:t xml:space="preserve"> acceleration and for gyroscope) to ensure the input features fell within a range for the </w:t>
+      </w:r>
+      <w:proofErr w:type="spellStart"/>
+      <w:r>
+        <w:t>TFLite</w:t>
+      </w:r>
+      <w:proofErr w:type="spellEnd"/>
+      <w:r>
+        <w:t xml:space="preserve"> model.</w:t>
+      </w:r>
+    </w:p>
+    <w:p>
+      <w:r>
+        <w:t xml:space="preserve">For the Audio model, data was collected using a </w:t>
+      </w:r>
+      <w:r>
+        <w:rPr>
+          <w:b/>
+          <w:bCs/>
+        </w:rPr>
+        <w:t>65/35 split strategy</w:t>
+      </w:r>
+      <w:r>
+        <w:t>:</w:t>
+      </w:r>
+    </w:p>
+    <w:p>
+      <w:pPr>
+        <w:numPr>
+          <w:ilvl w:val="0"/>
+          <w:numId w:val="8"/>
+        </w:numPr>
+      </w:pPr>
+      <w:r>
+        <w:rPr>
+          <w:b/>
+          <w:bCs/>
+        </w:rPr>
+        <w:t>65% Clean Samples:</w:t>
+      </w:r>
+      <w:r>
+        <w:t xml:space="preserve"> Recorded in quiet environments to establish a high-fidelity baseline for the keywords "HELP" and "CANCEL".</w:t>
+      </w:r>
+    </w:p>
+    <w:p>
+      <w:pPr>
+        <w:numPr>
+          <w:ilvl w:val="0"/>
+          <w:numId w:val="8"/>
+        </w:numPr>
+      </w:pPr>
+      <w:r>
+        <w:rPr>
+          <w:b/>
+          <w:bCs/>
+        </w:rPr>
+        <w:lastRenderedPageBreak/>
+        <w:t>35% Augmented Samples:</w:t>
+      </w:r>
+      <w:r>
+        <w:t xml:space="preserve"> Recorded with common household background noises (TV, fans, kitchen noise) to ensure robustness against environmental interference.</w:t>
+      </w:r>
+    </w:p>
+    <w:p>
+      <w:r>
+        <w:t xml:space="preserve">The audio snippets were processed into MFCCs using the same pipeline implemented in the Arduino code (Hanning windowing, FFT, and Discrete Cosine Transform). This ensures that the features used during training perfectly match the features extracted </w:t>
+      </w:r>
+      <w:proofErr w:type="gramStart"/>
+      <w:r>
+        <w:t>on-device</w:t>
+      </w:r>
+      <w:proofErr w:type="gramEnd"/>
+      <w:r>
+        <w:t xml:space="preserve">. The combined dataset was split into a </w:t>
+      </w:r>
+      <w:r>
+        <w:rPr>
+          <w:b/>
+          <w:bCs/>
+        </w:rPr>
+        <w:t>6</w:t>
+      </w:r>
+      <w:r>
+        <w:rPr>
+          <w:b/>
+          <w:bCs/>
+        </w:rPr>
+        <w:t>0:</w:t>
+      </w:r>
+      <w:r>
+        <w:rPr>
+          <w:b/>
+          <w:bCs/>
+        </w:rPr>
+        <w:t>20</w:t>
+      </w:r>
+      <w:r>
+        <w:rPr>
+          <w:b/>
+          <w:bCs/>
+        </w:rPr>
+        <w:t>:</w:t>
+      </w:r>
+      <w:r>
+        <w:rPr>
+          <w:b/>
+          <w:bCs/>
+        </w:rPr>
+        <w:t>20</w:t>
+      </w:r>
+      <w:r>
+        <w:t xml:space="preserve"> ratio for training, validation, and testing to ensure the model generalizes well to unseen speakers and environments.</w:t>
       </w:r>
     </w:p>
     <w:p/>
     <w:p>
       <w:r>
-        <w:t xml:space="preserve">  2. Data Preparation and Processing</w:t>
+        <w:t xml:space="preserve">  3. Model Training</w:t>
       </w:r>
     </w:p>
     <w:p/>
     <w:p>
-      <w:r>
-        <w:t xml:space="preserve">  2.1 Dataset used</w:t>
-      </w:r>
-    </w:p>
-    <w:p>
-      <w:r>
-        <w:t xml:space="preserve">   * IMU Data: A custom dataset was collected using IMU_Fall_Capture.ino. It consists of 120-sample windows</w:t>
-      </w:r>
-    </w:p>
-    <w:p>
-      <w:r>
-        <w:t xml:space="preserve">     (~1 second) capturing the descent, impact, and post-fall stillness. Classes include "Fall" and "Normal"</w:t>
-      </w:r>
-    </w:p>
-    <w:p>
-      <w:r>
-        <w:t xml:space="preserve">     (sitting, jumping, flat drops).</w:t>
-      </w:r>
-    </w:p>
-    <w:p>
-      <w:r>
-        <w:t xml:space="preserve">   * Audio Data: A custom voice dataset was collected using Audio_Keyword_Capture.ino. It includes four</w:t>
-      </w:r>
-    </w:p>
-    <w:p>
-      <w:r>
-        <w:t xml:space="preserve">     classes: "HELP", "EMERGENCY", "CANCEL", and "BACKGROUND" (noise/silence).</w:t>
+      <w:pPr>
+        <w:rPr>
+          <w:b/>
+          <w:bCs/>
+        </w:rPr>
+      </w:pPr>
+      <w:r>
+        <w:rPr>
+          <w:b/>
+          <w:bCs/>
+        </w:rPr>
+        <w:t>3.1 Model Architecture</w:t>
+      </w:r>
+    </w:p>
+    <w:p>
+      <w:r>
+        <w:t xml:space="preserve">To ensure high performance within the strict memory and power constraints of the Arduino Nano 33 BLE Sense, both stages of the detection pipeline utilize </w:t>
+      </w:r>
+      <w:r>
+        <w:rPr>
+          <w:b/>
+          <w:bCs/>
+        </w:rPr>
+        <w:t>Separable 2D Convolutional Neural Networks (CNNs)</w:t>
+      </w:r>
+      <w:r>
+        <w:t>. This architecture significantly reduces the number of trainable parameters compared to standard CNNs or dense MLPs, while maintaining high feature extraction accuracy.</w:t>
+      </w:r>
+    </w:p>
+    <w:p>
+      <w:pPr>
+        <w:rPr>
+          <w:b/>
+          <w:bCs/>
+        </w:rPr>
+      </w:pPr>
+      <w:r>
+        <w:rPr>
+          <w:b/>
+          <w:bCs/>
+        </w:rPr>
+        <w:t>Stage 1: IMU Fall Detection Model (CNN)</w:t>
+      </w:r>
+    </w:p>
+    <w:p>
+      <w:r>
+        <w:t xml:space="preserve">The IMU model is designed to </w:t>
+      </w:r>
+      <w:proofErr w:type="spellStart"/>
+      <w:r>
+        <w:t>analyze</w:t>
+      </w:r>
+      <w:proofErr w:type="spellEnd"/>
+      <w:r>
+        <w:t xml:space="preserve"> a 120-sample window across 6 sensor channels (accelerometer and gyroscope).</w:t>
+      </w:r>
+    </w:p>
+    <w:p>
+      <w:pPr>
+        <w:numPr>
+          <w:ilvl w:val="0"/>
+          <w:numId w:val="9"/>
+        </w:numPr>
+      </w:pPr>
+      <w:r>
+        <w:rPr>
+          <w:b/>
+          <w:bCs/>
+        </w:rPr>
+        <w:t>Input Layer:</w:t>
+      </w:r>
+      <w:r>
+        <w:t xml:space="preserve"> tensor, representing the temporal sequence of motion data.</w:t>
+      </w:r>
+    </w:p>
+    <w:p>
+      <w:pPr>
+        <w:numPr>
+          <w:ilvl w:val="0"/>
+          <w:numId w:val="9"/>
+        </w:numPr>
+      </w:pPr>
+      <w:r>
+        <w:rPr>
+          <w:b/>
+          <w:bCs/>
+        </w:rPr>
+        <w:t>Cross-Axis Feature Extraction:</w:t>
+      </w:r>
+      <w:r>
+        <w:t xml:space="preserve"> The first layer employs a </w:t>
+      </w:r>
+      <w:r>
+        <w:rPr>
+          <w:b/>
+          <w:bCs/>
+        </w:rPr>
+        <w:t>SeparableConv2D</w:t>
+      </w:r>
+      <w:r>
+        <w:t xml:space="preserve"> with a kernel size </w:t>
+      </w:r>
+      <w:proofErr w:type="gramStart"/>
+      <w:r>
+        <w:t>of .</w:t>
+      </w:r>
+      <w:proofErr w:type="gramEnd"/>
+      <w:r>
+        <w:t xml:space="preserve"> This specific height-to-width ratio is designed to span all 6 sensor axes simultaneously, allowing the model to find instantaneous correlations between linear acceleration (G-force) and rotational velocity (Gyro).</w:t>
+      </w:r>
+    </w:p>
+    <w:p>
+      <w:pPr>
+        <w:numPr>
+          <w:ilvl w:val="0"/>
+          <w:numId w:val="9"/>
+        </w:numPr>
+      </w:pPr>
+      <w:r>
+        <w:rPr>
+          <w:b/>
+          <w:bCs/>
+        </w:rPr>
+        <w:t>Temporal Filtering:</w:t>
+      </w:r>
+      <w:r>
+        <w:t xml:space="preserve"> Subsequent layers use kernels and Max Pooling. Since the cross-axis correlation is established in the first layer, these subsequent layers focus exclusively on the "time" axis to identify the sequential phases of a fall (descent, impact, and post-fall stillness).</w:t>
+      </w:r>
+    </w:p>
+    <w:p>
+      <w:pPr>
+        <w:numPr>
+          <w:ilvl w:val="0"/>
+          <w:numId w:val="9"/>
+        </w:numPr>
+      </w:pPr>
+      <w:r>
+        <w:rPr>
+          <w:b/>
+          <w:bCs/>
+        </w:rPr>
+        <w:t>Global Average Pooling:</w:t>
+      </w:r>
+      <w:r>
+        <w:t xml:space="preserve"> Instead of a standard Flatten layer, </w:t>
+      </w:r>
+      <w:r>
+        <w:rPr>
+          <w:b/>
+          <w:bCs/>
+        </w:rPr>
+        <w:t>GlobalAveragePooling2D</w:t>
+      </w:r>
+      <w:r>
+        <w:t xml:space="preserve"> is used to condense the feature maps. This drastically reduces the parameter count of the following Dense layers, minimizing the model's RAM footprint.</w:t>
+      </w:r>
+    </w:p>
+    <w:p>
+      <w:pPr>
+        <w:numPr>
+          <w:ilvl w:val="0"/>
+          <w:numId w:val="9"/>
+        </w:numPr>
+      </w:pPr>
+      <w:r>
+        <w:rPr>
+          <w:b/>
+          <w:bCs/>
+        </w:rPr>
+        <w:t>Output:</w:t>
+      </w:r>
+      <w:r>
+        <w:t xml:space="preserve"> A </w:t>
+      </w:r>
+      <w:proofErr w:type="spellStart"/>
+      <w:r>
+        <w:t>Softmax</w:t>
+      </w:r>
+      <w:proofErr w:type="spellEnd"/>
+      <w:r>
+        <w:t xml:space="preserve"> layer provides probabilities for the two classes: </w:t>
+      </w:r>
+      <w:r>
+        <w:rPr>
+          <w:b/>
+          <w:bCs/>
+        </w:rPr>
+        <w:t>Fall</w:t>
+      </w:r>
+      <w:r>
+        <w:t xml:space="preserve"> and </w:t>
+      </w:r>
+      <w:r>
+        <w:rPr>
+          <w:b/>
+          <w:bCs/>
+        </w:rPr>
+        <w:t>Normal</w:t>
+      </w:r>
+      <w:r>
+        <w:t>.</w:t>
+      </w:r>
+    </w:p>
+    <w:p>
+      <w:pPr>
+        <w:rPr>
+          <w:b/>
+          <w:bCs/>
+        </w:rPr>
+      </w:pPr>
+      <w:r>
+        <w:rPr>
+          <w:b/>
+          <w:bCs/>
+        </w:rPr>
+        <w:lastRenderedPageBreak/>
+        <w:t>Stage 2: Audio Emergency KWS Model (CNN)</w:t>
+      </w:r>
+    </w:p>
+    <w:p>
+      <w:r>
+        <w:t>The audio model processes the MFCC spectrogram generated from the sensory-gated microphone input.</w:t>
+      </w:r>
+    </w:p>
+    <w:p>
+      <w:pPr>
+        <w:numPr>
+          <w:ilvl w:val="0"/>
+          <w:numId w:val="10"/>
+        </w:numPr>
+      </w:pPr>
+      <w:r>
+        <w:rPr>
+          <w:b/>
+          <w:bCs/>
+        </w:rPr>
+        <w:t>Input Layer:</w:t>
+      </w:r>
+      <w:r>
+        <w:t xml:space="preserve"> tensor (N_MFCC N_FRAMES).</w:t>
+      </w:r>
+    </w:p>
+    <w:p>
+      <w:pPr>
+        <w:numPr>
+          <w:ilvl w:val="0"/>
+          <w:numId w:val="10"/>
+        </w:numPr>
+      </w:pPr>
+      <w:r>
+        <w:rPr>
+          <w:b/>
+          <w:bCs/>
+        </w:rPr>
+        <w:t>Spectral-Temporal Extraction:</w:t>
+      </w:r>
+      <w:r>
+        <w:t xml:space="preserve"> The architecture uses multiple </w:t>
+      </w:r>
+      <w:r>
+        <w:rPr>
+          <w:b/>
+          <w:bCs/>
+        </w:rPr>
+        <w:t>SeparableConv2D</w:t>
+      </w:r>
+      <w:r>
+        <w:t xml:space="preserve"> layers with kernels (with padding='same') to detect patterns in both frequency bins and time.</w:t>
+      </w:r>
+    </w:p>
+    <w:p>
+      <w:pPr>
+        <w:numPr>
+          <w:ilvl w:val="0"/>
+          <w:numId w:val="10"/>
+        </w:numPr>
+      </w:pPr>
+      <w:r>
+        <w:rPr>
+          <w:b/>
+          <w:bCs/>
+        </w:rPr>
+        <w:t>Dimensionality Reduction:</w:t>
+      </w:r>
+      <w:r>
+        <w:t xml:space="preserve"> Each convolutional block is followed by a Max Pooling layer. This effectively reduces the spectrogram size by half in each stage, allowing the model to learn increasingly abstract representations of the target keywords ("HELP", "CANCEL").</w:t>
+      </w:r>
+    </w:p>
+    <w:p>
+      <w:pPr>
+        <w:numPr>
+          <w:ilvl w:val="0"/>
+          <w:numId w:val="10"/>
+        </w:numPr>
+      </w:pPr>
+      <w:r>
+        <w:rPr>
+          <w:b/>
+          <w:bCs/>
+        </w:rPr>
+        <w:t>Parameter Efficiency:</w:t>
+      </w:r>
+      <w:r>
+        <w:t xml:space="preserve"> By utilizing </w:t>
+      </w:r>
+      <w:r>
+        <w:rPr>
+          <w:b/>
+          <w:bCs/>
+        </w:rPr>
+        <w:t>Separable Convolution</w:t>
+      </w:r>
+      <w:r>
+        <w:t>, the model separates spatial and depth-wise convolutions. This is critical for the Audio model, as it allows for a deeper feature extraction pipeline (64 filters in the final layer) without exceeding the 80KB tensor arena allocated on the Arduino.</w:t>
+      </w:r>
+    </w:p>
+    <w:p>
+      <w:pPr>
+        <w:numPr>
+          <w:ilvl w:val="0"/>
+          <w:numId w:val="10"/>
+        </w:numPr>
+      </w:pPr>
+      <w:r>
+        <w:rPr>
+          <w:b/>
+          <w:bCs/>
+        </w:rPr>
+        <w:t>Classification:</w:t>
+      </w:r>
+      <w:r>
+        <w:t xml:space="preserve"> The final architecture concludes with a Dense layer of 32 neurons and a </w:t>
+      </w:r>
+      <w:proofErr w:type="spellStart"/>
+      <w:r>
+        <w:t>Softmax</w:t>
+      </w:r>
+      <w:proofErr w:type="spellEnd"/>
+      <w:r>
+        <w:t xml:space="preserve"> output for the three target classes: </w:t>
+      </w:r>
+      <w:r>
+        <w:rPr>
+          <w:b/>
+          <w:bCs/>
+        </w:rPr>
+        <w:t>Help</w:t>
+      </w:r>
+      <w:r>
+        <w:t xml:space="preserve">, </w:t>
+      </w:r>
+      <w:r>
+        <w:rPr>
+          <w:b/>
+          <w:bCs/>
+        </w:rPr>
+        <w:t>Cancel</w:t>
+      </w:r>
+      <w:r>
+        <w:t xml:space="preserve">, and </w:t>
+      </w:r>
+      <w:r>
+        <w:rPr>
+          <w:b/>
+          <w:bCs/>
+        </w:rPr>
+        <w:t>Background</w:t>
+      </w:r>
+      <w:r>
+        <w:t>.</w:t>
+      </w:r>
+    </w:p>
+    <w:p>
+      <w:r>
+        <w:t xml:space="preserve">Both models prioritize </w:t>
+      </w:r>
+      <w:proofErr w:type="spellStart"/>
+      <w:r>
+        <w:t>Depthwise</w:t>
+      </w:r>
+      <w:proofErr w:type="spellEnd"/>
+      <w:r>
+        <w:t xml:space="preserve"> Separable Convolutions, which break down a standard convolution into two smaller operations. This choice was deliberate: it allows the "</w:t>
+      </w:r>
+      <w:proofErr w:type="spellStart"/>
+      <w:r>
+        <w:t>FallAndCall</w:t>
+      </w:r>
+      <w:proofErr w:type="spellEnd"/>
+      <w:r>
+        <w:t>" system to run two distinct neural networks concurrently (or in rapid succession) without triggering a memory allocation error (OOM) on the NRF52840's limited SRAM.</w:t>
       </w:r>
     </w:p>
     <w:p/>
     <w:p>
       <w:r>
-        <w:t xml:space="preserve">  2.2 Selecting and setting the parameters</w:t>
-      </w:r>
-    </w:p>
-    <w:p>
-      <w:r>
-        <w:t xml:space="preserve">  The following parameters were utilized for the two models:</w:t>
+        <w:t xml:space="preserve">  3.2 Training results</w:t>
+      </w:r>
+    </w:p>
+    <w:p>
+      <w:r>
+        <w:t xml:space="preserve">  [INSERT TRAINING ACCURACY/LOSS GRAPHS HERE]</w:t>
+      </w:r>
+    </w:p>
+    <w:p>
+      <w:r>
+        <w:t xml:space="preserve">   * IMU Model Accuracy: [E.G. 94.2%]</w:t>
+      </w:r>
+    </w:p>
+    <w:p>
+      <w:r>
+        <w:t xml:space="preserve">   * Audio Model Accuracy: [E.G. 89.5%]</w:t>
       </w:r>
     </w:p>
     <w:p/>
     <w:p>
       <w:r>
-        <w:t xml:space="preserve">  Stage 1: IMU Classifier</w:t>
-      </w:r>
-    </w:p>
-    <w:p>
-      <w:r>
-        <w:t xml:space="preserve">   * Sampling Rate: ~119 Hz</w:t>
+        <w:t xml:space="preserve">  3.3 Evaluating the model</w:t>
+      </w:r>
+    </w:p>
+    <w:p>
+      <w:r>
+        <w:t xml:space="preserve">  [INSERT CONFUSION MATRICES HERE]</w:t>
+      </w:r>
+    </w:p>
+    <w:p>
+      <w:r>
+        <w:t xml:space="preserve">   * The IMU model was specifically tested against "Flat Drops" to ensure the orientation logic successfully</w:t>
       </w:r>
     </w:p>
     <w:p>
       <w:r>
         <w:lastRenderedPageBreak/>
-        <w:t xml:space="preserve">   * Window Size: 120 samples (1 second)</w:t>
-      </w:r>
-    </w:p>
-    <w:p>
-      <w:r>
-        <w:t xml:space="preserve">   * Pre-Trigger Buffer: 40 samples (0.33s) to capture the descent phase.</w:t>
-      </w:r>
-    </w:p>
-    <w:p>
-      <w:r>
-        <w:t xml:space="preserve">   * Features: 6 (ax, ay, az, gx, gy, gz)</w:t>
+        <w:t xml:space="preserve">     rejected non-fall impacts.</w:t>
+      </w:r>
+    </w:p>
+    <w:p>
+      <w:r>
+        <w:t xml:space="preserve">   * The Audio model was tested against "TV Chatter" in the Background class to minimize false triggers.</w:t>
       </w:r>
     </w:p>
     <w:p/>
     <w:p>
       <w:r>
-        <w:t xml:space="preserve">  Stage 2: Audio Classifier (MFCC)</w:t>
-      </w:r>
-    </w:p>
-    <w:p>
-      <w:r>
-        <w:t xml:space="preserve">   * Sampling Rate: 16,000 Hz</w:t>
-      </w:r>
-    </w:p>
-    <w:p>
-      <w:r>
-        <w:t xml:space="preserve">   * N_MFCC: 13</w:t>
-      </w:r>
-    </w:p>
-    <w:p>
-      <w:r>
-        <w:t xml:space="preserve">   * Frame Size: 512 (32ms)</w:t>
-      </w:r>
-    </w:p>
-    <w:p>
-      <w:r>
-        <w:t xml:space="preserve">   * Hop Length: 256 (16ms / 50% overlap)</w:t>
-      </w:r>
-    </w:p>
-    <w:p>
-      <w:r>
-        <w:t xml:space="preserve">   * N_MELS: 26</w:t>
+        <w:t xml:space="preserve">  4. TensorFlow Lite Model Conversion</w:t>
+      </w:r>
+    </w:p>
+    <w:p>
+      <w:r>
+        <w:t xml:space="preserve">  Both models were converted </w:t>
+      </w:r>
+      <w:proofErr w:type="gramStart"/>
+      <w:r>
+        <w:t>to .</w:t>
+      </w:r>
+      <w:proofErr w:type="spellStart"/>
+      <w:r>
+        <w:t>tflite</w:t>
+      </w:r>
+      <w:proofErr w:type="spellEnd"/>
+      <w:proofErr w:type="gramEnd"/>
+      <w:r>
+        <w:t xml:space="preserve"> format using the </w:t>
+      </w:r>
+      <w:proofErr w:type="spellStart"/>
+      <w:r>
+        <w:t>TFLiteConverter</w:t>
+      </w:r>
+      <w:proofErr w:type="spellEnd"/>
+      <w:r>
+        <w:t xml:space="preserve">. </w:t>
       </w:r>
     </w:p>
     <w:p/>
     <w:p>
       <w:r>
-        <w:t xml:space="preserve">  2.3 Extracting data to be used</w:t>
-      </w:r>
-    </w:p>
-    <w:p>
-      <w:r>
-        <w:t xml:space="preserve">  Data was collected using a 65/35 split strategy. 65% of samples were recorded in quiet environments to</w:t>
-      </w:r>
-    </w:p>
-    <w:p>
-      <w:r>
-        <w:t xml:space="preserve">  establish a "clean" baseline, while 35% were recorded with common household background noises (TV, fans) to</w:t>
-      </w:r>
-    </w:p>
-    <w:p>
-      <w:r>
-        <w:t xml:space="preserve">  ensure robustness.</w:t>
+        <w:t xml:space="preserve">   * Quantization: [E.G. Weight Quantization / int8]</w:t>
+      </w:r>
+    </w:p>
+    <w:p>
+      <w:r>
+        <w:t xml:space="preserve">   * Final Model Sizes:</w:t>
+      </w:r>
+    </w:p>
+    <w:p>
+      <w:r>
+        <w:t xml:space="preserve">       * </w:t>
+      </w:r>
+      <w:proofErr w:type="spellStart"/>
+      <w:proofErr w:type="gramStart"/>
+      <w:r>
+        <w:t>fall</w:t>
+      </w:r>
+      <w:proofErr w:type="gramEnd"/>
+      <w:r>
+        <w:t>_</w:t>
+      </w:r>
+      <w:proofErr w:type="gramStart"/>
+      <w:r>
+        <w:t>model.tflite</w:t>
+      </w:r>
+      <w:proofErr w:type="spellEnd"/>
+      <w:proofErr w:type="gramEnd"/>
+      <w:r>
+        <w:t>: [E.G. 4 KB]</w:t>
+      </w:r>
+    </w:p>
+    <w:p>
+      <w:r>
+        <w:t xml:space="preserve">       * </w:t>
+      </w:r>
+      <w:proofErr w:type="spellStart"/>
+      <w:proofErr w:type="gramStart"/>
+      <w:r>
+        <w:t>emergency</w:t>
+      </w:r>
+      <w:proofErr w:type="gramEnd"/>
+      <w:r>
+        <w:t>_</w:t>
+      </w:r>
+      <w:proofErr w:type="gramStart"/>
+      <w:r>
+        <w:t>model.tflite</w:t>
+      </w:r>
+      <w:proofErr w:type="spellEnd"/>
+      <w:proofErr w:type="gramEnd"/>
+      <w:r>
+        <w:t>: [E.G. 18 KB]</w:t>
       </w:r>
     </w:p>
     <w:p/>
     <w:p>
       <w:r>
-        <w:t xml:space="preserve">  3. Model Training</w:t>
+        <w:t xml:space="preserve">  5. Arduino Implementation</w:t>
       </w:r>
     </w:p>
     <w:p/>
     <w:p>
       <w:r>
-        <w:t xml:space="preserve">  3.1 Model Architecture</w:t>
-      </w:r>
-    </w:p>
-    <w:p>
-      <w:r>
-        <w:t xml:space="preserve">   * IMU Model: A Multi-Layer Perceptron (MLP) with a Dense input layer, a Dropout layer (0.2), a hidden Dense</w:t>
-      </w:r>
-    </w:p>
-    <w:p>
-      <w:r>
-        <w:t xml:space="preserve">     layer (16 neurons), and a Softmax output. This was chosen for its minimal memory footprint.</w:t>
-      </w:r>
-    </w:p>
-    <w:p>
-      <w:r>
-        <w:t xml:space="preserve">   * Audio Model: A 2D Convolutional Neural Network (CNN) similar to the Lab 4 architecture: Conv2D -&gt;        </w:t>
-      </w:r>
-    </w:p>
-    <w:p>
-      <w:r>
-        <w:t xml:space="preserve">     MaxPooling -&gt; DepthwiseConv2D -&gt; Flatten -&gt; Dense.</w:t>
+        <w:t xml:space="preserve">  5.1 System State Machine</w:t>
+      </w:r>
+    </w:p>
+    <w:p>
+      <w:r>
+        <w:t xml:space="preserve">  The system operates using four primary states:</w:t>
+      </w:r>
+    </w:p>
+    <w:p>
+      <w:r>
+        <w:t xml:space="preserve">   1. IDLE: Monitoring Accelerometer for IMPACT_THRESHOLD &gt; 4.5G.</w:t>
+      </w:r>
+    </w:p>
+    <w:p>
+      <w:r>
+        <w:t xml:space="preserve">   2. VERIFYING: Waiting 1.5 seconds after impact to calculate the Tilt Angle and verify Stillness.</w:t>
+      </w:r>
+    </w:p>
+    <w:p>
+      <w:r>
+        <w:t xml:space="preserve">   3. LISTENING: If verified, Stage 2 activates the PDM microphone for keyword recognition.</w:t>
+      </w:r>
+    </w:p>
+    <w:p>
+      <w:r>
+        <w:t xml:space="preserve">   4. ALARM: Triggers an external LED/Actuator if "HELP" or "EMERGENCY" is recognized.</w:t>
       </w:r>
     </w:p>
     <w:p/>
     <w:p>
       <w:r>
-        <w:lastRenderedPageBreak/>
-        <w:t xml:space="preserve">  3.2 Training results</w:t>
-      </w:r>
-    </w:p>
-    <w:p>
-      <w:r>
-        <w:t xml:space="preserve">  [INSERT TRAINING ACCURACY/LOSS GRAPHS HERE]</w:t>
-      </w:r>
-    </w:p>
-    <w:p>
-      <w:r>
-        <w:t xml:space="preserve">   * IMU Model Accuracy: [E.G. 94.2%]</w:t>
-      </w:r>
-    </w:p>
-    <w:p>
-      <w:r>
-        <w:t xml:space="preserve">   * Audio Model Accuracy: [E.G. 89.5%]</w:t>
-      </w:r>
+        <w:t xml:space="preserve">  5.2 Orientation Verification Logic</w:t>
+      </w:r>
+    </w:p>
+    <w:p>
+      <w:r>
+        <w:t xml:space="preserve">  To calculate the 90-degree tilt, a Dot Product calculation is performed between the initial standing vector </w:t>
+      </w:r>
+    </w:p>
+    <w:p>
+      <w:r>
+        <w:t xml:space="preserve">  (captured during calibration) and the current gravity vector after the fall.</w:t>
+      </w:r>
+    </w:p>
+    <w:p>
+      <w:r>
+        <w:t xml:space="preserve">   1 float dot = (</w:t>
+      </w:r>
+      <w:proofErr w:type="spellStart"/>
+      <w:r>
+        <w:t>ax</w:t>
+      </w:r>
+      <w:proofErr w:type="spellEnd"/>
+      <w:r>
+        <w:t xml:space="preserve"> * </w:t>
+      </w:r>
+      <w:proofErr w:type="spellStart"/>
+      <w:r>
+        <w:t>standX</w:t>
+      </w:r>
+      <w:proofErr w:type="spellEnd"/>
+      <w:r>
+        <w:t xml:space="preserve">) + (ay * </w:t>
+      </w:r>
+      <w:proofErr w:type="spellStart"/>
+      <w:r>
+        <w:t>standY</w:t>
+      </w:r>
+      <w:proofErr w:type="spellEnd"/>
+      <w:r>
+        <w:t>) + (</w:t>
+      </w:r>
+      <w:proofErr w:type="spellStart"/>
+      <w:r>
+        <w:t>az</w:t>
+      </w:r>
+      <w:proofErr w:type="spellEnd"/>
+      <w:r>
+        <w:t xml:space="preserve"> * </w:t>
+      </w:r>
+      <w:proofErr w:type="spellStart"/>
+      <w:r>
+        <w:t>standZ</w:t>
+      </w:r>
+      <w:proofErr w:type="spellEnd"/>
+      <w:proofErr w:type="gramStart"/>
+      <w:r>
+        <w:t>);</w:t>
+      </w:r>
+      <w:proofErr w:type="gramEnd"/>
+    </w:p>
+    <w:p>
+      <w:r>
+        <w:t xml:space="preserve">   2 float </w:t>
+      </w:r>
+      <w:proofErr w:type="gramStart"/>
+      <w:r>
+        <w:t>angle</w:t>
+      </w:r>
+      <w:proofErr w:type="gramEnd"/>
+      <w:r>
+        <w:t xml:space="preserve"> = </w:t>
+      </w:r>
+      <w:proofErr w:type="spellStart"/>
+      <w:r>
+        <w:t>acos</w:t>
+      </w:r>
+      <w:proofErr w:type="spellEnd"/>
+      <w:r>
+        <w:t xml:space="preserve">(dot) * 180.0 / </w:t>
+      </w:r>
+      <w:proofErr w:type="gramStart"/>
+      <w:r>
+        <w:t>PI;</w:t>
+      </w:r>
+      <w:proofErr w:type="gramEnd"/>
     </w:p>
     <w:p/>
     <w:p>
       <w:r>
-        <w:t xml:space="preserve">  3.3 Evaluating the model</w:t>
-      </w:r>
-    </w:p>
-    <w:p>
-      <w:r>
-        <w:t xml:space="preserve">  [INSERT CONFUSION MATRICES HERE]</w:t>
-      </w:r>
-    </w:p>
-    <w:p>
-      <w:r>
-        <w:t xml:space="preserve">   * The IMU model was specifically tested against "Flat Drops" to ensure the orientation logic successfully</w:t>
-      </w:r>
-    </w:p>
-    <w:p>
-      <w:r>
-        <w:t xml:space="preserve">     rejected non-fall impacts.</w:t>
-      </w:r>
-    </w:p>
-    <w:p>
-      <w:r>
-        <w:t xml:space="preserve">   * The Audio model was tested against "TV Chatter" in the Background class to minimize false triggers.</w:t>
-      </w:r>
-    </w:p>
-    <w:p/>
-    <w:p>
-      <w:r>
-        <w:t xml:space="preserve">  4. TensorFlow Lite Model Conversion</w:t>
-      </w:r>
-    </w:p>
-    <w:p>
-      <w:r>
-        <w:t xml:space="preserve">  Both models were converted to .tflite format using the TFLiteConverter. </w:t>
-      </w:r>
-    </w:p>
-    <w:p/>
-    <w:p>
-      <w:r>
-        <w:t xml:space="preserve">   * Quantization: [E.G. Weight Quantization / int8]</w:t>
-      </w:r>
-    </w:p>
-    <w:p>
-      <w:r>
-        <w:t xml:space="preserve">   * Final Model Sizes:</w:t>
-      </w:r>
-    </w:p>
-    <w:p>
-      <w:r>
-        <w:t xml:space="preserve">       * fall_model.tflite: [E.G. 4 KB]</w:t>
-      </w:r>
-    </w:p>
-    <w:p>
-      <w:r>
-        <w:t xml:space="preserve">       * emergency_model.tflite: [E.G. 18 KB]</w:t>
-      </w:r>
-    </w:p>
-    <w:p/>
-    <w:p>
-      <w:r>
-        <w:t xml:space="preserve">  5. Arduino Implementation</w:t>
-      </w:r>
-    </w:p>
-    <w:p/>
-    <w:p>
-      <w:r>
-        <w:t xml:space="preserve">  5.1 System State Machine</w:t>
-      </w:r>
-    </w:p>
-    <w:p>
-      <w:r>
-        <w:t xml:space="preserve">  The system operates using four primary states:</w:t>
-      </w:r>
-    </w:p>
-    <w:p>
-      <w:r>
-        <w:t xml:space="preserve">   1. IDLE: Monitoring Accelerometer for IMPACT_THRESHOLD &gt; 4.5G.</w:t>
-      </w:r>
-    </w:p>
-    <w:p>
-      <w:r>
-        <w:t xml:space="preserve">   2. VERIFYING: Waiting 1.5 seconds after impact to calculate the Tilt Angle and verify Stillness.</w:t>
-      </w:r>
-    </w:p>
-    <w:p>
-      <w:r>
-        <w:lastRenderedPageBreak/>
-        <w:t xml:space="preserve">   3. LISTENING: If verified, Stage 2 activates the PDM microphone for keyword recognition.</w:t>
-      </w:r>
-    </w:p>
-    <w:p>
-      <w:r>
-        <w:t xml:space="preserve">   4. ALARM: Triggers an external LED/Actuator if "HELP" or "EMERGENCY" is recognized.</w:t>
-      </w:r>
-    </w:p>
-    <w:p/>
-    <w:p>
-      <w:r>
-        <w:t xml:space="preserve">  5.2 Orientation Verification Logic</w:t>
-      </w:r>
-    </w:p>
-    <w:p>
-      <w:r>
-        <w:t xml:space="preserve">  To calculate the 90-degree tilt, a Dot Product calculation is performed between the initial standing vector </w:t>
-      </w:r>
-    </w:p>
-    <w:p>
-      <w:r>
-        <w:t xml:space="preserve">  (captured during calibration) and the current gravity vector after the fall.</w:t>
-      </w:r>
-    </w:p>
-    <w:p>
-      <w:r>
-        <w:t xml:space="preserve">   1 float dot = (ax * standX) + (ay * standY) + (az * standZ);</w:t>
-      </w:r>
-    </w:p>
-    <w:p>
-      <w:r>
-        <w:t xml:space="preserve">   2 float angle = acos(dot) * 180.0 / PI;</w:t>
-      </w:r>
-    </w:p>
-    <w:p/>
-    <w:p>
-      <w:r>
         <w:t xml:space="preserve">  5.3 Overall Flow</w:t>
       </w:r>
     </w:p>
     <w:p>
       <w:r>
-        <w:t xml:space="preserve">  The loop() function remains in a low-power state polling the IMU. Only when the mathematical "Fall</w:t>
+        <w:t xml:space="preserve">  The </w:t>
+      </w:r>
+      <w:proofErr w:type="gramStart"/>
+      <w:r>
+        <w:t>loop(</w:t>
+      </w:r>
+      <w:proofErr w:type="gramEnd"/>
+      <w:r>
+        <w:t>) function remains in a low-power state polling the IMU. Only when the mathematical "Fall</w:t>
       </w:r>
     </w:p>
     <w:p>
@@ -381,6 +1308,1531 @@
     </w:sectPr>
   </w:body>
 </w:document>
+</file>
+
+<file path=word/numbering.xml><?xml version="1.0" encoding="utf-8"?>
+<w:numbering xmlns:wpc="http://schemas.microsoft.com/office/word/2010/wordprocessingCanvas" xmlns:cx="http://schemas.microsoft.com/office/drawing/2014/chartex" xmlns:cx1="http://schemas.microsoft.com/office/drawing/2015/9/8/chartex" xmlns:cx2="http://schemas.microsoft.com/office/drawing/2015/10/21/chartex" xmlns:cx3="http://schemas.microsoft.com/office/drawing/2016/5/9/chartex" xmlns:cx4="http://schemas.microsoft.com/office/drawing/2016/5/10/chartex" xmlns:cx5="http://schemas.microsoft.com/office/drawing/2016/5/11/chartex" xmlns:cx6="http://schemas.microsoft.com/office/drawing/2016/5/12/chartex" xmlns:cx7="http://schemas.microsoft.com/office/drawing/2016/5/13/chartex" xmlns:cx8="http://schemas.microsoft.com/office/drawing/2016/5/14/chartex" xmlns:mc="http://schemas.openxmlformats.org/markup-compatibility/2006" xmlns:aink="http://schemas.microsoft.com/office/drawing/2016/ink" xmlns:am3d="http://schemas.microsoft.com/office/drawing/2017/model3d" xmlns:o="urn:schemas-microsoft-com:office:office" xmlns:oel="http://schemas.microsoft.com/office/2019/extlst" xmlns:r="http://schemas.openxmlformats.org/officeDocument/2006/relationships" xmlns:m="http://schemas.openxmlformats.org/officeDocument/2006/math" xmlns:v="urn:schemas-microsoft-com:vml" xmlns:wp14="http://schemas.microsoft.com/office/word/2010/wordprocessingDrawing" xmlns:wp="http://schemas.openxmlformats.org/drawingml/2006/wordprocessingDrawing" xmlns:w10="urn:schemas-microsoft-com:office:word" xmlns:w="http://schemas.openxmlformats.org/wordprocessingml/2006/main" xmlns:w14="http://schemas.microsoft.com/office/word/2010/wordml" xmlns:w15="http://schemas.microsoft.com/office/word/2012/wordml" xmlns:w16cex="http://schemas.microsoft.com/office/word/2018/wordml/cex" xmlns:w16cid="http://schemas.microsoft.com/office/word/2016/wordml/cid" xmlns:w16="http://schemas.microsoft.com/office/word/2018/wordml" xmlns:w16du="http://schemas.microsoft.com/office/word/2023/wordml/word16du" xmlns:w16sdtdh="http://schemas.microsoft.com/office/word/2020/wordml/sdtdatahash" xmlns:w16sdtfl="http://schemas.microsoft.com/office/word/2024/wordml/sdtformatlock" xmlns:w16se="http://schemas.microsoft.com/office/word/2015/wordml/symex" xmlns:wpg="http://schemas.microsoft.com/office/word/2010/wordprocessingGroup" xmlns:wpi="http://schemas.microsoft.com/office/word/2010/wordprocessingInk" xmlns:wne="http://schemas.microsoft.com/office/word/2006/wordml" xmlns:wps="http://schemas.microsoft.com/office/word/2010/wordprocessingShape" mc:Ignorable="w14 w15 w16se w16cid w16 w16cex w16sdtdh w16sdtfl w16du wp14">
+  <w:abstractNum w:abstractNumId="0" w15:restartNumberingAfterBreak="0">
+    <w:nsid w:val="0B211DE1"/>
+    <w:multiLevelType w:val="multilevel"/>
+    <w:tmpl w:val="FDBE0496"/>
+    <w:lvl w:ilvl="0">
+      <w:start w:val="1"/>
+      <w:numFmt w:val="bullet"/>
+      <w:lvlText w:val=""/>
+      <w:lvlJc w:val="left"/>
+      <w:pPr>
+        <w:tabs>
+          <w:tab w:val="num" w:pos="720"/>
+        </w:tabs>
+        <w:ind w:left="720" w:hanging="360"/>
+      </w:pPr>
+      <w:rPr>
+        <w:rFonts w:ascii="Symbol" w:hAnsi="Symbol" w:hint="default"/>
+        <w:sz w:val="20"/>
+      </w:rPr>
+    </w:lvl>
+    <w:lvl w:ilvl="1" w:tentative="1">
+      <w:start w:val="1"/>
+      <w:numFmt w:val="bullet"/>
+      <w:lvlText w:val="o"/>
+      <w:lvlJc w:val="left"/>
+      <w:pPr>
+        <w:tabs>
+          <w:tab w:val="num" w:pos="1440"/>
+        </w:tabs>
+        <w:ind w:left="1440" w:hanging="360"/>
+      </w:pPr>
+      <w:rPr>
+        <w:rFonts w:ascii="Courier New" w:hAnsi="Courier New" w:hint="default"/>
+        <w:sz w:val="20"/>
+      </w:rPr>
+    </w:lvl>
+    <w:lvl w:ilvl="2" w:tentative="1">
+      <w:start w:val="1"/>
+      <w:numFmt w:val="bullet"/>
+      <w:lvlText w:val=""/>
+      <w:lvlJc w:val="left"/>
+      <w:pPr>
+        <w:tabs>
+          <w:tab w:val="num" w:pos="2160"/>
+        </w:tabs>
+        <w:ind w:left="2160" w:hanging="360"/>
+      </w:pPr>
+      <w:rPr>
+        <w:rFonts w:ascii="Wingdings" w:hAnsi="Wingdings" w:hint="default"/>
+        <w:sz w:val="20"/>
+      </w:rPr>
+    </w:lvl>
+    <w:lvl w:ilvl="3" w:tentative="1">
+      <w:start w:val="1"/>
+      <w:numFmt w:val="bullet"/>
+      <w:lvlText w:val=""/>
+      <w:lvlJc w:val="left"/>
+      <w:pPr>
+        <w:tabs>
+          <w:tab w:val="num" w:pos="2880"/>
+        </w:tabs>
+        <w:ind w:left="2880" w:hanging="360"/>
+      </w:pPr>
+      <w:rPr>
+        <w:rFonts w:ascii="Wingdings" w:hAnsi="Wingdings" w:hint="default"/>
+        <w:sz w:val="20"/>
+      </w:rPr>
+    </w:lvl>
+    <w:lvl w:ilvl="4" w:tentative="1">
+      <w:start w:val="1"/>
+      <w:numFmt w:val="bullet"/>
+      <w:lvlText w:val=""/>
+      <w:lvlJc w:val="left"/>
+      <w:pPr>
+        <w:tabs>
+          <w:tab w:val="num" w:pos="3600"/>
+        </w:tabs>
+        <w:ind w:left="3600" w:hanging="360"/>
+      </w:pPr>
+      <w:rPr>
+        <w:rFonts w:ascii="Wingdings" w:hAnsi="Wingdings" w:hint="default"/>
+        <w:sz w:val="20"/>
+      </w:rPr>
+    </w:lvl>
+    <w:lvl w:ilvl="5" w:tentative="1">
+      <w:start w:val="1"/>
+      <w:numFmt w:val="bullet"/>
+      <w:lvlText w:val=""/>
+      <w:lvlJc w:val="left"/>
+      <w:pPr>
+        <w:tabs>
+          <w:tab w:val="num" w:pos="4320"/>
+        </w:tabs>
+        <w:ind w:left="4320" w:hanging="360"/>
+      </w:pPr>
+      <w:rPr>
+        <w:rFonts w:ascii="Wingdings" w:hAnsi="Wingdings" w:hint="default"/>
+        <w:sz w:val="20"/>
+      </w:rPr>
+    </w:lvl>
+    <w:lvl w:ilvl="6" w:tentative="1">
+      <w:start w:val="1"/>
+      <w:numFmt w:val="bullet"/>
+      <w:lvlText w:val=""/>
+      <w:lvlJc w:val="left"/>
+      <w:pPr>
+        <w:tabs>
+          <w:tab w:val="num" w:pos="5040"/>
+        </w:tabs>
+        <w:ind w:left="5040" w:hanging="360"/>
+      </w:pPr>
+      <w:rPr>
+        <w:rFonts w:ascii="Wingdings" w:hAnsi="Wingdings" w:hint="default"/>
+        <w:sz w:val="20"/>
+      </w:rPr>
+    </w:lvl>
+    <w:lvl w:ilvl="7" w:tentative="1">
+      <w:start w:val="1"/>
+      <w:numFmt w:val="bullet"/>
+      <w:lvlText w:val=""/>
+      <w:lvlJc w:val="left"/>
+      <w:pPr>
+        <w:tabs>
+          <w:tab w:val="num" w:pos="5760"/>
+        </w:tabs>
+        <w:ind w:left="5760" w:hanging="360"/>
+      </w:pPr>
+      <w:rPr>
+        <w:rFonts w:ascii="Wingdings" w:hAnsi="Wingdings" w:hint="default"/>
+        <w:sz w:val="20"/>
+      </w:rPr>
+    </w:lvl>
+    <w:lvl w:ilvl="8" w:tentative="1">
+      <w:start w:val="1"/>
+      <w:numFmt w:val="bullet"/>
+      <w:lvlText w:val=""/>
+      <w:lvlJc w:val="left"/>
+      <w:pPr>
+        <w:tabs>
+          <w:tab w:val="num" w:pos="6480"/>
+        </w:tabs>
+        <w:ind w:left="6480" w:hanging="360"/>
+      </w:pPr>
+      <w:rPr>
+        <w:rFonts w:ascii="Wingdings" w:hAnsi="Wingdings" w:hint="default"/>
+        <w:sz w:val="20"/>
+      </w:rPr>
+    </w:lvl>
+  </w:abstractNum>
+  <w:abstractNum w:abstractNumId="1" w15:restartNumberingAfterBreak="0">
+    <w:nsid w:val="152E33E3"/>
+    <w:multiLevelType w:val="multilevel"/>
+    <w:tmpl w:val="8A347A58"/>
+    <w:lvl w:ilvl="0">
+      <w:start w:val="1"/>
+      <w:numFmt w:val="bullet"/>
+      <w:lvlText w:val=""/>
+      <w:lvlJc w:val="left"/>
+      <w:pPr>
+        <w:tabs>
+          <w:tab w:val="num" w:pos="720"/>
+        </w:tabs>
+        <w:ind w:left="720" w:hanging="360"/>
+      </w:pPr>
+      <w:rPr>
+        <w:rFonts w:ascii="Symbol" w:hAnsi="Symbol" w:hint="default"/>
+        <w:sz w:val="20"/>
+      </w:rPr>
+    </w:lvl>
+    <w:lvl w:ilvl="1">
+      <w:start w:val="1"/>
+      <w:numFmt w:val="bullet"/>
+      <w:lvlText w:val="o"/>
+      <w:lvlJc w:val="left"/>
+      <w:pPr>
+        <w:tabs>
+          <w:tab w:val="num" w:pos="1440"/>
+        </w:tabs>
+        <w:ind w:left="1440" w:hanging="360"/>
+      </w:pPr>
+      <w:rPr>
+        <w:rFonts w:ascii="Courier New" w:hAnsi="Courier New" w:hint="default"/>
+        <w:sz w:val="20"/>
+      </w:rPr>
+    </w:lvl>
+    <w:lvl w:ilvl="2" w:tentative="1">
+      <w:start w:val="1"/>
+      <w:numFmt w:val="bullet"/>
+      <w:lvlText w:val=""/>
+      <w:lvlJc w:val="left"/>
+      <w:pPr>
+        <w:tabs>
+          <w:tab w:val="num" w:pos="2160"/>
+        </w:tabs>
+        <w:ind w:left="2160" w:hanging="360"/>
+      </w:pPr>
+      <w:rPr>
+        <w:rFonts w:ascii="Wingdings" w:hAnsi="Wingdings" w:hint="default"/>
+        <w:sz w:val="20"/>
+      </w:rPr>
+    </w:lvl>
+    <w:lvl w:ilvl="3" w:tentative="1">
+      <w:start w:val="1"/>
+      <w:numFmt w:val="bullet"/>
+      <w:lvlText w:val=""/>
+      <w:lvlJc w:val="left"/>
+      <w:pPr>
+        <w:tabs>
+          <w:tab w:val="num" w:pos="2880"/>
+        </w:tabs>
+        <w:ind w:left="2880" w:hanging="360"/>
+      </w:pPr>
+      <w:rPr>
+        <w:rFonts w:ascii="Wingdings" w:hAnsi="Wingdings" w:hint="default"/>
+        <w:sz w:val="20"/>
+      </w:rPr>
+    </w:lvl>
+    <w:lvl w:ilvl="4" w:tentative="1">
+      <w:start w:val="1"/>
+      <w:numFmt w:val="bullet"/>
+      <w:lvlText w:val=""/>
+      <w:lvlJc w:val="left"/>
+      <w:pPr>
+        <w:tabs>
+          <w:tab w:val="num" w:pos="3600"/>
+        </w:tabs>
+        <w:ind w:left="3600" w:hanging="360"/>
+      </w:pPr>
+      <w:rPr>
+        <w:rFonts w:ascii="Wingdings" w:hAnsi="Wingdings" w:hint="default"/>
+        <w:sz w:val="20"/>
+      </w:rPr>
+    </w:lvl>
+    <w:lvl w:ilvl="5" w:tentative="1">
+      <w:start w:val="1"/>
+      <w:numFmt w:val="bullet"/>
+      <w:lvlText w:val=""/>
+      <w:lvlJc w:val="left"/>
+      <w:pPr>
+        <w:tabs>
+          <w:tab w:val="num" w:pos="4320"/>
+        </w:tabs>
+        <w:ind w:left="4320" w:hanging="360"/>
+      </w:pPr>
+      <w:rPr>
+        <w:rFonts w:ascii="Wingdings" w:hAnsi="Wingdings" w:hint="default"/>
+        <w:sz w:val="20"/>
+      </w:rPr>
+    </w:lvl>
+    <w:lvl w:ilvl="6" w:tentative="1">
+      <w:start w:val="1"/>
+      <w:numFmt w:val="bullet"/>
+      <w:lvlText w:val=""/>
+      <w:lvlJc w:val="left"/>
+      <w:pPr>
+        <w:tabs>
+          <w:tab w:val="num" w:pos="5040"/>
+        </w:tabs>
+        <w:ind w:left="5040" w:hanging="360"/>
+      </w:pPr>
+      <w:rPr>
+        <w:rFonts w:ascii="Wingdings" w:hAnsi="Wingdings" w:hint="default"/>
+        <w:sz w:val="20"/>
+      </w:rPr>
+    </w:lvl>
+    <w:lvl w:ilvl="7" w:tentative="1">
+      <w:start w:val="1"/>
+      <w:numFmt w:val="bullet"/>
+      <w:lvlText w:val=""/>
+      <w:lvlJc w:val="left"/>
+      <w:pPr>
+        <w:tabs>
+          <w:tab w:val="num" w:pos="5760"/>
+        </w:tabs>
+        <w:ind w:left="5760" w:hanging="360"/>
+      </w:pPr>
+      <w:rPr>
+        <w:rFonts w:ascii="Wingdings" w:hAnsi="Wingdings" w:hint="default"/>
+        <w:sz w:val="20"/>
+      </w:rPr>
+    </w:lvl>
+    <w:lvl w:ilvl="8" w:tentative="1">
+      <w:start w:val="1"/>
+      <w:numFmt w:val="bullet"/>
+      <w:lvlText w:val=""/>
+      <w:lvlJc w:val="left"/>
+      <w:pPr>
+        <w:tabs>
+          <w:tab w:val="num" w:pos="6480"/>
+        </w:tabs>
+        <w:ind w:left="6480" w:hanging="360"/>
+      </w:pPr>
+      <w:rPr>
+        <w:rFonts w:ascii="Wingdings" w:hAnsi="Wingdings" w:hint="default"/>
+        <w:sz w:val="20"/>
+      </w:rPr>
+    </w:lvl>
+  </w:abstractNum>
+  <w:abstractNum w:abstractNumId="2" w15:restartNumberingAfterBreak="0">
+    <w:nsid w:val="1CA93282"/>
+    <w:multiLevelType w:val="multilevel"/>
+    <w:tmpl w:val="A044E818"/>
+    <w:lvl w:ilvl="0">
+      <w:start w:val="1"/>
+      <w:numFmt w:val="bullet"/>
+      <w:lvlText w:val=""/>
+      <w:lvlJc w:val="left"/>
+      <w:pPr>
+        <w:tabs>
+          <w:tab w:val="num" w:pos="720"/>
+        </w:tabs>
+        <w:ind w:left="720" w:hanging="360"/>
+      </w:pPr>
+      <w:rPr>
+        <w:rFonts w:ascii="Symbol" w:hAnsi="Symbol" w:hint="default"/>
+        <w:sz w:val="20"/>
+      </w:rPr>
+    </w:lvl>
+    <w:lvl w:ilvl="1" w:tentative="1">
+      <w:start w:val="1"/>
+      <w:numFmt w:val="bullet"/>
+      <w:lvlText w:val="o"/>
+      <w:lvlJc w:val="left"/>
+      <w:pPr>
+        <w:tabs>
+          <w:tab w:val="num" w:pos="1440"/>
+        </w:tabs>
+        <w:ind w:left="1440" w:hanging="360"/>
+      </w:pPr>
+      <w:rPr>
+        <w:rFonts w:ascii="Courier New" w:hAnsi="Courier New" w:hint="default"/>
+        <w:sz w:val="20"/>
+      </w:rPr>
+    </w:lvl>
+    <w:lvl w:ilvl="2" w:tentative="1">
+      <w:start w:val="1"/>
+      <w:numFmt w:val="bullet"/>
+      <w:lvlText w:val=""/>
+      <w:lvlJc w:val="left"/>
+      <w:pPr>
+        <w:tabs>
+          <w:tab w:val="num" w:pos="2160"/>
+        </w:tabs>
+        <w:ind w:left="2160" w:hanging="360"/>
+      </w:pPr>
+      <w:rPr>
+        <w:rFonts w:ascii="Wingdings" w:hAnsi="Wingdings" w:hint="default"/>
+        <w:sz w:val="20"/>
+      </w:rPr>
+    </w:lvl>
+    <w:lvl w:ilvl="3" w:tentative="1">
+      <w:start w:val="1"/>
+      <w:numFmt w:val="bullet"/>
+      <w:lvlText w:val=""/>
+      <w:lvlJc w:val="left"/>
+      <w:pPr>
+        <w:tabs>
+          <w:tab w:val="num" w:pos="2880"/>
+        </w:tabs>
+        <w:ind w:left="2880" w:hanging="360"/>
+      </w:pPr>
+      <w:rPr>
+        <w:rFonts w:ascii="Wingdings" w:hAnsi="Wingdings" w:hint="default"/>
+        <w:sz w:val="20"/>
+      </w:rPr>
+    </w:lvl>
+    <w:lvl w:ilvl="4" w:tentative="1">
+      <w:start w:val="1"/>
+      <w:numFmt w:val="bullet"/>
+      <w:lvlText w:val=""/>
+      <w:lvlJc w:val="left"/>
+      <w:pPr>
+        <w:tabs>
+          <w:tab w:val="num" w:pos="3600"/>
+        </w:tabs>
+        <w:ind w:left="3600" w:hanging="360"/>
+      </w:pPr>
+      <w:rPr>
+        <w:rFonts w:ascii="Wingdings" w:hAnsi="Wingdings" w:hint="default"/>
+        <w:sz w:val="20"/>
+      </w:rPr>
+    </w:lvl>
+    <w:lvl w:ilvl="5" w:tentative="1">
+      <w:start w:val="1"/>
+      <w:numFmt w:val="bullet"/>
+      <w:lvlText w:val=""/>
+      <w:lvlJc w:val="left"/>
+      <w:pPr>
+        <w:tabs>
+          <w:tab w:val="num" w:pos="4320"/>
+        </w:tabs>
+        <w:ind w:left="4320" w:hanging="360"/>
+      </w:pPr>
+      <w:rPr>
+        <w:rFonts w:ascii="Wingdings" w:hAnsi="Wingdings" w:hint="default"/>
+        <w:sz w:val="20"/>
+      </w:rPr>
+    </w:lvl>
+    <w:lvl w:ilvl="6" w:tentative="1">
+      <w:start w:val="1"/>
+      <w:numFmt w:val="bullet"/>
+      <w:lvlText w:val=""/>
+      <w:lvlJc w:val="left"/>
+      <w:pPr>
+        <w:tabs>
+          <w:tab w:val="num" w:pos="5040"/>
+        </w:tabs>
+        <w:ind w:left="5040" w:hanging="360"/>
+      </w:pPr>
+      <w:rPr>
+        <w:rFonts w:ascii="Wingdings" w:hAnsi="Wingdings" w:hint="default"/>
+        <w:sz w:val="20"/>
+      </w:rPr>
+    </w:lvl>
+    <w:lvl w:ilvl="7" w:tentative="1">
+      <w:start w:val="1"/>
+      <w:numFmt w:val="bullet"/>
+      <w:lvlText w:val=""/>
+      <w:lvlJc w:val="left"/>
+      <w:pPr>
+        <w:tabs>
+          <w:tab w:val="num" w:pos="5760"/>
+        </w:tabs>
+        <w:ind w:left="5760" w:hanging="360"/>
+      </w:pPr>
+      <w:rPr>
+        <w:rFonts w:ascii="Wingdings" w:hAnsi="Wingdings" w:hint="default"/>
+        <w:sz w:val="20"/>
+      </w:rPr>
+    </w:lvl>
+    <w:lvl w:ilvl="8" w:tentative="1">
+      <w:start w:val="1"/>
+      <w:numFmt w:val="bullet"/>
+      <w:lvlText w:val=""/>
+      <w:lvlJc w:val="left"/>
+      <w:pPr>
+        <w:tabs>
+          <w:tab w:val="num" w:pos="6480"/>
+        </w:tabs>
+        <w:ind w:left="6480" w:hanging="360"/>
+      </w:pPr>
+      <w:rPr>
+        <w:rFonts w:ascii="Wingdings" w:hAnsi="Wingdings" w:hint="default"/>
+        <w:sz w:val="20"/>
+      </w:rPr>
+    </w:lvl>
+  </w:abstractNum>
+  <w:abstractNum w:abstractNumId="3" w15:restartNumberingAfterBreak="0">
+    <w:nsid w:val="225A069E"/>
+    <w:multiLevelType w:val="multilevel"/>
+    <w:tmpl w:val="09EE5C8C"/>
+    <w:lvl w:ilvl="0">
+      <w:start w:val="1"/>
+      <w:numFmt w:val="bullet"/>
+      <w:lvlText w:val=""/>
+      <w:lvlJc w:val="left"/>
+      <w:pPr>
+        <w:tabs>
+          <w:tab w:val="num" w:pos="720"/>
+        </w:tabs>
+        <w:ind w:left="720" w:hanging="360"/>
+      </w:pPr>
+      <w:rPr>
+        <w:rFonts w:ascii="Symbol" w:hAnsi="Symbol" w:hint="default"/>
+        <w:sz w:val="20"/>
+      </w:rPr>
+    </w:lvl>
+    <w:lvl w:ilvl="1">
+      <w:start w:val="1"/>
+      <w:numFmt w:val="bullet"/>
+      <w:lvlText w:val="o"/>
+      <w:lvlJc w:val="left"/>
+      <w:pPr>
+        <w:tabs>
+          <w:tab w:val="num" w:pos="1440"/>
+        </w:tabs>
+        <w:ind w:left="1440" w:hanging="360"/>
+      </w:pPr>
+      <w:rPr>
+        <w:rFonts w:ascii="Courier New" w:hAnsi="Courier New" w:hint="default"/>
+        <w:sz w:val="20"/>
+      </w:rPr>
+    </w:lvl>
+    <w:lvl w:ilvl="2" w:tentative="1">
+      <w:start w:val="1"/>
+      <w:numFmt w:val="bullet"/>
+      <w:lvlText w:val=""/>
+      <w:lvlJc w:val="left"/>
+      <w:pPr>
+        <w:tabs>
+          <w:tab w:val="num" w:pos="2160"/>
+        </w:tabs>
+        <w:ind w:left="2160" w:hanging="360"/>
+      </w:pPr>
+      <w:rPr>
+        <w:rFonts w:ascii="Wingdings" w:hAnsi="Wingdings" w:hint="default"/>
+        <w:sz w:val="20"/>
+      </w:rPr>
+    </w:lvl>
+    <w:lvl w:ilvl="3" w:tentative="1">
+      <w:start w:val="1"/>
+      <w:numFmt w:val="bullet"/>
+      <w:lvlText w:val=""/>
+      <w:lvlJc w:val="left"/>
+      <w:pPr>
+        <w:tabs>
+          <w:tab w:val="num" w:pos="2880"/>
+        </w:tabs>
+        <w:ind w:left="2880" w:hanging="360"/>
+      </w:pPr>
+      <w:rPr>
+        <w:rFonts w:ascii="Wingdings" w:hAnsi="Wingdings" w:hint="default"/>
+        <w:sz w:val="20"/>
+      </w:rPr>
+    </w:lvl>
+    <w:lvl w:ilvl="4" w:tentative="1">
+      <w:start w:val="1"/>
+      <w:numFmt w:val="bullet"/>
+      <w:lvlText w:val=""/>
+      <w:lvlJc w:val="left"/>
+      <w:pPr>
+        <w:tabs>
+          <w:tab w:val="num" w:pos="3600"/>
+        </w:tabs>
+        <w:ind w:left="3600" w:hanging="360"/>
+      </w:pPr>
+      <w:rPr>
+        <w:rFonts w:ascii="Wingdings" w:hAnsi="Wingdings" w:hint="default"/>
+        <w:sz w:val="20"/>
+      </w:rPr>
+    </w:lvl>
+    <w:lvl w:ilvl="5" w:tentative="1">
+      <w:start w:val="1"/>
+      <w:numFmt w:val="bullet"/>
+      <w:lvlText w:val=""/>
+      <w:lvlJc w:val="left"/>
+      <w:pPr>
+        <w:tabs>
+          <w:tab w:val="num" w:pos="4320"/>
+        </w:tabs>
+        <w:ind w:left="4320" w:hanging="360"/>
+      </w:pPr>
+      <w:rPr>
+        <w:rFonts w:ascii="Wingdings" w:hAnsi="Wingdings" w:hint="default"/>
+        <w:sz w:val="20"/>
+      </w:rPr>
+    </w:lvl>
+    <w:lvl w:ilvl="6" w:tentative="1">
+      <w:start w:val="1"/>
+      <w:numFmt w:val="bullet"/>
+      <w:lvlText w:val=""/>
+      <w:lvlJc w:val="left"/>
+      <w:pPr>
+        <w:tabs>
+          <w:tab w:val="num" w:pos="5040"/>
+        </w:tabs>
+        <w:ind w:left="5040" w:hanging="360"/>
+      </w:pPr>
+      <w:rPr>
+        <w:rFonts w:ascii="Wingdings" w:hAnsi="Wingdings" w:hint="default"/>
+        <w:sz w:val="20"/>
+      </w:rPr>
+    </w:lvl>
+    <w:lvl w:ilvl="7" w:tentative="1">
+      <w:start w:val="1"/>
+      <w:numFmt w:val="bullet"/>
+      <w:lvlText w:val=""/>
+      <w:lvlJc w:val="left"/>
+      <w:pPr>
+        <w:tabs>
+          <w:tab w:val="num" w:pos="5760"/>
+        </w:tabs>
+        <w:ind w:left="5760" w:hanging="360"/>
+      </w:pPr>
+      <w:rPr>
+        <w:rFonts w:ascii="Wingdings" w:hAnsi="Wingdings" w:hint="default"/>
+        <w:sz w:val="20"/>
+      </w:rPr>
+    </w:lvl>
+    <w:lvl w:ilvl="8" w:tentative="1">
+      <w:start w:val="1"/>
+      <w:numFmt w:val="bullet"/>
+      <w:lvlText w:val=""/>
+      <w:lvlJc w:val="left"/>
+      <w:pPr>
+        <w:tabs>
+          <w:tab w:val="num" w:pos="6480"/>
+        </w:tabs>
+        <w:ind w:left="6480" w:hanging="360"/>
+      </w:pPr>
+      <w:rPr>
+        <w:rFonts w:ascii="Wingdings" w:hAnsi="Wingdings" w:hint="default"/>
+        <w:sz w:val="20"/>
+      </w:rPr>
+    </w:lvl>
+  </w:abstractNum>
+  <w:abstractNum w:abstractNumId="4" w15:restartNumberingAfterBreak="0">
+    <w:nsid w:val="22A96251"/>
+    <w:multiLevelType w:val="multilevel"/>
+    <w:tmpl w:val="EC1C7224"/>
+    <w:lvl w:ilvl="0">
+      <w:start w:val="1"/>
+      <w:numFmt w:val="bullet"/>
+      <w:lvlText w:val=""/>
+      <w:lvlJc w:val="left"/>
+      <w:pPr>
+        <w:tabs>
+          <w:tab w:val="num" w:pos="720"/>
+        </w:tabs>
+        <w:ind w:left="720" w:hanging="360"/>
+      </w:pPr>
+      <w:rPr>
+        <w:rFonts w:ascii="Symbol" w:hAnsi="Symbol" w:hint="default"/>
+        <w:sz w:val="20"/>
+      </w:rPr>
+    </w:lvl>
+    <w:lvl w:ilvl="1" w:tentative="1">
+      <w:start w:val="1"/>
+      <w:numFmt w:val="bullet"/>
+      <w:lvlText w:val="o"/>
+      <w:lvlJc w:val="left"/>
+      <w:pPr>
+        <w:tabs>
+          <w:tab w:val="num" w:pos="1440"/>
+        </w:tabs>
+        <w:ind w:left="1440" w:hanging="360"/>
+      </w:pPr>
+      <w:rPr>
+        <w:rFonts w:ascii="Courier New" w:hAnsi="Courier New" w:hint="default"/>
+        <w:sz w:val="20"/>
+      </w:rPr>
+    </w:lvl>
+    <w:lvl w:ilvl="2" w:tentative="1">
+      <w:start w:val="1"/>
+      <w:numFmt w:val="bullet"/>
+      <w:lvlText w:val=""/>
+      <w:lvlJc w:val="left"/>
+      <w:pPr>
+        <w:tabs>
+          <w:tab w:val="num" w:pos="2160"/>
+        </w:tabs>
+        <w:ind w:left="2160" w:hanging="360"/>
+      </w:pPr>
+      <w:rPr>
+        <w:rFonts w:ascii="Wingdings" w:hAnsi="Wingdings" w:hint="default"/>
+        <w:sz w:val="20"/>
+      </w:rPr>
+    </w:lvl>
+    <w:lvl w:ilvl="3" w:tentative="1">
+      <w:start w:val="1"/>
+      <w:numFmt w:val="bullet"/>
+      <w:lvlText w:val=""/>
+      <w:lvlJc w:val="left"/>
+      <w:pPr>
+        <w:tabs>
+          <w:tab w:val="num" w:pos="2880"/>
+        </w:tabs>
+        <w:ind w:left="2880" w:hanging="360"/>
+      </w:pPr>
+      <w:rPr>
+        <w:rFonts w:ascii="Wingdings" w:hAnsi="Wingdings" w:hint="default"/>
+        <w:sz w:val="20"/>
+      </w:rPr>
+    </w:lvl>
+    <w:lvl w:ilvl="4" w:tentative="1">
+      <w:start w:val="1"/>
+      <w:numFmt w:val="bullet"/>
+      <w:lvlText w:val=""/>
+      <w:lvlJc w:val="left"/>
+      <w:pPr>
+        <w:tabs>
+          <w:tab w:val="num" w:pos="3600"/>
+        </w:tabs>
+        <w:ind w:left="3600" w:hanging="360"/>
+      </w:pPr>
+      <w:rPr>
+        <w:rFonts w:ascii="Wingdings" w:hAnsi="Wingdings" w:hint="default"/>
+        <w:sz w:val="20"/>
+      </w:rPr>
+    </w:lvl>
+    <w:lvl w:ilvl="5" w:tentative="1">
+      <w:start w:val="1"/>
+      <w:numFmt w:val="bullet"/>
+      <w:lvlText w:val=""/>
+      <w:lvlJc w:val="left"/>
+      <w:pPr>
+        <w:tabs>
+          <w:tab w:val="num" w:pos="4320"/>
+        </w:tabs>
+        <w:ind w:left="4320" w:hanging="360"/>
+      </w:pPr>
+      <w:rPr>
+        <w:rFonts w:ascii="Wingdings" w:hAnsi="Wingdings" w:hint="default"/>
+        <w:sz w:val="20"/>
+      </w:rPr>
+    </w:lvl>
+    <w:lvl w:ilvl="6" w:tentative="1">
+      <w:start w:val="1"/>
+      <w:numFmt w:val="bullet"/>
+      <w:lvlText w:val=""/>
+      <w:lvlJc w:val="left"/>
+      <w:pPr>
+        <w:tabs>
+          <w:tab w:val="num" w:pos="5040"/>
+        </w:tabs>
+        <w:ind w:left="5040" w:hanging="360"/>
+      </w:pPr>
+      <w:rPr>
+        <w:rFonts w:ascii="Wingdings" w:hAnsi="Wingdings" w:hint="default"/>
+        <w:sz w:val="20"/>
+      </w:rPr>
+    </w:lvl>
+    <w:lvl w:ilvl="7" w:tentative="1">
+      <w:start w:val="1"/>
+      <w:numFmt w:val="bullet"/>
+      <w:lvlText w:val=""/>
+      <w:lvlJc w:val="left"/>
+      <w:pPr>
+        <w:tabs>
+          <w:tab w:val="num" w:pos="5760"/>
+        </w:tabs>
+        <w:ind w:left="5760" w:hanging="360"/>
+      </w:pPr>
+      <w:rPr>
+        <w:rFonts w:ascii="Wingdings" w:hAnsi="Wingdings" w:hint="default"/>
+        <w:sz w:val="20"/>
+      </w:rPr>
+    </w:lvl>
+    <w:lvl w:ilvl="8" w:tentative="1">
+      <w:start w:val="1"/>
+      <w:numFmt w:val="bullet"/>
+      <w:lvlText w:val=""/>
+      <w:lvlJc w:val="left"/>
+      <w:pPr>
+        <w:tabs>
+          <w:tab w:val="num" w:pos="6480"/>
+        </w:tabs>
+        <w:ind w:left="6480" w:hanging="360"/>
+      </w:pPr>
+      <w:rPr>
+        <w:rFonts w:ascii="Wingdings" w:hAnsi="Wingdings" w:hint="default"/>
+        <w:sz w:val="20"/>
+      </w:rPr>
+    </w:lvl>
+  </w:abstractNum>
+  <w:abstractNum w:abstractNumId="5" w15:restartNumberingAfterBreak="0">
+    <w:nsid w:val="32D67E55"/>
+    <w:multiLevelType w:val="multilevel"/>
+    <w:tmpl w:val="951E1F4A"/>
+    <w:lvl w:ilvl="0">
+      <w:start w:val="1"/>
+      <w:numFmt w:val="bullet"/>
+      <w:lvlText w:val=""/>
+      <w:lvlJc w:val="left"/>
+      <w:pPr>
+        <w:tabs>
+          <w:tab w:val="num" w:pos="720"/>
+        </w:tabs>
+        <w:ind w:left="720" w:hanging="360"/>
+      </w:pPr>
+      <w:rPr>
+        <w:rFonts w:ascii="Symbol" w:hAnsi="Symbol" w:hint="default"/>
+        <w:sz w:val="20"/>
+      </w:rPr>
+    </w:lvl>
+    <w:lvl w:ilvl="1" w:tentative="1">
+      <w:start w:val="1"/>
+      <w:numFmt w:val="bullet"/>
+      <w:lvlText w:val="o"/>
+      <w:lvlJc w:val="left"/>
+      <w:pPr>
+        <w:tabs>
+          <w:tab w:val="num" w:pos="1440"/>
+        </w:tabs>
+        <w:ind w:left="1440" w:hanging="360"/>
+      </w:pPr>
+      <w:rPr>
+        <w:rFonts w:ascii="Courier New" w:hAnsi="Courier New" w:hint="default"/>
+        <w:sz w:val="20"/>
+      </w:rPr>
+    </w:lvl>
+    <w:lvl w:ilvl="2" w:tentative="1">
+      <w:start w:val="1"/>
+      <w:numFmt w:val="bullet"/>
+      <w:lvlText w:val=""/>
+      <w:lvlJc w:val="left"/>
+      <w:pPr>
+        <w:tabs>
+          <w:tab w:val="num" w:pos="2160"/>
+        </w:tabs>
+        <w:ind w:left="2160" w:hanging="360"/>
+      </w:pPr>
+      <w:rPr>
+        <w:rFonts w:ascii="Wingdings" w:hAnsi="Wingdings" w:hint="default"/>
+        <w:sz w:val="20"/>
+      </w:rPr>
+    </w:lvl>
+    <w:lvl w:ilvl="3" w:tentative="1">
+      <w:start w:val="1"/>
+      <w:numFmt w:val="bullet"/>
+      <w:lvlText w:val=""/>
+      <w:lvlJc w:val="left"/>
+      <w:pPr>
+        <w:tabs>
+          <w:tab w:val="num" w:pos="2880"/>
+        </w:tabs>
+        <w:ind w:left="2880" w:hanging="360"/>
+      </w:pPr>
+      <w:rPr>
+        <w:rFonts w:ascii="Wingdings" w:hAnsi="Wingdings" w:hint="default"/>
+        <w:sz w:val="20"/>
+      </w:rPr>
+    </w:lvl>
+    <w:lvl w:ilvl="4" w:tentative="1">
+      <w:start w:val="1"/>
+      <w:numFmt w:val="bullet"/>
+      <w:lvlText w:val=""/>
+      <w:lvlJc w:val="left"/>
+      <w:pPr>
+        <w:tabs>
+          <w:tab w:val="num" w:pos="3600"/>
+        </w:tabs>
+        <w:ind w:left="3600" w:hanging="360"/>
+      </w:pPr>
+      <w:rPr>
+        <w:rFonts w:ascii="Wingdings" w:hAnsi="Wingdings" w:hint="default"/>
+        <w:sz w:val="20"/>
+      </w:rPr>
+    </w:lvl>
+    <w:lvl w:ilvl="5" w:tentative="1">
+      <w:start w:val="1"/>
+      <w:numFmt w:val="bullet"/>
+      <w:lvlText w:val=""/>
+      <w:lvlJc w:val="left"/>
+      <w:pPr>
+        <w:tabs>
+          <w:tab w:val="num" w:pos="4320"/>
+        </w:tabs>
+        <w:ind w:left="4320" w:hanging="360"/>
+      </w:pPr>
+      <w:rPr>
+        <w:rFonts w:ascii="Wingdings" w:hAnsi="Wingdings" w:hint="default"/>
+        <w:sz w:val="20"/>
+      </w:rPr>
+    </w:lvl>
+    <w:lvl w:ilvl="6" w:tentative="1">
+      <w:start w:val="1"/>
+      <w:numFmt w:val="bullet"/>
+      <w:lvlText w:val=""/>
+      <w:lvlJc w:val="left"/>
+      <w:pPr>
+        <w:tabs>
+          <w:tab w:val="num" w:pos="5040"/>
+        </w:tabs>
+        <w:ind w:left="5040" w:hanging="360"/>
+      </w:pPr>
+      <w:rPr>
+        <w:rFonts w:ascii="Wingdings" w:hAnsi="Wingdings" w:hint="default"/>
+        <w:sz w:val="20"/>
+      </w:rPr>
+    </w:lvl>
+    <w:lvl w:ilvl="7" w:tentative="1">
+      <w:start w:val="1"/>
+      <w:numFmt w:val="bullet"/>
+      <w:lvlText w:val=""/>
+      <w:lvlJc w:val="left"/>
+      <w:pPr>
+        <w:tabs>
+          <w:tab w:val="num" w:pos="5760"/>
+        </w:tabs>
+        <w:ind w:left="5760" w:hanging="360"/>
+      </w:pPr>
+      <w:rPr>
+        <w:rFonts w:ascii="Wingdings" w:hAnsi="Wingdings" w:hint="default"/>
+        <w:sz w:val="20"/>
+      </w:rPr>
+    </w:lvl>
+    <w:lvl w:ilvl="8" w:tentative="1">
+      <w:start w:val="1"/>
+      <w:numFmt w:val="bullet"/>
+      <w:lvlText w:val=""/>
+      <w:lvlJc w:val="left"/>
+      <w:pPr>
+        <w:tabs>
+          <w:tab w:val="num" w:pos="6480"/>
+        </w:tabs>
+        <w:ind w:left="6480" w:hanging="360"/>
+      </w:pPr>
+      <w:rPr>
+        <w:rFonts w:ascii="Wingdings" w:hAnsi="Wingdings" w:hint="default"/>
+        <w:sz w:val="20"/>
+      </w:rPr>
+    </w:lvl>
+  </w:abstractNum>
+  <w:abstractNum w:abstractNumId="6" w15:restartNumberingAfterBreak="0">
+    <w:nsid w:val="3B932A5E"/>
+    <w:multiLevelType w:val="multilevel"/>
+    <w:tmpl w:val="442A76FA"/>
+    <w:lvl w:ilvl="0">
+      <w:start w:val="1"/>
+      <w:numFmt w:val="bullet"/>
+      <w:lvlText w:val=""/>
+      <w:lvlJc w:val="left"/>
+      <w:pPr>
+        <w:tabs>
+          <w:tab w:val="num" w:pos="720"/>
+        </w:tabs>
+        <w:ind w:left="720" w:hanging="360"/>
+      </w:pPr>
+      <w:rPr>
+        <w:rFonts w:ascii="Symbol" w:hAnsi="Symbol" w:hint="default"/>
+        <w:sz w:val="20"/>
+      </w:rPr>
+    </w:lvl>
+    <w:lvl w:ilvl="1" w:tentative="1">
+      <w:start w:val="1"/>
+      <w:numFmt w:val="bullet"/>
+      <w:lvlText w:val="o"/>
+      <w:lvlJc w:val="left"/>
+      <w:pPr>
+        <w:tabs>
+          <w:tab w:val="num" w:pos="1440"/>
+        </w:tabs>
+        <w:ind w:left="1440" w:hanging="360"/>
+      </w:pPr>
+      <w:rPr>
+        <w:rFonts w:ascii="Courier New" w:hAnsi="Courier New" w:hint="default"/>
+        <w:sz w:val="20"/>
+      </w:rPr>
+    </w:lvl>
+    <w:lvl w:ilvl="2" w:tentative="1">
+      <w:start w:val="1"/>
+      <w:numFmt w:val="bullet"/>
+      <w:lvlText w:val=""/>
+      <w:lvlJc w:val="left"/>
+      <w:pPr>
+        <w:tabs>
+          <w:tab w:val="num" w:pos="2160"/>
+        </w:tabs>
+        <w:ind w:left="2160" w:hanging="360"/>
+      </w:pPr>
+      <w:rPr>
+        <w:rFonts w:ascii="Wingdings" w:hAnsi="Wingdings" w:hint="default"/>
+        <w:sz w:val="20"/>
+      </w:rPr>
+    </w:lvl>
+    <w:lvl w:ilvl="3" w:tentative="1">
+      <w:start w:val="1"/>
+      <w:numFmt w:val="bullet"/>
+      <w:lvlText w:val=""/>
+      <w:lvlJc w:val="left"/>
+      <w:pPr>
+        <w:tabs>
+          <w:tab w:val="num" w:pos="2880"/>
+        </w:tabs>
+        <w:ind w:left="2880" w:hanging="360"/>
+      </w:pPr>
+      <w:rPr>
+        <w:rFonts w:ascii="Wingdings" w:hAnsi="Wingdings" w:hint="default"/>
+        <w:sz w:val="20"/>
+      </w:rPr>
+    </w:lvl>
+    <w:lvl w:ilvl="4" w:tentative="1">
+      <w:start w:val="1"/>
+      <w:numFmt w:val="bullet"/>
+      <w:lvlText w:val=""/>
+      <w:lvlJc w:val="left"/>
+      <w:pPr>
+        <w:tabs>
+          <w:tab w:val="num" w:pos="3600"/>
+        </w:tabs>
+        <w:ind w:left="3600" w:hanging="360"/>
+      </w:pPr>
+      <w:rPr>
+        <w:rFonts w:ascii="Wingdings" w:hAnsi="Wingdings" w:hint="default"/>
+        <w:sz w:val="20"/>
+      </w:rPr>
+    </w:lvl>
+    <w:lvl w:ilvl="5" w:tentative="1">
+      <w:start w:val="1"/>
+      <w:numFmt w:val="bullet"/>
+      <w:lvlText w:val=""/>
+      <w:lvlJc w:val="left"/>
+      <w:pPr>
+        <w:tabs>
+          <w:tab w:val="num" w:pos="4320"/>
+        </w:tabs>
+        <w:ind w:left="4320" w:hanging="360"/>
+      </w:pPr>
+      <w:rPr>
+        <w:rFonts w:ascii="Wingdings" w:hAnsi="Wingdings" w:hint="default"/>
+        <w:sz w:val="20"/>
+      </w:rPr>
+    </w:lvl>
+    <w:lvl w:ilvl="6" w:tentative="1">
+      <w:start w:val="1"/>
+      <w:numFmt w:val="bullet"/>
+      <w:lvlText w:val=""/>
+      <w:lvlJc w:val="left"/>
+      <w:pPr>
+        <w:tabs>
+          <w:tab w:val="num" w:pos="5040"/>
+        </w:tabs>
+        <w:ind w:left="5040" w:hanging="360"/>
+      </w:pPr>
+      <w:rPr>
+        <w:rFonts w:ascii="Wingdings" w:hAnsi="Wingdings" w:hint="default"/>
+        <w:sz w:val="20"/>
+      </w:rPr>
+    </w:lvl>
+    <w:lvl w:ilvl="7" w:tentative="1">
+      <w:start w:val="1"/>
+      <w:numFmt w:val="bullet"/>
+      <w:lvlText w:val=""/>
+      <w:lvlJc w:val="left"/>
+      <w:pPr>
+        <w:tabs>
+          <w:tab w:val="num" w:pos="5760"/>
+        </w:tabs>
+        <w:ind w:left="5760" w:hanging="360"/>
+      </w:pPr>
+      <w:rPr>
+        <w:rFonts w:ascii="Wingdings" w:hAnsi="Wingdings" w:hint="default"/>
+        <w:sz w:val="20"/>
+      </w:rPr>
+    </w:lvl>
+    <w:lvl w:ilvl="8" w:tentative="1">
+      <w:start w:val="1"/>
+      <w:numFmt w:val="bullet"/>
+      <w:lvlText w:val=""/>
+      <w:lvlJc w:val="left"/>
+      <w:pPr>
+        <w:tabs>
+          <w:tab w:val="num" w:pos="6480"/>
+        </w:tabs>
+        <w:ind w:left="6480" w:hanging="360"/>
+      </w:pPr>
+      <w:rPr>
+        <w:rFonts w:ascii="Wingdings" w:hAnsi="Wingdings" w:hint="default"/>
+        <w:sz w:val="20"/>
+      </w:rPr>
+    </w:lvl>
+  </w:abstractNum>
+  <w:abstractNum w:abstractNumId="7" w15:restartNumberingAfterBreak="0">
+    <w:nsid w:val="3F2F1D94"/>
+    <w:multiLevelType w:val="multilevel"/>
+    <w:tmpl w:val="BAF60766"/>
+    <w:lvl w:ilvl="0">
+      <w:start w:val="1"/>
+      <w:numFmt w:val="bullet"/>
+      <w:lvlText w:val=""/>
+      <w:lvlJc w:val="left"/>
+      <w:pPr>
+        <w:tabs>
+          <w:tab w:val="num" w:pos="720"/>
+        </w:tabs>
+        <w:ind w:left="720" w:hanging="360"/>
+      </w:pPr>
+      <w:rPr>
+        <w:rFonts w:ascii="Symbol" w:hAnsi="Symbol" w:hint="default"/>
+        <w:sz w:val="20"/>
+      </w:rPr>
+    </w:lvl>
+    <w:lvl w:ilvl="1">
+      <w:start w:val="1"/>
+      <w:numFmt w:val="bullet"/>
+      <w:lvlText w:val="o"/>
+      <w:lvlJc w:val="left"/>
+      <w:pPr>
+        <w:tabs>
+          <w:tab w:val="num" w:pos="1440"/>
+        </w:tabs>
+        <w:ind w:left="1440" w:hanging="360"/>
+      </w:pPr>
+      <w:rPr>
+        <w:rFonts w:ascii="Courier New" w:hAnsi="Courier New" w:hint="default"/>
+        <w:sz w:val="20"/>
+      </w:rPr>
+    </w:lvl>
+    <w:lvl w:ilvl="2" w:tentative="1">
+      <w:start w:val="1"/>
+      <w:numFmt w:val="bullet"/>
+      <w:lvlText w:val=""/>
+      <w:lvlJc w:val="left"/>
+      <w:pPr>
+        <w:tabs>
+          <w:tab w:val="num" w:pos="2160"/>
+        </w:tabs>
+        <w:ind w:left="2160" w:hanging="360"/>
+      </w:pPr>
+      <w:rPr>
+        <w:rFonts w:ascii="Wingdings" w:hAnsi="Wingdings" w:hint="default"/>
+        <w:sz w:val="20"/>
+      </w:rPr>
+    </w:lvl>
+    <w:lvl w:ilvl="3" w:tentative="1">
+      <w:start w:val="1"/>
+      <w:numFmt w:val="bullet"/>
+      <w:lvlText w:val=""/>
+      <w:lvlJc w:val="left"/>
+      <w:pPr>
+        <w:tabs>
+          <w:tab w:val="num" w:pos="2880"/>
+        </w:tabs>
+        <w:ind w:left="2880" w:hanging="360"/>
+      </w:pPr>
+      <w:rPr>
+        <w:rFonts w:ascii="Wingdings" w:hAnsi="Wingdings" w:hint="default"/>
+        <w:sz w:val="20"/>
+      </w:rPr>
+    </w:lvl>
+    <w:lvl w:ilvl="4" w:tentative="1">
+      <w:start w:val="1"/>
+      <w:numFmt w:val="bullet"/>
+      <w:lvlText w:val=""/>
+      <w:lvlJc w:val="left"/>
+      <w:pPr>
+        <w:tabs>
+          <w:tab w:val="num" w:pos="3600"/>
+        </w:tabs>
+        <w:ind w:left="3600" w:hanging="360"/>
+      </w:pPr>
+      <w:rPr>
+        <w:rFonts w:ascii="Wingdings" w:hAnsi="Wingdings" w:hint="default"/>
+        <w:sz w:val="20"/>
+      </w:rPr>
+    </w:lvl>
+    <w:lvl w:ilvl="5" w:tentative="1">
+      <w:start w:val="1"/>
+      <w:numFmt w:val="bullet"/>
+      <w:lvlText w:val=""/>
+      <w:lvlJc w:val="left"/>
+      <w:pPr>
+        <w:tabs>
+          <w:tab w:val="num" w:pos="4320"/>
+        </w:tabs>
+        <w:ind w:left="4320" w:hanging="360"/>
+      </w:pPr>
+      <w:rPr>
+        <w:rFonts w:ascii="Wingdings" w:hAnsi="Wingdings" w:hint="default"/>
+        <w:sz w:val="20"/>
+      </w:rPr>
+    </w:lvl>
+    <w:lvl w:ilvl="6" w:tentative="1">
+      <w:start w:val="1"/>
+      <w:numFmt w:val="bullet"/>
+      <w:lvlText w:val=""/>
+      <w:lvlJc w:val="left"/>
+      <w:pPr>
+        <w:tabs>
+          <w:tab w:val="num" w:pos="5040"/>
+        </w:tabs>
+        <w:ind w:left="5040" w:hanging="360"/>
+      </w:pPr>
+      <w:rPr>
+        <w:rFonts w:ascii="Wingdings" w:hAnsi="Wingdings" w:hint="default"/>
+        <w:sz w:val="20"/>
+      </w:rPr>
+    </w:lvl>
+    <w:lvl w:ilvl="7" w:tentative="1">
+      <w:start w:val="1"/>
+      <w:numFmt w:val="bullet"/>
+      <w:lvlText w:val=""/>
+      <w:lvlJc w:val="left"/>
+      <w:pPr>
+        <w:tabs>
+          <w:tab w:val="num" w:pos="5760"/>
+        </w:tabs>
+        <w:ind w:left="5760" w:hanging="360"/>
+      </w:pPr>
+      <w:rPr>
+        <w:rFonts w:ascii="Wingdings" w:hAnsi="Wingdings" w:hint="default"/>
+        <w:sz w:val="20"/>
+      </w:rPr>
+    </w:lvl>
+    <w:lvl w:ilvl="8" w:tentative="1">
+      <w:start w:val="1"/>
+      <w:numFmt w:val="bullet"/>
+      <w:lvlText w:val=""/>
+      <w:lvlJc w:val="left"/>
+      <w:pPr>
+        <w:tabs>
+          <w:tab w:val="num" w:pos="6480"/>
+        </w:tabs>
+        <w:ind w:left="6480" w:hanging="360"/>
+      </w:pPr>
+      <w:rPr>
+        <w:rFonts w:ascii="Wingdings" w:hAnsi="Wingdings" w:hint="default"/>
+        <w:sz w:val="20"/>
+      </w:rPr>
+    </w:lvl>
+  </w:abstractNum>
+  <w:abstractNum w:abstractNumId="8" w15:restartNumberingAfterBreak="0">
+    <w:nsid w:val="41BA5124"/>
+    <w:multiLevelType w:val="multilevel"/>
+    <w:tmpl w:val="4E1E5F6C"/>
+    <w:lvl w:ilvl="0">
+      <w:start w:val="1"/>
+      <w:numFmt w:val="bullet"/>
+      <w:lvlText w:val=""/>
+      <w:lvlJc w:val="left"/>
+      <w:pPr>
+        <w:tabs>
+          <w:tab w:val="num" w:pos="720"/>
+        </w:tabs>
+        <w:ind w:left="720" w:hanging="360"/>
+      </w:pPr>
+      <w:rPr>
+        <w:rFonts w:ascii="Symbol" w:hAnsi="Symbol" w:hint="default"/>
+        <w:sz w:val="20"/>
+      </w:rPr>
+    </w:lvl>
+    <w:lvl w:ilvl="1">
+      <w:start w:val="1"/>
+      <w:numFmt w:val="bullet"/>
+      <w:lvlText w:val="o"/>
+      <w:lvlJc w:val="left"/>
+      <w:pPr>
+        <w:tabs>
+          <w:tab w:val="num" w:pos="1440"/>
+        </w:tabs>
+        <w:ind w:left="1440" w:hanging="360"/>
+      </w:pPr>
+      <w:rPr>
+        <w:rFonts w:ascii="Courier New" w:hAnsi="Courier New" w:hint="default"/>
+        <w:sz w:val="20"/>
+      </w:rPr>
+    </w:lvl>
+    <w:lvl w:ilvl="2" w:tentative="1">
+      <w:start w:val="1"/>
+      <w:numFmt w:val="bullet"/>
+      <w:lvlText w:val=""/>
+      <w:lvlJc w:val="left"/>
+      <w:pPr>
+        <w:tabs>
+          <w:tab w:val="num" w:pos="2160"/>
+        </w:tabs>
+        <w:ind w:left="2160" w:hanging="360"/>
+      </w:pPr>
+      <w:rPr>
+        <w:rFonts w:ascii="Wingdings" w:hAnsi="Wingdings" w:hint="default"/>
+        <w:sz w:val="20"/>
+      </w:rPr>
+    </w:lvl>
+    <w:lvl w:ilvl="3" w:tentative="1">
+      <w:start w:val="1"/>
+      <w:numFmt w:val="bullet"/>
+      <w:lvlText w:val=""/>
+      <w:lvlJc w:val="left"/>
+      <w:pPr>
+        <w:tabs>
+          <w:tab w:val="num" w:pos="2880"/>
+        </w:tabs>
+        <w:ind w:left="2880" w:hanging="360"/>
+      </w:pPr>
+      <w:rPr>
+        <w:rFonts w:ascii="Wingdings" w:hAnsi="Wingdings" w:hint="default"/>
+        <w:sz w:val="20"/>
+      </w:rPr>
+    </w:lvl>
+    <w:lvl w:ilvl="4" w:tentative="1">
+      <w:start w:val="1"/>
+      <w:numFmt w:val="bullet"/>
+      <w:lvlText w:val=""/>
+      <w:lvlJc w:val="left"/>
+      <w:pPr>
+        <w:tabs>
+          <w:tab w:val="num" w:pos="3600"/>
+        </w:tabs>
+        <w:ind w:left="3600" w:hanging="360"/>
+      </w:pPr>
+      <w:rPr>
+        <w:rFonts w:ascii="Wingdings" w:hAnsi="Wingdings" w:hint="default"/>
+        <w:sz w:val="20"/>
+      </w:rPr>
+    </w:lvl>
+    <w:lvl w:ilvl="5" w:tentative="1">
+      <w:start w:val="1"/>
+      <w:numFmt w:val="bullet"/>
+      <w:lvlText w:val=""/>
+      <w:lvlJc w:val="left"/>
+      <w:pPr>
+        <w:tabs>
+          <w:tab w:val="num" w:pos="4320"/>
+        </w:tabs>
+        <w:ind w:left="4320" w:hanging="360"/>
+      </w:pPr>
+      <w:rPr>
+        <w:rFonts w:ascii="Wingdings" w:hAnsi="Wingdings" w:hint="default"/>
+        <w:sz w:val="20"/>
+      </w:rPr>
+    </w:lvl>
+    <w:lvl w:ilvl="6" w:tentative="1">
+      <w:start w:val="1"/>
+      <w:numFmt w:val="bullet"/>
+      <w:lvlText w:val=""/>
+      <w:lvlJc w:val="left"/>
+      <w:pPr>
+        <w:tabs>
+          <w:tab w:val="num" w:pos="5040"/>
+        </w:tabs>
+        <w:ind w:left="5040" w:hanging="360"/>
+      </w:pPr>
+      <w:rPr>
+        <w:rFonts w:ascii="Wingdings" w:hAnsi="Wingdings" w:hint="default"/>
+        <w:sz w:val="20"/>
+      </w:rPr>
+    </w:lvl>
+    <w:lvl w:ilvl="7" w:tentative="1">
+      <w:start w:val="1"/>
+      <w:numFmt w:val="bullet"/>
+      <w:lvlText w:val=""/>
+      <w:lvlJc w:val="left"/>
+      <w:pPr>
+        <w:tabs>
+          <w:tab w:val="num" w:pos="5760"/>
+        </w:tabs>
+        <w:ind w:left="5760" w:hanging="360"/>
+      </w:pPr>
+      <w:rPr>
+        <w:rFonts w:ascii="Wingdings" w:hAnsi="Wingdings" w:hint="default"/>
+        <w:sz w:val="20"/>
+      </w:rPr>
+    </w:lvl>
+    <w:lvl w:ilvl="8" w:tentative="1">
+      <w:start w:val="1"/>
+      <w:numFmt w:val="bullet"/>
+      <w:lvlText w:val=""/>
+      <w:lvlJc w:val="left"/>
+      <w:pPr>
+        <w:tabs>
+          <w:tab w:val="num" w:pos="6480"/>
+        </w:tabs>
+        <w:ind w:left="6480" w:hanging="360"/>
+      </w:pPr>
+      <w:rPr>
+        <w:rFonts w:ascii="Wingdings" w:hAnsi="Wingdings" w:hint="default"/>
+        <w:sz w:val="20"/>
+      </w:rPr>
+    </w:lvl>
+  </w:abstractNum>
+  <w:abstractNum w:abstractNumId="9" w15:restartNumberingAfterBreak="0">
+    <w:nsid w:val="5C074D0C"/>
+    <w:multiLevelType w:val="multilevel"/>
+    <w:tmpl w:val="21D407F2"/>
+    <w:lvl w:ilvl="0">
+      <w:start w:val="1"/>
+      <w:numFmt w:val="bullet"/>
+      <w:lvlText w:val=""/>
+      <w:lvlJc w:val="left"/>
+      <w:pPr>
+        <w:tabs>
+          <w:tab w:val="num" w:pos="720"/>
+        </w:tabs>
+        <w:ind w:left="720" w:hanging="360"/>
+      </w:pPr>
+      <w:rPr>
+        <w:rFonts w:ascii="Symbol" w:hAnsi="Symbol" w:hint="default"/>
+        <w:sz w:val="20"/>
+      </w:rPr>
+    </w:lvl>
+    <w:lvl w:ilvl="1" w:tentative="1">
+      <w:start w:val="1"/>
+      <w:numFmt w:val="bullet"/>
+      <w:lvlText w:val="o"/>
+      <w:lvlJc w:val="left"/>
+      <w:pPr>
+        <w:tabs>
+          <w:tab w:val="num" w:pos="1440"/>
+        </w:tabs>
+        <w:ind w:left="1440" w:hanging="360"/>
+      </w:pPr>
+      <w:rPr>
+        <w:rFonts w:ascii="Courier New" w:hAnsi="Courier New" w:hint="default"/>
+        <w:sz w:val="20"/>
+      </w:rPr>
+    </w:lvl>
+    <w:lvl w:ilvl="2" w:tentative="1">
+      <w:start w:val="1"/>
+      <w:numFmt w:val="bullet"/>
+      <w:lvlText w:val=""/>
+      <w:lvlJc w:val="left"/>
+      <w:pPr>
+        <w:tabs>
+          <w:tab w:val="num" w:pos="2160"/>
+        </w:tabs>
+        <w:ind w:left="2160" w:hanging="360"/>
+      </w:pPr>
+      <w:rPr>
+        <w:rFonts w:ascii="Wingdings" w:hAnsi="Wingdings" w:hint="default"/>
+        <w:sz w:val="20"/>
+      </w:rPr>
+    </w:lvl>
+    <w:lvl w:ilvl="3" w:tentative="1">
+      <w:start w:val="1"/>
+      <w:numFmt w:val="bullet"/>
+      <w:lvlText w:val=""/>
+      <w:lvlJc w:val="left"/>
+      <w:pPr>
+        <w:tabs>
+          <w:tab w:val="num" w:pos="2880"/>
+        </w:tabs>
+        <w:ind w:left="2880" w:hanging="360"/>
+      </w:pPr>
+      <w:rPr>
+        <w:rFonts w:ascii="Wingdings" w:hAnsi="Wingdings" w:hint="default"/>
+        <w:sz w:val="20"/>
+      </w:rPr>
+    </w:lvl>
+    <w:lvl w:ilvl="4" w:tentative="1">
+      <w:start w:val="1"/>
+      <w:numFmt w:val="bullet"/>
+      <w:lvlText w:val=""/>
+      <w:lvlJc w:val="left"/>
+      <w:pPr>
+        <w:tabs>
+          <w:tab w:val="num" w:pos="3600"/>
+        </w:tabs>
+        <w:ind w:left="3600" w:hanging="360"/>
+      </w:pPr>
+      <w:rPr>
+        <w:rFonts w:ascii="Wingdings" w:hAnsi="Wingdings" w:hint="default"/>
+        <w:sz w:val="20"/>
+      </w:rPr>
+    </w:lvl>
+    <w:lvl w:ilvl="5" w:tentative="1">
+      <w:start w:val="1"/>
+      <w:numFmt w:val="bullet"/>
+      <w:lvlText w:val=""/>
+      <w:lvlJc w:val="left"/>
+      <w:pPr>
+        <w:tabs>
+          <w:tab w:val="num" w:pos="4320"/>
+        </w:tabs>
+        <w:ind w:left="4320" w:hanging="360"/>
+      </w:pPr>
+      <w:rPr>
+        <w:rFonts w:ascii="Wingdings" w:hAnsi="Wingdings" w:hint="default"/>
+        <w:sz w:val="20"/>
+      </w:rPr>
+    </w:lvl>
+    <w:lvl w:ilvl="6" w:tentative="1">
+      <w:start w:val="1"/>
+      <w:numFmt w:val="bullet"/>
+      <w:lvlText w:val=""/>
+      <w:lvlJc w:val="left"/>
+      <w:pPr>
+        <w:tabs>
+          <w:tab w:val="num" w:pos="5040"/>
+        </w:tabs>
+        <w:ind w:left="5040" w:hanging="360"/>
+      </w:pPr>
+      <w:rPr>
+        <w:rFonts w:ascii="Wingdings" w:hAnsi="Wingdings" w:hint="default"/>
+        <w:sz w:val="20"/>
+      </w:rPr>
+    </w:lvl>
+    <w:lvl w:ilvl="7" w:tentative="1">
+      <w:start w:val="1"/>
+      <w:numFmt w:val="bullet"/>
+      <w:lvlText w:val=""/>
+      <w:lvlJc w:val="left"/>
+      <w:pPr>
+        <w:tabs>
+          <w:tab w:val="num" w:pos="5760"/>
+        </w:tabs>
+        <w:ind w:left="5760" w:hanging="360"/>
+      </w:pPr>
+      <w:rPr>
+        <w:rFonts w:ascii="Wingdings" w:hAnsi="Wingdings" w:hint="default"/>
+        <w:sz w:val="20"/>
+      </w:rPr>
+    </w:lvl>
+    <w:lvl w:ilvl="8" w:tentative="1">
+      <w:start w:val="1"/>
+      <w:numFmt w:val="bullet"/>
+      <w:lvlText w:val=""/>
+      <w:lvlJc w:val="left"/>
+      <w:pPr>
+        <w:tabs>
+          <w:tab w:val="num" w:pos="6480"/>
+        </w:tabs>
+        <w:ind w:left="6480" w:hanging="360"/>
+      </w:pPr>
+      <w:rPr>
+        <w:rFonts w:ascii="Wingdings" w:hAnsi="Wingdings" w:hint="default"/>
+        <w:sz w:val="20"/>
+      </w:rPr>
+    </w:lvl>
+  </w:abstractNum>
+  <w:num w:numId="1" w16cid:durableId="714937609">
+    <w:abstractNumId w:val="0"/>
+  </w:num>
+  <w:num w:numId="2" w16cid:durableId="1929531865">
+    <w:abstractNumId w:val="3"/>
+  </w:num>
+  <w:num w:numId="3" w16cid:durableId="254018355">
+    <w:abstractNumId w:val="8"/>
+  </w:num>
+  <w:num w:numId="4" w16cid:durableId="652100893">
+    <w:abstractNumId w:val="9"/>
+  </w:num>
+  <w:num w:numId="5" w16cid:durableId="1883443441">
+    <w:abstractNumId w:val="6"/>
+  </w:num>
+  <w:num w:numId="6" w16cid:durableId="1933081045">
+    <w:abstractNumId w:val="1"/>
+  </w:num>
+  <w:num w:numId="7" w16cid:durableId="543978771">
+    <w:abstractNumId w:val="7"/>
+  </w:num>
+  <w:num w:numId="8" w16cid:durableId="1307469516">
+    <w:abstractNumId w:val="2"/>
+  </w:num>
+  <w:num w:numId="9" w16cid:durableId="1508977180">
+    <w:abstractNumId w:val="5"/>
+  </w:num>
+  <w:num w:numId="10" w16cid:durableId="847602133">
+    <w:abstractNumId w:val="4"/>
+  </w:num>
+</w:numbering>
 </file>
 
 <file path=word/styles.xml><?xml version="1.0" encoding="utf-8"?>
@@ -986,7 +3438,6 @@
   <w:style w:type="character" w:default="1" w:styleId="DefaultParagraphFont">
     <w:name w:val="Default Paragraph Font"/>
     <w:uiPriority w:val="1"/>
-    <w:semiHidden/>
     <w:unhideWhenUsed/>
   </w:style>
   <w:style w:type="table" w:default="1" w:styleId="TableNormal">

--- a/TinyML_SC4172/Project/ProjectReport.docx
+++ b/TinyML_SC4172/Project/ProjectReport.docx
@@ -3,35 +3,255 @@
 <w:document xmlns:wpc="http://schemas.microsoft.com/office/word/2010/wordprocessingCanvas" xmlns:cx="http://schemas.microsoft.com/office/drawing/2014/chartex" xmlns:cx1="http://schemas.microsoft.com/office/drawing/2015/9/8/chartex" xmlns:cx2="http://schemas.microsoft.com/office/drawing/2015/10/21/chartex" xmlns:cx3="http://schemas.microsoft.com/office/drawing/2016/5/9/chartex" xmlns:cx4="http://schemas.microsoft.com/office/drawing/2016/5/10/chartex" xmlns:cx5="http://schemas.microsoft.com/office/drawing/2016/5/11/chartex" xmlns:cx6="http://schemas.microsoft.com/office/drawing/2016/5/12/chartex" xmlns:cx7="http://schemas.microsoft.com/office/drawing/2016/5/13/chartex" xmlns:cx8="http://schemas.microsoft.com/office/drawing/2016/5/14/chartex" xmlns:mc="http://schemas.openxmlformats.org/markup-compatibility/2006" xmlns:aink="http://schemas.microsoft.com/office/drawing/2016/ink" xmlns:am3d="http://schemas.microsoft.com/office/drawing/2017/model3d" xmlns:o="urn:schemas-microsoft-com:office:office" xmlns:oel="http://schemas.microsoft.com/office/2019/extlst" xmlns:r="http://schemas.openxmlformats.org/officeDocument/2006/relationships" xmlns:m="http://schemas.openxmlformats.org/officeDocument/2006/math" xmlns:v="urn:schemas-microsoft-com:vml" xmlns:wp14="http://schemas.microsoft.com/office/word/2010/wordprocessingDrawing" xmlns:wp="http://schemas.openxmlformats.org/drawingml/2006/wordprocessingDrawing" xmlns:w10="urn:schemas-microsoft-com:office:word" xmlns:w="http://schemas.openxmlformats.org/wordprocessingml/2006/main" xmlns:w14="http://schemas.microsoft.com/office/word/2010/wordml" xmlns:w15="http://schemas.microsoft.com/office/word/2012/wordml" xmlns:w16cex="http://schemas.microsoft.com/office/word/2018/wordml/cex" xmlns:w16cid="http://schemas.microsoft.com/office/word/2016/wordml/cid" xmlns:w16="http://schemas.microsoft.com/office/word/2018/wordml" xmlns:w16du="http://schemas.microsoft.com/office/word/2023/wordml/word16du" xmlns:w16sdtdh="http://schemas.microsoft.com/office/word/2020/wordml/sdtdatahash" xmlns:w16sdtfl="http://schemas.microsoft.com/office/word/2024/wordml/sdtformatlock" xmlns:w16se="http://schemas.microsoft.com/office/word/2015/wordml/symex" xmlns:wpg="http://schemas.microsoft.com/office/word/2010/wordprocessingGroup" xmlns:wpi="http://schemas.microsoft.com/office/word/2010/wordprocessingInk" xmlns:wne="http://schemas.microsoft.com/office/word/2006/wordml" xmlns:wps="http://schemas.microsoft.com/office/word/2010/wordprocessingShape" mc:Ignorable="w14 w15 w16se w16cid w16 w16cex w16sdtdh w16sdtfl w16du wp14">
   <w:body>
     <w:p>
-      <w:r>
-        <w:t xml:space="preserve">  Course Project Report: Fall &amp; Call - Multimodal Emergency Detection</w:t>
-      </w:r>
-    </w:p>
-    <w:p/>
+      <w:pPr>
+        <w:jc w:val="center"/>
+        <w:rPr>
+          <w:b/>
+          <w:bCs/>
+        </w:rPr>
+      </w:pPr>
+      <w:r>
+        <w:rPr>
+          <w:b/>
+          <w:bCs/>
+          <w:noProof/>
+        </w:rPr>
+        <w:drawing>
+          <wp:inline distT="0" distB="0" distL="0" distR="0" wp14:anchorId="07439CDB" wp14:editId="47E52F29">
+            <wp:extent cx="4333875" cy="1552575"/>
+            <wp:effectExtent l="0" t="0" r="9525" b="9525"/>
+            <wp:docPr id="525584528" name="Picture 2"/>
+            <wp:cNvGraphicFramePr>
+              <a:graphicFrameLocks xmlns:a="http://schemas.openxmlformats.org/drawingml/2006/main" noChangeAspect="1"/>
+            </wp:cNvGraphicFramePr>
+            <a:graphic xmlns:a="http://schemas.openxmlformats.org/drawingml/2006/main">
+              <a:graphicData uri="http://schemas.openxmlformats.org/drawingml/2006/picture">
+                <pic:pic xmlns:pic="http://schemas.openxmlformats.org/drawingml/2006/picture">
+                  <pic:nvPicPr>
+                    <pic:cNvPr id="0" name="Picture 19"/>
+                    <pic:cNvPicPr>
+                      <a:picLocks noChangeAspect="1" noChangeArrowheads="1"/>
+                    </pic:cNvPicPr>
+                  </pic:nvPicPr>
+                  <pic:blipFill>
+                    <a:blip r:embed="rId5">
+                      <a:extLst>
+                        <a:ext uri="{28A0092B-C50C-407E-A947-70E740481C1C}">
+                          <a14:useLocalDpi xmlns:a14="http://schemas.microsoft.com/office/drawing/2010/main" val="0"/>
+                        </a:ext>
+                      </a:extLst>
+                    </a:blip>
+                    <a:srcRect/>
+                    <a:stretch>
+                      <a:fillRect/>
+                    </a:stretch>
+                  </pic:blipFill>
+                  <pic:spPr bwMode="auto">
+                    <a:xfrm>
+                      <a:off x="0" y="0"/>
+                      <a:ext cx="4333875" cy="1552575"/>
+                    </a:xfrm>
+                    <a:prstGeom prst="rect">
+                      <a:avLst/>
+                    </a:prstGeom>
+                    <a:noFill/>
+                    <a:ln>
+                      <a:noFill/>
+                    </a:ln>
+                  </pic:spPr>
+                </pic:pic>
+              </a:graphicData>
+            </a:graphic>
+          </wp:inline>
+        </w:drawing>
+      </w:r>
+    </w:p>
+    <w:p>
+      <w:pPr>
+        <w:jc w:val="center"/>
+        <w:rPr>
+          <w:b/>
+          <w:bCs/>
+        </w:rPr>
+      </w:pPr>
+    </w:p>
+    <w:p>
+      <w:pPr>
+        <w:jc w:val="center"/>
+        <w:rPr>
+          <w:b/>
+          <w:bCs/>
+        </w:rPr>
+      </w:pPr>
+      <w:r>
+        <w:rPr>
+          <w:b/>
+          <w:bCs/>
+        </w:rPr>
+        <w:t>SC4</w:t>
+      </w:r>
+      <w:r>
+        <w:rPr>
+          <w:b/>
+          <w:bCs/>
+        </w:rPr>
+        <w:t xml:space="preserve">172 </w:t>
+      </w:r>
+      <w:r>
+        <w:rPr>
+          <w:b/>
+          <w:bCs/>
+        </w:rPr>
+        <w:t xml:space="preserve">INT OF THINGS: </w:t>
+      </w:r>
+      <w:r>
+        <w:rPr>
+          <w:b/>
+          <w:bCs/>
+        </w:rPr>
+        <w:t>Tiny Machine Learning</w:t>
+      </w:r>
+    </w:p>
+    <w:p>
+      <w:pPr>
+        <w:jc w:val="center"/>
+        <w:rPr>
+          <w:b/>
+          <w:bCs/>
+        </w:rPr>
+      </w:pPr>
+      <w:r>
+        <w:rPr>
+          <w:b/>
+          <w:bCs/>
+        </w:rPr>
+        <w:t>Report</w:t>
+      </w:r>
+    </w:p>
+    <w:p>
+      <w:pPr>
+        <w:jc w:val="center"/>
+        <w:rPr>
+          <w:b/>
+          <w:bCs/>
+          <w:u w:val="single"/>
+        </w:rPr>
+      </w:pPr>
+    </w:p>
+    <w:p>
+      <w:pPr>
+        <w:jc w:val="center"/>
+        <w:rPr>
+          <w:b/>
+          <w:bCs/>
+          <w:u w:val="single"/>
+        </w:rPr>
+      </w:pPr>
+    </w:p>
+    <w:p>
+      <w:pPr>
+        <w:jc w:val="center"/>
+        <w:rPr>
+          <w:b/>
+          <w:bCs/>
+          <w:u w:val="single"/>
+        </w:rPr>
+      </w:pPr>
+      <w:r>
+        <w:rPr>
+          <w:b/>
+          <w:bCs/>
+          <w:u w:val="single"/>
+        </w:rPr>
+        <w:t>Course Project Report: Fall &amp; Call - Multimodal Emergency Detection</w:t>
+      </w:r>
+    </w:p>
+    <w:p>
+      <w:pPr>
+        <w:jc w:val="center"/>
+        <w:rPr>
+          <w:b/>
+          <w:bCs/>
+          <w:u w:val="single"/>
+        </w:rPr>
+      </w:pPr>
+    </w:p>
+    <w:p>
+      <w:pPr>
+        <w:jc w:val="center"/>
+        <w:rPr>
+          <w:b/>
+          <w:bCs/>
+        </w:rPr>
+      </w:pPr>
+      <w:r>
+        <w:rPr>
+          <w:b/>
+          <w:bCs/>
+          <w:u w:val="single"/>
+        </w:rPr>
+        <w:t>By: Jonathan Low Seng Kian</w:t>
+      </w:r>
+    </w:p>
+    <w:p>
+      <w:pPr>
+        <w:rPr>
+          <w:b/>
+          <w:bCs/>
+        </w:rPr>
+      </w:pPr>
+      <w:r>
+        <w:t xml:space="preserve"> </w:t>
+      </w:r>
+    </w:p>
+    <w:p>
+      <w:r>
+        <w:br w:type="page"/>
+      </w:r>
+    </w:p>
     <w:p>
       <w:pPr>
         <w:pStyle w:val="Heading1"/>
-      </w:pPr>
-      <w:r>
-        <w:t xml:space="preserve">  1. Aim</w:t>
-      </w:r>
-    </w:p>
-    <w:p>
-      <w:r>
-        <w:t xml:space="preserve">The goal of this project is to develop a power-efficient, privacy-centric emergency detection system for the Arduino Nano 33 BLE Sense. The system utilizes a multi-stage "Sensory Gating" architecture: it first monitors for a high-G impact and significant orientation change using an IMU; if triggered, it employs a </w:t>
-      </w:r>
-      <w:proofErr w:type="spellStart"/>
-      <w:r>
-        <w:t>TinyML</w:t>
-      </w:r>
-      <w:proofErr w:type="spellEnd"/>
-      <w:r>
-        <w:t xml:space="preserve"> motion model to verify a physical fall. Only upon verification is the microphone activated to perform Keyword Spotting (KWS), allowing the user to confirm the distress signal ("Help") or dismiss false positives ("Cancel").</w:t>
+        <w:jc w:val="both"/>
+      </w:pPr>
+      <w:r>
+        <w:lastRenderedPageBreak/>
+        <w:t>1. Aim</w:t>
+      </w:r>
+    </w:p>
+    <w:p>
+      <w:pPr>
+        <w:jc w:val="both"/>
+      </w:pPr>
+      <w:r>
+        <w:t>The goal of this project is to develop a power-efficient, privacy-centric emergency detection system for the Arduino Nano 33 BLE Sense. The system utilizes a multi-stage "Sensory Gating" architecture</w:t>
+      </w:r>
+      <w:r>
+        <w:t>,</w:t>
+      </w:r>
+      <w:r>
+        <w:t xml:space="preserve"> it first monitors for a high-G impact and significant orientation change using an IMU</w:t>
+      </w:r>
+      <w:r>
+        <w:t>.</w:t>
+      </w:r>
+      <w:r>
+        <w:t xml:space="preserve"> </w:t>
+      </w:r>
+      <w:r>
+        <w:t>I</w:t>
+      </w:r>
+      <w:r>
+        <w:t>f triggered, it employs a TinyML motion model to verify a physical fall. Only upon verification is the microphone activated to perform Keyword Spotting (KWS), allowing the user to confirm the distress signal ("Help") or dismiss false positives ("Cancel")</w:t>
+      </w:r>
+      <w:r>
+        <w:t>. This architecture ensures that power is saved as the sensor modules and model inference are only activated when needed.</w:t>
       </w:r>
     </w:p>
     <w:p>
       <w:pPr>
         <w:pStyle w:val="Heading1"/>
+        <w:jc w:val="both"/>
       </w:pPr>
       <w:r>
         <w:t xml:space="preserve">  2. Data Preparation and Processing</w:t>
@@ -40,6 +260,7 @@
     <w:p>
       <w:pPr>
         <w:pStyle w:val="Heading1"/>
+        <w:jc w:val="both"/>
       </w:pPr>
       <w:r>
         <w:t xml:space="preserve">  2.1 Dataset used</w:t>
@@ -51,44 +272,28 @@
           <w:ilvl w:val="0"/>
           <w:numId w:val="5"/>
         </w:numPr>
-      </w:pPr>
-      <w:r>
-        <w:rPr>
-          <w:b/>
-          <w:bCs/>
-        </w:rPr>
-        <w:t>IMU Data:</w:t>
-      </w:r>
-      <w:r>
-        <w:t xml:space="preserve"> A custom dataset was collected using </w:t>
-      </w:r>
-      <w:proofErr w:type="spellStart"/>
-      <w:r>
-        <w:t>IMU_Fall_Capture.ino</w:t>
-      </w:r>
-      <w:proofErr w:type="spellEnd"/>
-      <w:r>
-        <w:t xml:space="preserve">. It consists of 120-sample windows (~1.01 seconds) at a sampling rate of ~119Hz. This captures the three critical phases of a fall: descent, impact, and post-fall stillness. Classes include </w:t>
-      </w:r>
-      <w:r>
-        <w:rPr>
-          <w:b/>
-          <w:bCs/>
-        </w:rPr>
-        <w:t>"Fall"</w:t>
-      </w:r>
-      <w:r>
-        <w:t xml:space="preserve"> and </w:t>
-      </w:r>
-      <w:r>
-        <w:rPr>
-          <w:b/>
-          <w:bCs/>
-        </w:rPr>
-        <w:t>"Normal"</w:t>
-      </w:r>
-      <w:r>
-        <w:t xml:space="preserve"> (comprising activities like sitting, jumping, and flat sensor drops).</w:t>
+        <w:jc w:val="both"/>
+      </w:pPr>
+      <w:r>
+        <w:t>IMU Data: A custom dataset was collected using IMU_Fall_Capture.ino. It consists of 120-sample windows (~1.01 seconds) at a sampling rate of ~119Hz. This captures the three critical phases of a fall: descent, impact, and post-fall stillness. Classes include "Fall" and "Normal" (comprising activities like sitting, jumping, and</w:t>
+      </w:r>
+      <w:r>
+        <w:t xml:space="preserve"> punching</w:t>
+      </w:r>
+      <w:r>
+        <w:t>).</w:t>
+      </w:r>
+    </w:p>
+    <w:p>
+      <w:pPr>
+        <w:numPr>
+          <w:ilvl w:val="1"/>
+          <w:numId w:val="5"/>
+        </w:numPr>
+        <w:jc w:val="both"/>
+      </w:pPr>
+      <w:r>
+        <w:t>Total of 300 samples collected (150 Fall, 150 Normal)</w:t>
       </w:r>
     </w:p>
     <w:p>
@@ -97,75 +302,58 @@
           <w:ilvl w:val="0"/>
           <w:numId w:val="5"/>
         </w:numPr>
-      </w:pPr>
-      <w:r>
-        <w:rPr>
-          <w:b/>
-          <w:bCs/>
-        </w:rPr>
-        <w:t>Audio Data:</w:t>
-      </w:r>
-      <w:r>
-        <w:t xml:space="preserve"> A custom voice dataset was collected using </w:t>
-      </w:r>
-      <w:proofErr w:type="spellStart"/>
-      <w:r>
-        <w:t>Audio_Keyword_Capture.ino</w:t>
-      </w:r>
-      <w:proofErr w:type="spellEnd"/>
-      <w:r>
-        <w:t xml:space="preserve">. It consists of 1-second audio recordings (16,000 samples). The dataset includes three primary classes: </w:t>
-      </w:r>
-      <w:r>
-        <w:rPr>
-          <w:b/>
-          <w:bCs/>
-        </w:rPr>
-        <w:t>"HELP"</w:t>
+        <w:jc w:val="both"/>
+      </w:pPr>
+      <w:r>
+        <w:t>Audio Data: A custom voice dataset was collected using Audio_Keyword_Capture.ino. It consists of 1-second audio recordings (16,000 samples). The dataset includes three primary classes: "HELP", "CANCEL", and "BACKGROUND" (noise</w:t>
       </w:r>
       <w:r>
         <w:t xml:space="preserve">, </w:t>
       </w:r>
       <w:r>
-        <w:rPr>
-          <w:b/>
-          <w:bCs/>
-        </w:rPr>
-        <w:t>"CANCEL"</w:t>
-      </w:r>
-      <w:r>
-        <w:t xml:space="preserve">, and </w:t>
-      </w:r>
-      <w:r>
-        <w:rPr>
-          <w:b/>
-          <w:bCs/>
-        </w:rPr>
-        <w:t>"BACKGROUND"</w:t>
-      </w:r>
-      <w:r>
-        <w:t xml:space="preserve"> (noise/silence). These classes allow the system to verify an emergency or allow the user to dismiss a false positive trigger.</w:t>
+        <w:t>silence</w:t>
+      </w:r>
+      <w:r>
+        <w:t xml:space="preserve"> and random conversations</w:t>
+      </w:r>
+      <w:r>
+        <w:t>). These classes allow the system to verify an emergency or allow the user to dismiss a false positive trigger.</w:t>
+      </w:r>
+    </w:p>
+    <w:p>
+      <w:pPr>
+        <w:numPr>
+          <w:ilvl w:val="1"/>
+          <w:numId w:val="5"/>
+        </w:numPr>
+        <w:jc w:val="both"/>
+      </w:pPr>
+      <w:r>
+        <w:t>Total of 300 samples collected (100 Help, 100 Cancel, 100 Background)</w:t>
       </w:r>
     </w:p>
     <w:p>
       <w:pPr>
         <w:pStyle w:val="Heading1"/>
+        <w:jc w:val="both"/>
       </w:pPr>
       <w:r>
         <w:t>2.2 Selecting and setting the parameters</w:t>
       </w:r>
     </w:p>
     <w:p>
+      <w:pPr>
+        <w:jc w:val="both"/>
+      </w:pPr>
       <w:r>
         <w:t>The following parameters were utilized for the two-stage detection pipeline:</w:t>
       </w:r>
     </w:p>
     <w:p>
-      <w:r>
-        <w:rPr>
-          <w:b/>
-          <w:bCs/>
-        </w:rPr>
+      <w:pPr>
+        <w:jc w:val="both"/>
+      </w:pPr>
+      <w:r>
         <w:t>Stage 1: IMU Classifier (Fall Detection)</w:t>
       </w:r>
     </w:p>
@@ -175,12 +363,9 @@
           <w:ilvl w:val="0"/>
           <w:numId w:val="6"/>
         </w:numPr>
-      </w:pPr>
-      <w:r>
-        <w:rPr>
-          <w:b/>
-          <w:bCs/>
-        </w:rPr>
+        <w:jc w:val="both"/>
+      </w:pPr>
+      <w:r>
         <w:t>IMPACT_THRESHOLD = 4.5G</w:t>
       </w:r>
     </w:p>
@@ -190,6 +375,7 @@
           <w:ilvl w:val="1"/>
           <w:numId w:val="6"/>
         </w:numPr>
+        <w:jc w:val="both"/>
       </w:pPr>
       <w:r>
         <w:t>The G-force acceleration magnitude required to trigger the verification phase.</w:t>
@@ -201,12 +387,9 @@
           <w:ilvl w:val="0"/>
           <w:numId w:val="6"/>
         </w:numPr>
-      </w:pPr>
-      <w:r>
-        <w:rPr>
-          <w:b/>
-          <w:bCs/>
-        </w:rPr>
+        <w:jc w:val="both"/>
+      </w:pPr>
+      <w:r>
         <w:t>WINDOW_SIZE = 120 samples</w:t>
       </w:r>
     </w:p>
@@ -216,8 +399,10 @@
           <w:ilvl w:val="1"/>
           <w:numId w:val="6"/>
         </w:numPr>
-      </w:pPr>
-      <w:r>
+        <w:jc w:val="both"/>
+      </w:pPr>
+      <w:r>
+        <w:lastRenderedPageBreak/>
         <w:t>Approximately 1 second of data to capture the full fall signature.</w:t>
       </w:r>
     </w:p>
@@ -227,13 +412,9 @@
           <w:ilvl w:val="0"/>
           <w:numId w:val="6"/>
         </w:numPr>
-      </w:pPr>
-      <w:r>
-        <w:rPr>
-          <w:b/>
-          <w:bCs/>
-        </w:rPr>
-        <w:lastRenderedPageBreak/>
+        <w:jc w:val="both"/>
+      </w:pPr>
+      <w:r>
         <w:t>PRE_SAMPLES = 40</w:t>
       </w:r>
     </w:p>
@@ -243,19 +424,10 @@
           <w:ilvl w:val="1"/>
           <w:numId w:val="6"/>
         </w:numPr>
-      </w:pPr>
-      <w:r>
-        <w:t xml:space="preserve">A circular buffer maintains 40 samples (~0.33s) of data </w:t>
-      </w:r>
-      <w:r>
-        <w:rPr>
-          <w:i/>
-          <w:iCs/>
-        </w:rPr>
-        <w:t>prior</w:t>
-      </w:r>
-      <w:r>
-        <w:t xml:space="preserve"> to impact to capture the weightless descent/freefall phase.</w:t>
+        <w:jc w:val="both"/>
+      </w:pPr>
+      <w:r>
+        <w:t>A circular buffer maintains 40 samples (~0.33s) of data prior to impact to capture the weightless descent/freefall phase.</w:t>
       </w:r>
     </w:p>
     <w:p>
@@ -264,12 +436,9 @@
           <w:ilvl w:val="0"/>
           <w:numId w:val="6"/>
         </w:numPr>
-      </w:pPr>
-      <w:r>
-        <w:rPr>
-          <w:b/>
-          <w:bCs/>
-        </w:rPr>
+        <w:jc w:val="both"/>
+      </w:pPr>
+      <w:r>
         <w:t>POST_SAMPLES = 80</w:t>
       </w:r>
     </w:p>
@@ -279,25 +448,17 @@
           <w:ilvl w:val="1"/>
           <w:numId w:val="6"/>
         </w:numPr>
-      </w:pPr>
-      <w:r>
-        <w:t xml:space="preserve">80 samples (~0.67s) are captured after the trigger to </w:t>
-      </w:r>
-      <w:proofErr w:type="spellStart"/>
-      <w:r>
-        <w:t>analyze</w:t>
-      </w:r>
-      <w:proofErr w:type="spellEnd"/>
-      <w:r>
-        <w:t xml:space="preserve"> the impact and subsequent lack of movement.</w:t>
-      </w:r>
-    </w:p>
-    <w:p>
-      <w:r>
-        <w:rPr>
-          <w:b/>
-          <w:bCs/>
-        </w:rPr>
+        <w:jc w:val="both"/>
+      </w:pPr>
+      <w:r>
+        <w:t>80 samples (~0.67s) are captured after the trigger to analyze the impact and subsequent lack of movement.</w:t>
+      </w:r>
+    </w:p>
+    <w:p>
+      <w:pPr>
+        <w:jc w:val="both"/>
+      </w:pPr>
+      <w:r>
         <w:t>Stage 2: Audio Classifier (MFCC)</w:t>
       </w:r>
     </w:p>
@@ -307,12 +468,9 @@
           <w:ilvl w:val="0"/>
           <w:numId w:val="7"/>
         </w:numPr>
-      </w:pPr>
-      <w:r>
-        <w:rPr>
-          <w:b/>
-          <w:bCs/>
-        </w:rPr>
+        <w:jc w:val="both"/>
+      </w:pPr>
+      <w:r>
         <w:t>SAMPLING_RATE = 16000</w:t>
       </w:r>
     </w:p>
@@ -322,6 +480,7 @@
           <w:ilvl w:val="1"/>
           <w:numId w:val="7"/>
         </w:numPr>
+        <w:jc w:val="both"/>
       </w:pPr>
       <w:r>
         <w:t>Standard sampling rate of 16kHz for speech processing.</w:t>
@@ -333,12 +492,9 @@
           <w:ilvl w:val="0"/>
           <w:numId w:val="7"/>
         </w:numPr>
-      </w:pPr>
-      <w:r>
-        <w:rPr>
-          <w:b/>
-          <w:bCs/>
-        </w:rPr>
+        <w:jc w:val="both"/>
+      </w:pPr>
+      <w:r>
         <w:t>N_MFCC = 13</w:t>
       </w:r>
     </w:p>
@@ -348,6 +504,7 @@
           <w:ilvl w:val="1"/>
           <w:numId w:val="7"/>
         </w:numPr>
+        <w:jc w:val="both"/>
       </w:pPr>
       <w:r>
         <w:t>Number of MFCC coefficients to retain; 13 is the standard for capturing speech-relevant information while staying within the Arduino's RAM limits.</w:t>
@@ -359,12 +516,9 @@
           <w:ilvl w:val="0"/>
           <w:numId w:val="7"/>
         </w:numPr>
-      </w:pPr>
-      <w:r>
-        <w:rPr>
-          <w:b/>
-          <w:bCs/>
-        </w:rPr>
+        <w:jc w:val="both"/>
+      </w:pPr>
+      <w:r>
         <w:t>N_MELS = 26</w:t>
       </w:r>
     </w:p>
@@ -374,6 +528,7 @@
           <w:ilvl w:val="1"/>
           <w:numId w:val="7"/>
         </w:numPr>
+        <w:jc w:val="both"/>
       </w:pPr>
       <w:r>
         <w:t>Number of Mel filter banks used for frequency resolution.</w:t>
@@ -385,12 +540,9 @@
           <w:ilvl w:val="0"/>
           <w:numId w:val="7"/>
         </w:numPr>
-      </w:pPr>
-      <w:r>
-        <w:rPr>
-          <w:b/>
-          <w:bCs/>
-        </w:rPr>
+        <w:jc w:val="both"/>
+      </w:pPr>
+      <w:r>
         <w:t>FRAME_SIZE = 512</w:t>
       </w:r>
     </w:p>
@@ -400,6 +552,7 @@
           <w:ilvl w:val="1"/>
           <w:numId w:val="7"/>
         </w:numPr>
+        <w:jc w:val="both"/>
       </w:pPr>
       <w:r>
         <w:t>Corresponds to a 32ms window at 16kHz.</w:t>
@@ -411,12 +564,9 @@
           <w:ilvl w:val="0"/>
           <w:numId w:val="7"/>
         </w:numPr>
-      </w:pPr>
-      <w:r>
-        <w:rPr>
-          <w:b/>
-          <w:bCs/>
-        </w:rPr>
+        <w:jc w:val="both"/>
+      </w:pPr>
+      <w:r>
         <w:t>HOP_LENGTH = 256</w:t>
       </w:r>
     </w:p>
@@ -426,6 +576,7 @@
           <w:ilvl w:val="1"/>
           <w:numId w:val="7"/>
         </w:numPr>
+        <w:jc w:val="both"/>
       </w:pPr>
       <w:r>
         <w:t>Corresponds to a 16ms step, providing a 50% overlap between successive frames for temporal continuity.</w:t>
@@ -437,12 +588,9 @@
           <w:ilvl w:val="0"/>
           <w:numId w:val="7"/>
         </w:numPr>
-      </w:pPr>
-      <w:r>
-        <w:rPr>
-          <w:b/>
-          <w:bCs/>
-        </w:rPr>
+        <w:jc w:val="both"/>
+      </w:pPr>
+      <w:r>
         <w:t>NUM_FRAMES = 61</w:t>
       </w:r>
     </w:p>
@@ -452,6 +600,7 @@
           <w:ilvl w:val="1"/>
           <w:numId w:val="7"/>
         </w:numPr>
+        <w:jc w:val="both"/>
       </w:pPr>
       <w:r>
         <w:t>The number of frames required to process the buffered audio (approx. 1 second).</w:t>
@@ -459,53 +608,27 @@
     </w:p>
     <w:p>
       <w:pPr>
-        <w:rPr>
-          <w:b/>
-          <w:bCs/>
-        </w:rPr>
-      </w:pPr>
-      <w:r>
-        <w:rPr>
-          <w:b/>
-          <w:bCs/>
-        </w:rPr>
+        <w:pStyle w:val="Heading1"/>
+        <w:jc w:val="both"/>
+      </w:pPr>
+      <w:r>
         <w:t>2.3 Extracting data to be used</w:t>
       </w:r>
     </w:p>
     <w:p>
-      <w:r>
-        <w:t xml:space="preserve">For the IMU model, data was normalized during inference using a linear scaling factor </w:t>
-      </w:r>
-      <w:proofErr w:type="gramStart"/>
-      <w:r>
-        <w:t>( for</w:t>
-      </w:r>
-      <w:proofErr w:type="gramEnd"/>
-      <w:r>
-        <w:t xml:space="preserve"> acceleration and for gyroscope) to ensure the input features fell within a range for the </w:t>
-      </w:r>
-      <w:proofErr w:type="spellStart"/>
-      <w:r>
-        <w:t>TFLite</w:t>
-      </w:r>
-      <w:proofErr w:type="spellEnd"/>
-      <w:r>
-        <w:t xml:space="preserve"> model.</w:t>
-      </w:r>
-    </w:p>
-    <w:p>
-      <w:r>
-        <w:t xml:space="preserve">For the Audio model, data was collected using a </w:t>
-      </w:r>
-      <w:r>
-        <w:rPr>
-          <w:b/>
-          <w:bCs/>
-        </w:rPr>
-        <w:t>65/35 split strategy</w:t>
-      </w:r>
-      <w:r>
-        <w:t>:</w:t>
+      <w:pPr>
+        <w:jc w:val="both"/>
+      </w:pPr>
+      <w:r>
+        <w:t>For the IMU model, data was normalized during inference using a linear scaling factor ( for acceleration and for gyroscope) to ensure the input features fell within a range for the TFLite model.</w:t>
+      </w:r>
+    </w:p>
+    <w:p>
+      <w:pPr>
+        <w:jc w:val="both"/>
+      </w:pPr>
+      <w:r>
+        <w:t>For the Audio model, data was collected using a 65/35 split strategy:</w:t>
       </w:r>
     </w:p>
     <w:p>
@@ -514,16 +637,10 @@
           <w:ilvl w:val="0"/>
           <w:numId w:val="8"/>
         </w:numPr>
-      </w:pPr>
-      <w:r>
-        <w:rPr>
-          <w:b/>
-          <w:bCs/>
-        </w:rPr>
-        <w:t>65% Clean Samples:</w:t>
-      </w:r>
-      <w:r>
-        <w:t xml:space="preserve"> Recorded in quiet environments to establish a high-fidelity baseline for the keywords "HELP" and "CANCEL".</w:t>
+        <w:jc w:val="both"/>
+      </w:pPr>
+      <w:r>
+        <w:t>65% Clean Samples: Recorded in quiet environments to establish a high-fidelity baseline for the keywords "HELP" and "CANCEL".</w:t>
       </w:r>
     </w:p>
     <w:p>
@@ -532,133 +649,91 @@
           <w:ilvl w:val="0"/>
           <w:numId w:val="8"/>
         </w:numPr>
-      </w:pPr>
-      <w:r>
+        <w:jc w:val="both"/>
+      </w:pPr>
+      <w:r>
+        <w:lastRenderedPageBreak/>
+        <w:t>35% Augmented Samples: Recorded with common household background noises (TV, fans, kitchen noise) to ensure robustness against environmental interference.</w:t>
+      </w:r>
+    </w:p>
+    <w:p>
+      <w:pPr>
+        <w:jc w:val="both"/>
+      </w:pPr>
+      <w:r>
+        <w:t>The audio snippets were processed into MFCCs using the same pipeline implemented in the Arduino code (Hanning windowing, FFT, and Discrete Cosine Transform). This ensures that the features used during training perfectly match the features extracted on-device. The combined dataset was split into a 60:20:20 ratio for training, validation, and testing to ensure the model generalizes well to unseen speakers and environments.</w:t>
+      </w:r>
+    </w:p>
+    <w:p>
+      <w:pPr>
+        <w:pStyle w:val="Heading1"/>
+        <w:jc w:val="both"/>
+      </w:pPr>
+    </w:p>
+    <w:p>
+      <w:pPr>
+        <w:pStyle w:val="Heading1"/>
+        <w:jc w:val="both"/>
+      </w:pPr>
+      <w:r>
+        <w:t xml:space="preserve"> </w:t>
+      </w:r>
+    </w:p>
+    <w:p>
+      <w:pPr>
+        <w:jc w:val="both"/>
         <w:rPr>
-          <w:b/>
-          <w:bCs/>
+          <w:rFonts w:asciiTheme="majorHAnsi" w:eastAsiaTheme="majorEastAsia" w:hAnsiTheme="majorHAnsi" w:cstheme="majorBidi"/>
+          <w:color w:val="0F4761" w:themeColor="accent1" w:themeShade="BF"/>
+          <w:sz w:val="40"/>
+          <w:szCs w:val="40"/>
         </w:rPr>
+      </w:pPr>
+      <w:r>
+        <w:br w:type="page"/>
+      </w:r>
+    </w:p>
+    <w:p>
+      <w:pPr>
+        <w:pStyle w:val="Heading1"/>
+        <w:jc w:val="both"/>
+      </w:pPr>
+      <w:r>
         <w:lastRenderedPageBreak/>
-        <w:t>35% Augmented Samples:</w:t>
-      </w:r>
-      <w:r>
-        <w:t xml:space="preserve"> Recorded with common household background noises (TV, fans, kitchen noise) to ensure robustness against environmental interference.</w:t>
-      </w:r>
-    </w:p>
-    <w:p>
-      <w:r>
-        <w:t xml:space="preserve">The audio snippets were processed into MFCCs using the same pipeline implemented in the Arduino code (Hanning windowing, FFT, and Discrete Cosine Transform). This ensures that the features used during training perfectly match the features extracted </w:t>
-      </w:r>
-      <w:proofErr w:type="gramStart"/>
-      <w:r>
-        <w:t>on-device</w:t>
-      </w:r>
-      <w:proofErr w:type="gramEnd"/>
-      <w:r>
-        <w:t xml:space="preserve">. The combined dataset was split into a </w:t>
-      </w:r>
-      <w:r>
-        <w:rPr>
-          <w:b/>
-          <w:bCs/>
-        </w:rPr>
-        <w:t>6</w:t>
-      </w:r>
-      <w:r>
-        <w:rPr>
-          <w:b/>
-          <w:bCs/>
-        </w:rPr>
-        <w:t>0:</w:t>
-      </w:r>
-      <w:r>
-        <w:rPr>
-          <w:b/>
-          <w:bCs/>
-        </w:rPr>
-        <w:t>20</w:t>
-      </w:r>
-      <w:r>
-        <w:rPr>
-          <w:b/>
-          <w:bCs/>
-        </w:rPr>
-        <w:t>:</w:t>
-      </w:r>
-      <w:r>
-        <w:rPr>
-          <w:b/>
-          <w:bCs/>
-        </w:rPr>
-        <w:t>20</w:t>
-      </w:r>
-      <w:r>
-        <w:t xml:space="preserve"> ratio for training, validation, and testing to ensure the model generalizes well to unseen speakers and environments.</w:t>
-      </w:r>
-    </w:p>
-    <w:p/>
-    <w:p>
-      <w:r>
-        <w:t xml:space="preserve">  3. Model Training</w:t>
-      </w:r>
-    </w:p>
-    <w:p/>
-    <w:p>
-      <w:pPr>
-        <w:rPr>
-          <w:b/>
-          <w:bCs/>
-        </w:rPr>
-      </w:pPr>
-      <w:r>
-        <w:rPr>
-          <w:b/>
-          <w:bCs/>
-        </w:rPr>
+        <w:t>3. Model Training</w:t>
+      </w:r>
+    </w:p>
+    <w:p>
+      <w:pPr>
+        <w:pStyle w:val="Heading1"/>
+        <w:jc w:val="both"/>
+      </w:pPr>
+      <w:r>
         <w:t>3.1 Model Architecture</w:t>
       </w:r>
     </w:p>
     <w:p>
-      <w:r>
-        <w:t xml:space="preserve">To ensure high performance within the strict memory and power constraints of the Arduino Nano 33 BLE Sense, both stages of the detection pipeline utilize </w:t>
-      </w:r>
-      <w:r>
-        <w:rPr>
-          <w:b/>
-          <w:bCs/>
-        </w:rPr>
-        <w:t>Separable 2D Convolutional Neural Networks (CNNs)</w:t>
-      </w:r>
-      <w:r>
-        <w:t>. This architecture significantly reduces the number of trainable parameters compared to standard CNNs or dense MLPs, while maintaining high feature extraction accuracy.</w:t>
-      </w:r>
-    </w:p>
-    <w:p>
-      <w:pPr>
-        <w:rPr>
-          <w:b/>
-          <w:bCs/>
-        </w:rPr>
-      </w:pPr>
-      <w:r>
-        <w:rPr>
-          <w:b/>
-          <w:bCs/>
-        </w:rPr>
+      <w:pPr>
+        <w:jc w:val="both"/>
+      </w:pPr>
+      <w:r>
+        <w:t>To ensure high performance within the strict memory and power constraints of the Arduino Nano 33 BLE Sense, both stages of the detection pipeline utilize Separable 2D Convolutional Neural Networks (CNNs). This architecture significantly reduces the number of trainable parameters compared to standard CNNs or dense MLPs, while maintaining high feature extraction accuracy.</w:t>
+      </w:r>
+    </w:p>
+    <w:p>
+      <w:pPr>
+        <w:jc w:val="both"/>
+      </w:pPr>
+      <w:r>
         <w:t>Stage 1: IMU Fall Detection Model (CNN)</w:t>
       </w:r>
     </w:p>
     <w:p>
-      <w:r>
-        <w:t xml:space="preserve">The IMU model is designed to </w:t>
-      </w:r>
-      <w:proofErr w:type="spellStart"/>
-      <w:r>
-        <w:t>analyze</w:t>
-      </w:r>
-      <w:proofErr w:type="spellEnd"/>
-      <w:r>
-        <w:t xml:space="preserve"> a 120-sample window across 6 sensor channels (accelerometer and gyroscope).</w:t>
+      <w:pPr>
+        <w:jc w:val="both"/>
+      </w:pPr>
+      <w:r>
+        <w:t>The IMU model is designed to analyze a 120-sample window across 6 sensor channels (accelerometer and gyroscope).</w:t>
       </w:r>
     </w:p>
     <w:p>
@@ -667,16 +742,10 @@
           <w:ilvl w:val="0"/>
           <w:numId w:val="9"/>
         </w:numPr>
-      </w:pPr>
-      <w:r>
-        <w:rPr>
-          <w:b/>
-          <w:bCs/>
-        </w:rPr>
-        <w:t>Input Layer:</w:t>
-      </w:r>
-      <w:r>
-        <w:t xml:space="preserve"> tensor, representing the temporal sequence of motion data.</w:t>
+        <w:jc w:val="both"/>
+      </w:pPr>
+      <w:r>
+        <w:t>Input Layer: tensor, representing the temporal sequence of motion data.</w:t>
       </w:r>
     </w:p>
     <w:p>
@@ -685,34 +754,16 @@
           <w:ilvl w:val="0"/>
           <w:numId w:val="9"/>
         </w:numPr>
-      </w:pPr>
-      <w:r>
-        <w:rPr>
-          <w:b/>
-          <w:bCs/>
-        </w:rPr>
-        <w:t>Cross-Axis Feature Extraction:</w:t>
-      </w:r>
-      <w:r>
-        <w:t xml:space="preserve"> The first layer employs a </w:t>
-      </w:r>
-      <w:r>
-        <w:rPr>
-          <w:b/>
-          <w:bCs/>
-        </w:rPr>
-        <w:t>SeparableConv2D</w:t>
-      </w:r>
-      <w:r>
-        <w:t xml:space="preserve"> with a kernel size </w:t>
-      </w:r>
-      <w:proofErr w:type="gramStart"/>
-      <w:r>
-        <w:t>of .</w:t>
-      </w:r>
-      <w:proofErr w:type="gramEnd"/>
-      <w:r>
-        <w:t xml:space="preserve"> This specific height-to-width ratio is designed to span all 6 sensor axes simultaneously, allowing the model to find instantaneous correlations between linear acceleration (G-force) and rotational velocity (Gyro).</w:t>
+        <w:jc w:val="both"/>
+      </w:pPr>
+      <w:r>
+        <w:t xml:space="preserve">Cross-Axis Feature Extraction: The first layer employs a SeparableConv2D with a kernel size of </w:t>
+      </w:r>
+      <w:r>
+        <w:t>3x3</w:t>
+      </w:r>
+      <w:r>
+        <w:t>. This specific height-to-width ratio is designed to span all 6 sensor axes simultaneously, allowing the model to find instantaneous correlations between linear acceleration (G-force) and rotational velocity (Gyro).</w:t>
       </w:r>
     </w:p>
     <w:p>
@@ -721,16 +772,10 @@
           <w:ilvl w:val="0"/>
           <w:numId w:val="9"/>
         </w:numPr>
-      </w:pPr>
-      <w:r>
-        <w:rPr>
-          <w:b/>
-          <w:bCs/>
-        </w:rPr>
-        <w:t>Temporal Filtering:</w:t>
-      </w:r>
-      <w:r>
-        <w:t xml:space="preserve"> Subsequent layers use kernels and Max Pooling. Since the cross-axis correlation is established in the first layer, these subsequent layers focus exclusively on the "time" axis to identify the sequential phases of a fall (descent, impact, and post-fall stillness).</w:t>
+        <w:jc w:val="both"/>
+      </w:pPr>
+      <w:r>
+        <w:t>Temporal Filtering: Subsequent layers use kernels and Max Pooling. Since the cross-axis correlation is established in the first layer, these subsequent layers focus exclusively on the "time" axis to identify the sequential phases of a fall (descent, impact, and post-fall stillness).</w:t>
       </w:r>
     </w:p>
     <w:p>
@@ -739,26 +784,10 @@
           <w:ilvl w:val="0"/>
           <w:numId w:val="9"/>
         </w:numPr>
-      </w:pPr>
-      <w:r>
-        <w:rPr>
-          <w:b/>
-          <w:bCs/>
-        </w:rPr>
-        <w:t>Global Average Pooling:</w:t>
-      </w:r>
-      <w:r>
-        <w:t xml:space="preserve"> Instead of a standard Flatten layer, </w:t>
-      </w:r>
-      <w:r>
-        <w:rPr>
-          <w:b/>
-          <w:bCs/>
-        </w:rPr>
-        <w:t>GlobalAveragePooling2D</w:t>
-      </w:r>
-      <w:r>
-        <w:t xml:space="preserve"> is used to condense the feature maps. This drastically reduces the parameter count of the following Dense layers, minimizing the model's RAM footprint.</w:t>
+        <w:jc w:val="both"/>
+      </w:pPr>
+      <w:r>
+        <w:t>Global Average Pooling: Instead of a standard Flatten layer, GlobalAveragePooling2D is used to condense the feature maps. This drastically reduces the parameter count of the following Dense layers, minimizing the model's RAM footprint.</w:t>
       </w:r>
     </w:p>
     <w:p>
@@ -767,63 +796,78 @@
           <w:ilvl w:val="0"/>
           <w:numId w:val="9"/>
         </w:numPr>
+        <w:jc w:val="both"/>
+      </w:pPr>
+      <w:r>
+        <w:t>Output: A Softmax layer provides probabilities for the two classes: Fall and Normal.</w:t>
+      </w:r>
+    </w:p>
+    <w:p>
+      <w:pPr>
+        <w:jc w:val="both"/>
+      </w:pPr>
+      <w:r>
+        <w:t>This leads to having a total number of parameters of 14990, about 60 KB of arena size needed.</w:t>
+      </w:r>
+    </w:p>
+    <w:p>
+      <w:pPr>
+        <w:jc w:val="center"/>
       </w:pPr>
       <w:r>
         <w:rPr>
-          <w:b/>
-          <w:bCs/>
-        </w:rPr>
-        <w:t>Output:</w:t>
-      </w:r>
-      <w:r>
-        <w:t xml:space="preserve"> A </w:t>
-      </w:r>
-      <w:proofErr w:type="spellStart"/>
-      <w:r>
-        <w:t>Softmax</w:t>
-      </w:r>
-      <w:proofErr w:type="spellEnd"/>
-      <w:r>
-        <w:t xml:space="preserve"> layer provides probabilities for the two classes: </w:t>
-      </w:r>
-      <w:r>
-        <w:rPr>
-          <w:b/>
-          <w:bCs/>
-        </w:rPr>
-        <w:t>Fall</w:t>
-      </w:r>
-      <w:r>
-        <w:t xml:space="preserve"> and </w:t>
-      </w:r>
-      <w:r>
-        <w:rPr>
-          <w:b/>
-          <w:bCs/>
-        </w:rPr>
-        <w:t>Normal</w:t>
-      </w:r>
-      <w:r>
-        <w:t>.</w:t>
-      </w:r>
-    </w:p>
-    <w:p>
-      <w:pPr>
-        <w:rPr>
-          <w:b/>
-          <w:bCs/>
-        </w:rPr>
-      </w:pPr>
-      <w:r>
-        <w:rPr>
-          <w:b/>
-          <w:bCs/>
+          <w:noProof/>
         </w:rPr>
         <w:lastRenderedPageBreak/>
+        <w:drawing>
+          <wp:inline distT="0" distB="0" distL="0" distR="0" wp14:anchorId="16069D8B" wp14:editId="5EB61C00">
+            <wp:extent cx="5102861" cy="5694218"/>
+            <wp:effectExtent l="0" t="0" r="2540" b="1905"/>
+            <wp:docPr id="357170653" name="Picture 1"/>
+            <wp:cNvGraphicFramePr>
+              <a:graphicFrameLocks xmlns:a="http://schemas.openxmlformats.org/drawingml/2006/main" noChangeAspect="1"/>
+            </wp:cNvGraphicFramePr>
+            <a:graphic xmlns:a="http://schemas.openxmlformats.org/drawingml/2006/main">
+              <a:graphicData uri="http://schemas.openxmlformats.org/drawingml/2006/picture">
+                <pic:pic xmlns:pic="http://schemas.openxmlformats.org/drawingml/2006/picture">
+                  <pic:nvPicPr>
+                    <pic:cNvPr id="357170653" name=""/>
+                    <pic:cNvPicPr/>
+                  </pic:nvPicPr>
+                  <pic:blipFill>
+                    <a:blip r:embed="rId6"/>
+                    <a:stretch>
+                      <a:fillRect/>
+                    </a:stretch>
+                  </pic:blipFill>
+                  <pic:spPr>
+                    <a:xfrm>
+                      <a:off x="0" y="0"/>
+                      <a:ext cx="5104895" cy="5696488"/>
+                    </a:xfrm>
+                    <a:prstGeom prst="rect">
+                      <a:avLst/>
+                    </a:prstGeom>
+                  </pic:spPr>
+                </pic:pic>
+              </a:graphicData>
+            </a:graphic>
+          </wp:inline>
+        </w:drawing>
+      </w:r>
+    </w:p>
+    <w:p>
+      <w:pPr>
+        <w:jc w:val="both"/>
+      </w:pPr>
+      <w:r>
         <w:t>Stage 2: Audio Emergency KWS Model (CNN)</w:t>
       </w:r>
     </w:p>
     <w:p>
+      <w:pPr>
+        <w:jc w:val="both"/>
+      </w:pPr>
       <w:r>
         <w:t>The audio model processes the MFCC spectrogram generated from the sensory-gated microphone input.</w:t>
       </w:r>
@@ -834,16 +878,10 @@
           <w:ilvl w:val="0"/>
           <w:numId w:val="10"/>
         </w:numPr>
-      </w:pPr>
-      <w:r>
-        <w:rPr>
-          <w:b/>
-          <w:bCs/>
-        </w:rPr>
-        <w:t>Input Layer:</w:t>
-      </w:r>
-      <w:r>
-        <w:t xml:space="preserve"> tensor (N_MFCC N_FRAMES).</w:t>
+        <w:jc w:val="both"/>
+      </w:pPr>
+      <w:r>
+        <w:t>Input Layer: tensor (N_MFCC N_FRAMES).</w:t>
       </w:r>
     </w:p>
     <w:p>
@@ -852,26 +890,10 @@
           <w:ilvl w:val="0"/>
           <w:numId w:val="10"/>
         </w:numPr>
-      </w:pPr>
-      <w:r>
-        <w:rPr>
-          <w:b/>
-          <w:bCs/>
-        </w:rPr>
-        <w:t>Spectral-Temporal Extraction:</w:t>
-      </w:r>
-      <w:r>
-        <w:t xml:space="preserve"> The architecture uses multiple </w:t>
-      </w:r>
-      <w:r>
-        <w:rPr>
-          <w:b/>
-          <w:bCs/>
-        </w:rPr>
-        <w:t>SeparableConv2D</w:t>
-      </w:r>
-      <w:r>
-        <w:t xml:space="preserve"> layers with kernels (with padding='same') to detect patterns in both frequency bins and time.</w:t>
+        <w:jc w:val="both"/>
+      </w:pPr>
+      <w:r>
+        <w:t>Spectral-Temporal Extraction: The architecture uses multiple SeparableConv2D layers with kernels (with padding='same') to detect patterns in both frequency bins and time.</w:t>
       </w:r>
     </w:p>
     <w:p>
@@ -880,16 +902,10 @@
           <w:ilvl w:val="0"/>
           <w:numId w:val="10"/>
         </w:numPr>
-      </w:pPr>
-      <w:r>
-        <w:rPr>
-          <w:b/>
-          <w:bCs/>
-        </w:rPr>
-        <w:t>Dimensionality Reduction:</w:t>
-      </w:r>
-      <w:r>
-        <w:t xml:space="preserve"> Each convolutional block is followed by a Max Pooling layer. This effectively reduces the spectrogram size by half in each stage, allowing the model to learn increasingly abstract representations of the target keywords ("HELP", "CANCEL").</w:t>
+        <w:jc w:val="both"/>
+      </w:pPr>
+      <w:r>
+        <w:t>Dimensionality Reduction: Each convolutional block is followed by a Max Pooling layer. This effectively reduces the spectrogram size by half in each stage, allowing the model to learn increasingly abstract representations of the target keywords ("HELP", "CANCEL").</w:t>
       </w:r>
     </w:p>
     <w:p>
@@ -898,26 +914,17 @@
           <w:ilvl w:val="0"/>
           <w:numId w:val="10"/>
         </w:numPr>
-      </w:pPr>
-      <w:r>
-        <w:rPr>
-          <w:b/>
-          <w:bCs/>
-        </w:rPr>
-        <w:t>Parameter Efficiency:</w:t>
-      </w:r>
-      <w:r>
-        <w:t xml:space="preserve"> By utilizing </w:t>
-      </w:r>
-      <w:r>
-        <w:rPr>
-          <w:b/>
-          <w:bCs/>
-        </w:rPr>
-        <w:t>Separable Convolution</w:t>
-      </w:r>
-      <w:r>
-        <w:t>, the model separates spatial and depth-wise convolutions. This is critical for the Audio model, as it allows for a deeper feature extraction pipeline (64 filters in the final layer) without exceeding the 80KB tensor arena allocated on the Arduino.</w:t>
+        <w:jc w:val="both"/>
+      </w:pPr>
+      <w:r>
+        <w:lastRenderedPageBreak/>
+        <w:t>Parameter Efficiency: By utilizing Separable Convolution, the model separates spatial and depth-wise convolutions. This is critical for the Audio model, as it allows for a deeper feature extraction pipeline (64 filters in the final layer) without exceeding the 80</w:t>
+      </w:r>
+      <w:r>
+        <w:t xml:space="preserve"> </w:t>
+      </w:r>
+      <w:r>
+        <w:t>KB tensor arena allocated on the Arduino.</w:t>
       </w:r>
     </w:p>
     <w:p>
@@ -926,378 +933,1193 @@
           <w:ilvl w:val="0"/>
           <w:numId w:val="10"/>
         </w:numPr>
+        <w:jc w:val="both"/>
+      </w:pPr>
+      <w:r>
+        <w:t>Classification: The final architecture concludes with a Dense layer of 32 neurons and a Softmax output for the three target classes: Help, Cancel, and Background.</w:t>
+      </w:r>
+    </w:p>
+    <w:p>
+      <w:pPr>
+        <w:jc w:val="both"/>
+      </w:pPr>
+      <w:r>
+        <w:t>This leads to having a total number of parameters of 14990, about 64 KB of arena size needed.</w:t>
+      </w:r>
+    </w:p>
+    <w:p>
+      <w:pPr>
+        <w:jc w:val="center"/>
       </w:pPr>
       <w:r>
         <w:rPr>
-          <w:b/>
-          <w:bCs/>
+          <w:noProof/>
         </w:rPr>
-        <w:t>Classification:</w:t>
-      </w:r>
-      <w:r>
-        <w:t xml:space="preserve"> The final architecture concludes with a Dense layer of 32 neurons and a </w:t>
-      </w:r>
-      <w:proofErr w:type="spellStart"/>
-      <w:r>
-        <w:t>Softmax</w:t>
-      </w:r>
-      <w:proofErr w:type="spellEnd"/>
-      <w:r>
-        <w:t xml:space="preserve"> output for the three target classes: </w:t>
-      </w:r>
+        <w:drawing>
+          <wp:inline distT="0" distB="0" distL="0" distR="0" wp14:anchorId="051E02A0" wp14:editId="752CCD88">
+            <wp:extent cx="4294596" cy="4764689"/>
+            <wp:effectExtent l="0" t="0" r="0" b="0"/>
+            <wp:docPr id="1541344880" name="Picture 1"/>
+            <wp:cNvGraphicFramePr>
+              <a:graphicFrameLocks xmlns:a="http://schemas.openxmlformats.org/drawingml/2006/main" noChangeAspect="1"/>
+            </wp:cNvGraphicFramePr>
+            <a:graphic xmlns:a="http://schemas.openxmlformats.org/drawingml/2006/main">
+              <a:graphicData uri="http://schemas.openxmlformats.org/drawingml/2006/picture">
+                <pic:pic xmlns:pic="http://schemas.openxmlformats.org/drawingml/2006/picture">
+                  <pic:nvPicPr>
+                    <pic:cNvPr id="1541344880" name=""/>
+                    <pic:cNvPicPr/>
+                  </pic:nvPicPr>
+                  <pic:blipFill>
+                    <a:blip r:embed="rId7"/>
+                    <a:stretch>
+                      <a:fillRect/>
+                    </a:stretch>
+                  </pic:blipFill>
+                  <pic:spPr>
+                    <a:xfrm>
+                      <a:off x="0" y="0"/>
+                      <a:ext cx="4295625" cy="4765831"/>
+                    </a:xfrm>
+                    <a:prstGeom prst="rect">
+                      <a:avLst/>
+                    </a:prstGeom>
+                  </pic:spPr>
+                </pic:pic>
+              </a:graphicData>
+            </a:graphic>
+          </wp:inline>
+        </w:drawing>
+      </w:r>
+    </w:p>
+    <w:p>
+      <w:pPr>
+        <w:jc w:val="both"/>
+      </w:pPr>
+      <w:r>
+        <w:t xml:space="preserve">Both models prioritize Depthwise Separable Convolutions, which break down a standard convolution into two smaller operations. This choice was deliberate: it allows the "FallAndCall" system to run two distinct neural in rapid succession) without triggering a memory allocation </w:t>
+      </w:r>
+      <w:r>
+        <w:t>on Arduino Nano</w:t>
+      </w:r>
+      <w:r>
+        <w:t xml:space="preserve"> 33</w:t>
+      </w:r>
+      <w:r>
+        <w:t xml:space="preserve"> </w:t>
+      </w:r>
+      <w:r>
+        <w:t>limited SRAM.</w:t>
+      </w:r>
+    </w:p>
+    <w:p>
+      <w:pPr>
+        <w:jc w:val="both"/>
+      </w:pPr>
+    </w:p>
+    <w:p>
+      <w:pPr>
+        <w:jc w:val="both"/>
+      </w:pPr>
+      <w:r>
+        <w:t xml:space="preserve"> </w:t>
+      </w:r>
+    </w:p>
+    <w:p>
+      <w:pPr>
+        <w:jc w:val="both"/>
+      </w:pPr>
+      <w:r>
+        <w:br w:type="page"/>
+      </w:r>
+    </w:p>
+    <w:p>
+      <w:pPr>
+        <w:pStyle w:val="Heading1"/>
+        <w:jc w:val="both"/>
+      </w:pPr>
+      <w:r>
+        <w:lastRenderedPageBreak/>
+        <w:t xml:space="preserve"> 3.2 Training results</w:t>
+      </w:r>
+    </w:p>
+    <w:p>
+      <w:pPr>
+        <w:pStyle w:val="Heading1"/>
+        <w:jc w:val="both"/>
+      </w:pPr>
+      <w:r>
+        <w:t>3.2.1 IMU “Fall” model</w:t>
+      </w:r>
+    </w:p>
+    <w:p>
+      <w:pPr>
+        <w:jc w:val="both"/>
+      </w:pPr>
+      <w:r>
+        <w:t>At the final epoch, the IMU classification model achieved a training accuracy of 95.43% (</w:t>
+      </w:r>
+      <w:r>
+        <w:t>Loss: 0.1135</w:t>
+      </w:r>
+      <w:r>
+        <w:t>) and a validation accuracy of 83.33% (</w:t>
+      </w:r>
+      <w:r>
+        <w:t>Loss: 0.2895</w:t>
+      </w:r>
+      <w:r>
+        <w:t>). While the validation loss indicates a slight degree of variance, the model’s performance is optimized for its specific role as a primary trigger in a multi-stage system.</w:t>
+      </w:r>
+      <w:r>
+        <w:t xml:space="preserve"> </w:t>
+      </w:r>
+      <w:r>
+        <w:t xml:space="preserve">This performance gap suggests that the current dataset size </w:t>
+      </w:r>
+      <w:r>
+        <w:t>of 300</w:t>
+      </w:r>
+      <w:r>
+        <w:t xml:space="preserve"> may not fully encompass the high variance inherent in human fall dynamics, such as varying impact angles and descent speeds. Consequently, further iterative training with a larger, more diverse dataset would be required to narrow this generalization gap</w:t>
+      </w:r>
+      <w:r>
+        <w:t>.</w:t>
+      </w:r>
+    </w:p>
+    <w:p>
+      <w:pPr>
+        <w:jc w:val="center"/>
+      </w:pPr>
       <w:r>
         <w:rPr>
-          <w:b/>
-          <w:bCs/>
+          <w:noProof/>
         </w:rPr>
-        <w:t>Help</w:t>
-      </w:r>
-      <w:r>
-        <w:t xml:space="preserve">, </w:t>
-      </w:r>
+        <w:drawing>
+          <wp:inline distT="0" distB="0" distL="0" distR="0" wp14:anchorId="337B2EB3" wp14:editId="3112ED88">
+            <wp:extent cx="5731510" cy="2250440"/>
+            <wp:effectExtent l="0" t="0" r="2540" b="0"/>
+            <wp:docPr id="1994630497" name="Picture 1"/>
+            <wp:cNvGraphicFramePr>
+              <a:graphicFrameLocks xmlns:a="http://schemas.openxmlformats.org/drawingml/2006/main" noChangeAspect="1"/>
+            </wp:cNvGraphicFramePr>
+            <a:graphic xmlns:a="http://schemas.openxmlformats.org/drawingml/2006/main">
+              <a:graphicData uri="http://schemas.openxmlformats.org/drawingml/2006/picture">
+                <pic:pic xmlns:pic="http://schemas.openxmlformats.org/drawingml/2006/picture">
+                  <pic:nvPicPr>
+                    <pic:cNvPr id="1994630497" name=""/>
+                    <pic:cNvPicPr/>
+                  </pic:nvPicPr>
+                  <pic:blipFill>
+                    <a:blip r:embed="rId8"/>
+                    <a:stretch>
+                      <a:fillRect/>
+                    </a:stretch>
+                  </pic:blipFill>
+                  <pic:spPr>
+                    <a:xfrm>
+                      <a:off x="0" y="0"/>
+                      <a:ext cx="5731510" cy="2250440"/>
+                    </a:xfrm>
+                    <a:prstGeom prst="rect">
+                      <a:avLst/>
+                    </a:prstGeom>
+                  </pic:spPr>
+                </pic:pic>
+              </a:graphicData>
+            </a:graphic>
+          </wp:inline>
+        </w:drawing>
+      </w:r>
+    </w:p>
+    <w:p>
+      <w:pPr>
+        <w:jc w:val="both"/>
+      </w:pPr>
+      <w:r>
+        <w:t xml:space="preserve">Despite this variance, the model’s performance is strategically optimized for its role as a primary "Sensory Gate." An analysis of the confusion matrix reveals a Recall of 86.67% and a False Positive Rate (FPR) of 20.00%. In a safety-critical application like "FallAndCall," a high FPR is an acceptable engineering trade-off to ensure maximum sensitivity. By prioritizing Recall, the system ensures that hazardous events are rarely missed. The resulting 20% false alarm rate is effectively mitigated by the Stage 2 Audio Model, which performs high-precision verification. This tiered architecture allows the system to maintain rigorous safety standards while remaining computationally and </w:t>
+      </w:r>
+      <w:r>
+        <w:t>power efficient</w:t>
+      </w:r>
+      <w:r>
+        <w:t>.</w:t>
+      </w:r>
+    </w:p>
+    <w:p>
+      <w:pPr>
+        <w:jc w:val="center"/>
+      </w:pPr>
       <w:r>
         <w:rPr>
-          <w:b/>
-          <w:bCs/>
+          <w:noProof/>
         </w:rPr>
-        <w:t>Cancel</w:t>
-      </w:r>
-      <w:r>
-        <w:t xml:space="preserve">, and </w:t>
-      </w:r>
+        <w:lastRenderedPageBreak/>
+        <w:drawing>
+          <wp:inline distT="0" distB="0" distL="0" distR="0" wp14:anchorId="715F9183" wp14:editId="07A4CAEF">
+            <wp:extent cx="4085112" cy="2974268"/>
+            <wp:effectExtent l="0" t="0" r="0" b="0"/>
+            <wp:docPr id="1359777593" name="Picture 1"/>
+            <wp:cNvGraphicFramePr>
+              <a:graphicFrameLocks xmlns:a="http://schemas.openxmlformats.org/drawingml/2006/main" noChangeAspect="1"/>
+            </wp:cNvGraphicFramePr>
+            <a:graphic xmlns:a="http://schemas.openxmlformats.org/drawingml/2006/main">
+              <a:graphicData uri="http://schemas.openxmlformats.org/drawingml/2006/picture">
+                <pic:pic xmlns:pic="http://schemas.openxmlformats.org/drawingml/2006/picture">
+                  <pic:nvPicPr>
+                    <pic:cNvPr id="1359777593" name=""/>
+                    <pic:cNvPicPr/>
+                  </pic:nvPicPr>
+                  <pic:blipFill>
+                    <a:blip r:embed="rId9"/>
+                    <a:stretch>
+                      <a:fillRect/>
+                    </a:stretch>
+                  </pic:blipFill>
+                  <pic:spPr>
+                    <a:xfrm>
+                      <a:off x="0" y="0"/>
+                      <a:ext cx="4102181" cy="2986695"/>
+                    </a:xfrm>
+                    <a:prstGeom prst="rect">
+                      <a:avLst/>
+                    </a:prstGeom>
+                  </pic:spPr>
+                </pic:pic>
+              </a:graphicData>
+            </a:graphic>
+          </wp:inline>
+        </w:drawing>
+      </w:r>
+    </w:p>
+    <w:p>
+      <w:pPr>
+        <w:jc w:val="center"/>
+      </w:pPr>
       <w:r>
         <w:rPr>
-          <w:b/>
-          <w:bCs/>
+          <w:noProof/>
         </w:rPr>
-        <w:t>Background</w:t>
+        <w:drawing>
+          <wp:inline distT="0" distB="0" distL="0" distR="0" wp14:anchorId="646C7D9A" wp14:editId="47EEAFE3">
+            <wp:extent cx="5731510" cy="1417955"/>
+            <wp:effectExtent l="0" t="0" r="2540" b="0"/>
+            <wp:docPr id="1592695713" name="Picture 1"/>
+            <wp:cNvGraphicFramePr>
+              <a:graphicFrameLocks xmlns:a="http://schemas.openxmlformats.org/drawingml/2006/main" noChangeAspect="1"/>
+            </wp:cNvGraphicFramePr>
+            <a:graphic xmlns:a="http://schemas.openxmlformats.org/drawingml/2006/main">
+              <a:graphicData uri="http://schemas.openxmlformats.org/drawingml/2006/picture">
+                <pic:pic xmlns:pic="http://schemas.openxmlformats.org/drawingml/2006/picture">
+                  <pic:nvPicPr>
+                    <pic:cNvPr id="1592695713" name=""/>
+                    <pic:cNvPicPr/>
+                  </pic:nvPicPr>
+                  <pic:blipFill>
+                    <a:blip r:embed="rId10"/>
+                    <a:stretch>
+                      <a:fillRect/>
+                    </a:stretch>
+                  </pic:blipFill>
+                  <pic:spPr>
+                    <a:xfrm>
+                      <a:off x="0" y="0"/>
+                      <a:ext cx="5731510" cy="1417955"/>
+                    </a:xfrm>
+                    <a:prstGeom prst="rect">
+                      <a:avLst/>
+                    </a:prstGeom>
+                  </pic:spPr>
+                </pic:pic>
+              </a:graphicData>
+            </a:graphic>
+          </wp:inline>
+        </w:drawing>
+      </w:r>
+    </w:p>
+    <w:p>
+      <w:pPr>
+        <w:pStyle w:val="Heading1"/>
+        <w:jc w:val="both"/>
+      </w:pPr>
+      <w:r>
+        <w:t>3.2.2 Audio “Emergency” model</w:t>
+      </w:r>
+    </w:p>
+    <w:p>
+      <w:pPr>
+        <w:jc w:val="both"/>
+      </w:pPr>
+      <w:r>
+        <w:t>At the final epoch, the audio classification model achieved a training accuracy of 100.00% (Loss: 0.0002) and a validation accuracy of 98.36% (Loss: 0.0314). These results indicate that the Separable CNN architecture is exceptionally robust at identifying spectral patterns within the MFCC spectrograms. The minimal validation loss suggests that the model has successfully generalized across the various environmental noise profiles integrated into the augmented dataset to ensure real-world reliability.</w:t>
+      </w:r>
+    </w:p>
+    <w:p/>
+    <w:p>
+      <w:pPr>
+        <w:jc w:val="center"/>
+      </w:pPr>
+      <w:r>
+        <w:rPr>
+          <w:noProof/>
+        </w:rPr>
+        <w:lastRenderedPageBreak/>
+        <w:drawing>
+          <wp:inline distT="0" distB="0" distL="0" distR="0" wp14:anchorId="6F3CC083" wp14:editId="702A8FB5">
+            <wp:extent cx="5731510" cy="2185035"/>
+            <wp:effectExtent l="0" t="0" r="2540" b="5715"/>
+            <wp:docPr id="1255146554" name="Picture 1"/>
+            <wp:cNvGraphicFramePr>
+              <a:graphicFrameLocks xmlns:a="http://schemas.openxmlformats.org/drawingml/2006/main" noChangeAspect="1"/>
+            </wp:cNvGraphicFramePr>
+            <a:graphic xmlns:a="http://schemas.openxmlformats.org/drawingml/2006/main">
+              <a:graphicData uri="http://schemas.openxmlformats.org/drawingml/2006/picture">
+                <pic:pic xmlns:pic="http://schemas.openxmlformats.org/drawingml/2006/picture">
+                  <pic:nvPicPr>
+                    <pic:cNvPr id="1255146554" name=""/>
+                    <pic:cNvPicPr/>
+                  </pic:nvPicPr>
+                  <pic:blipFill>
+                    <a:blip r:embed="rId11"/>
+                    <a:stretch>
+                      <a:fillRect/>
+                    </a:stretch>
+                  </pic:blipFill>
+                  <pic:spPr>
+                    <a:xfrm>
+                      <a:off x="0" y="0"/>
+                      <a:ext cx="5731510" cy="2185035"/>
+                    </a:xfrm>
+                    <a:prstGeom prst="rect">
+                      <a:avLst/>
+                    </a:prstGeom>
+                  </pic:spPr>
+                </pic:pic>
+              </a:graphicData>
+            </a:graphic>
+          </wp:inline>
+        </w:drawing>
+      </w:r>
+    </w:p>
+    <w:p>
+      <w:pPr>
+        <w:tabs>
+          <w:tab w:val="left" w:pos="2768"/>
+        </w:tabs>
+        <w:jc w:val="both"/>
+      </w:pPr>
+      <w:r>
+        <w:t>The performance of this second stage was further validated using a dedicated test set of 61 samples, where the model achieved an overall accuracy of 95.00%. An analysis of the classification report reveals high precision across all target keywords, specifically achieving a 95.00% precision for the "HELP" class. This high level of certainty is critical as it serves as the final verification layer of the "FallAndCall" pipeline. While the IMU model is biased toward high sensitivity to ensure no physical falls are ignored, the audio model is optimized for high precision to prevent unnecessary emergency dispatches.</w:t>
+      </w:r>
+    </w:p>
+    <w:p>
+      <w:pPr>
+        <w:tabs>
+          <w:tab w:val="left" w:pos="2768"/>
+        </w:tabs>
+        <w:jc w:val="both"/>
+      </w:pPr>
+      <w:r>
+        <w:t>The model demonstrated a 100.00% recall for the "BACKGROUND" class, ensuring that environmental noise is effectively filtered out and does not trigger false alarms. Furthermore, the 90.00% recall for the "CANCEL" class provides a dependable fail-safe, allowing users to manually dismiss the alert. By achieving near-perfect F1-scores across all categories, the system effectively mitigates the false positives generated by the initial sensory gate, ensuring the device remains both trustworthy and power-efficient.</w:t>
+      </w:r>
+    </w:p>
+    <w:p>
+      <w:pPr>
+        <w:tabs>
+          <w:tab w:val="left" w:pos="2768"/>
+        </w:tabs>
+        <w:jc w:val="center"/>
+      </w:pPr>
+      <w:r>
+        <w:rPr>
+          <w:noProof/>
+        </w:rPr>
+        <w:lastRenderedPageBreak/>
+        <w:drawing>
+          <wp:inline distT="0" distB="0" distL="0" distR="0" wp14:anchorId="1FB5C97F" wp14:editId="3EA54CCE">
+            <wp:extent cx="5731510" cy="6643370"/>
+            <wp:effectExtent l="0" t="0" r="2540" b="5080"/>
+            <wp:docPr id="2079332045" name="Picture 1"/>
+            <wp:cNvGraphicFramePr>
+              <a:graphicFrameLocks xmlns:a="http://schemas.openxmlformats.org/drawingml/2006/main" noChangeAspect="1"/>
+            </wp:cNvGraphicFramePr>
+            <a:graphic xmlns:a="http://schemas.openxmlformats.org/drawingml/2006/main">
+              <a:graphicData uri="http://schemas.openxmlformats.org/drawingml/2006/picture">
+                <pic:pic xmlns:pic="http://schemas.openxmlformats.org/drawingml/2006/picture">
+                  <pic:nvPicPr>
+                    <pic:cNvPr id="2079332045" name=""/>
+                    <pic:cNvPicPr/>
+                  </pic:nvPicPr>
+                  <pic:blipFill>
+                    <a:blip r:embed="rId12"/>
+                    <a:stretch>
+                      <a:fillRect/>
+                    </a:stretch>
+                  </pic:blipFill>
+                  <pic:spPr>
+                    <a:xfrm>
+                      <a:off x="0" y="0"/>
+                      <a:ext cx="5731510" cy="6643370"/>
+                    </a:xfrm>
+                    <a:prstGeom prst="rect">
+                      <a:avLst/>
+                    </a:prstGeom>
+                  </pic:spPr>
+                </pic:pic>
+              </a:graphicData>
+            </a:graphic>
+          </wp:inline>
+        </w:drawing>
+      </w:r>
+    </w:p>
+    <w:p>
+      <w:pPr>
+        <w:pStyle w:val="Heading1"/>
+      </w:pPr>
+      <w:r>
+        <w:t xml:space="preserve"> </w:t>
+      </w:r>
+    </w:p>
+    <w:p>
+      <w:pPr>
+        <w:rPr>
+          <w:rFonts w:asciiTheme="majorHAnsi" w:eastAsiaTheme="majorEastAsia" w:hAnsiTheme="majorHAnsi" w:cstheme="majorBidi"/>
+          <w:color w:val="0F4761" w:themeColor="accent1" w:themeShade="BF"/>
+          <w:sz w:val="40"/>
+          <w:szCs w:val="40"/>
+        </w:rPr>
+      </w:pPr>
+      <w:r>
+        <w:br w:type="page"/>
+      </w:r>
+    </w:p>
+    <w:p>
+      <w:pPr>
+        <w:pStyle w:val="Heading1"/>
+        <w:jc w:val="both"/>
+      </w:pPr>
+      <w:r>
+        <w:lastRenderedPageBreak/>
+        <w:t xml:space="preserve"> 4. TensorFlow Lite Model Conversion</w:t>
+      </w:r>
+    </w:p>
+    <w:p>
+      <w:pPr>
+        <w:jc w:val="both"/>
+      </w:pPr>
+      <w:r>
+        <w:t xml:space="preserve">  Both models were converted to .tflite format using the TFLiteConverter. </w:t>
+      </w:r>
+    </w:p>
+    <w:p>
+      <w:pPr>
+        <w:pStyle w:val="ListParagraph"/>
+        <w:numPr>
+          <w:ilvl w:val="0"/>
+          <w:numId w:val="11"/>
+        </w:numPr>
+        <w:jc w:val="both"/>
+      </w:pPr>
+      <w:r>
+        <w:t>Final Model Sizes:</w:t>
+      </w:r>
+    </w:p>
+    <w:p>
+      <w:pPr>
+        <w:pStyle w:val="ListParagraph"/>
+        <w:numPr>
+          <w:ilvl w:val="1"/>
+          <w:numId w:val="11"/>
+        </w:numPr>
+        <w:jc w:val="both"/>
+      </w:pPr>
+      <w:r>
+        <w:t>fall_model.tflite (25708 bytes)</w:t>
+      </w:r>
+    </w:p>
+    <w:p>
+      <w:pPr>
+        <w:pStyle w:val="ListParagraph"/>
+        <w:numPr>
+          <w:ilvl w:val="1"/>
+          <w:numId w:val="11"/>
+        </w:numPr>
+        <w:jc w:val="both"/>
+      </w:pPr>
+      <w:r>
+        <w:t>emergency_model.tflite (27064 bytes)</w:t>
+      </w:r>
+    </w:p>
+    <w:p>
+      <w:pPr>
+        <w:jc w:val="both"/>
+      </w:pPr>
+      <w:r>
+        <w:t xml:space="preserve">Both models were then converted to C header files for use on the Arduino Nano </w:t>
+      </w:r>
+      <w:r>
+        <w:t>33</w:t>
       </w:r>
       <w:r>
         <w:t>.</w:t>
       </w:r>
     </w:p>
     <w:p>
-      <w:r>
-        <w:t xml:space="preserve">Both models prioritize </w:t>
-      </w:r>
-      <w:proofErr w:type="spellStart"/>
-      <w:r>
-        <w:t>Depthwise</w:t>
-      </w:r>
-      <w:proofErr w:type="spellEnd"/>
-      <w:r>
-        <w:t xml:space="preserve"> Separable Convolutions, which break down a standard convolution into two smaller operations. This choice was deliberate: it allows the "</w:t>
-      </w:r>
-      <w:proofErr w:type="spellStart"/>
-      <w:r>
-        <w:t>FallAndCall</w:t>
-      </w:r>
-      <w:proofErr w:type="spellEnd"/>
-      <w:r>
-        <w:t>" system to run two distinct neural networks concurrently (or in rapid succession) without triggering a memory allocation error (OOM) on the NRF52840's limited SRAM.</w:t>
-      </w:r>
-    </w:p>
-    <w:p/>
-    <w:p>
-      <w:r>
-        <w:t xml:space="preserve">  3.2 Training results</w:t>
-      </w:r>
-    </w:p>
-    <w:p>
-      <w:r>
-        <w:t xml:space="preserve">  [INSERT TRAINING ACCURACY/LOSS GRAPHS HERE]</w:t>
-      </w:r>
-    </w:p>
-    <w:p>
-      <w:r>
-        <w:t xml:space="preserve">   * IMU Model Accuracy: [E.G. 94.2%]</w:t>
-      </w:r>
-    </w:p>
-    <w:p>
-      <w:r>
-        <w:t xml:space="preserve">   * Audio Model Accuracy: [E.G. 89.5%]</w:t>
-      </w:r>
-    </w:p>
-    <w:p/>
-    <w:p>
-      <w:r>
-        <w:t xml:space="preserve">  3.3 Evaluating the model</w:t>
-      </w:r>
-    </w:p>
-    <w:p>
-      <w:r>
-        <w:t xml:space="preserve">  [INSERT CONFUSION MATRICES HERE]</w:t>
-      </w:r>
-    </w:p>
-    <w:p>
-      <w:r>
-        <w:t xml:space="preserve">   * The IMU model was specifically tested against "Flat Drops" to ensure the orientation logic successfully</w:t>
-      </w:r>
-    </w:p>
-    <w:p>
+      <w:pPr>
+        <w:jc w:val="center"/>
+      </w:pPr>
+      <w:r>
+        <w:rPr>
+          <w:noProof/>
+        </w:rPr>
+        <w:drawing>
+          <wp:inline distT="0" distB="0" distL="0" distR="0" wp14:anchorId="1F3C939E" wp14:editId="06C53A7D">
+            <wp:extent cx="5830784" cy="2689225"/>
+            <wp:effectExtent l="0" t="0" r="0" b="0"/>
+            <wp:docPr id="1433670008" name="Picture 1"/>
+            <wp:cNvGraphicFramePr>
+              <a:graphicFrameLocks xmlns:a="http://schemas.openxmlformats.org/drawingml/2006/main" noChangeAspect="1"/>
+            </wp:cNvGraphicFramePr>
+            <a:graphic xmlns:a="http://schemas.openxmlformats.org/drawingml/2006/main">
+              <a:graphicData uri="http://schemas.openxmlformats.org/drawingml/2006/picture">
+                <pic:pic xmlns:pic="http://schemas.openxmlformats.org/drawingml/2006/picture">
+                  <pic:nvPicPr>
+                    <pic:cNvPr id="1433670008" name=""/>
+                    <pic:cNvPicPr/>
+                  </pic:nvPicPr>
+                  <pic:blipFill>
+                    <a:blip r:embed="rId13"/>
+                    <a:stretch>
+                      <a:fillRect/>
+                    </a:stretch>
+                  </pic:blipFill>
+                  <pic:spPr>
+                    <a:xfrm>
+                      <a:off x="0" y="0"/>
+                      <a:ext cx="5837954" cy="2692532"/>
+                    </a:xfrm>
+                    <a:prstGeom prst="rect">
+                      <a:avLst/>
+                    </a:prstGeom>
+                  </pic:spPr>
+                </pic:pic>
+              </a:graphicData>
+            </a:graphic>
+          </wp:inline>
+        </w:drawing>
+      </w:r>
+    </w:p>
+    <w:p>
+      <w:pPr>
+        <w:jc w:val="center"/>
+        <w:rPr>
+          <w:rFonts w:asciiTheme="majorHAnsi" w:eastAsiaTheme="majorEastAsia" w:hAnsiTheme="majorHAnsi" w:cstheme="majorBidi"/>
+          <w:color w:val="0F4761" w:themeColor="accent1" w:themeShade="BF"/>
+          <w:sz w:val="40"/>
+          <w:szCs w:val="40"/>
+        </w:rPr>
+      </w:pPr>
+      <w:r>
+        <w:rPr>
+          <w:noProof/>
+        </w:rPr>
+        <w:drawing>
+          <wp:inline distT="0" distB="0" distL="0" distR="0" wp14:anchorId="4B10185E" wp14:editId="489FCB4E">
+            <wp:extent cx="5812605" cy="2879766"/>
+            <wp:effectExtent l="0" t="0" r="0" b="0"/>
+            <wp:docPr id="237504762" name="Picture 1"/>
+            <wp:cNvGraphicFramePr>
+              <a:graphicFrameLocks xmlns:a="http://schemas.openxmlformats.org/drawingml/2006/main" noChangeAspect="1"/>
+            </wp:cNvGraphicFramePr>
+            <a:graphic xmlns:a="http://schemas.openxmlformats.org/drawingml/2006/main">
+              <a:graphicData uri="http://schemas.openxmlformats.org/drawingml/2006/picture">
+                <pic:pic xmlns:pic="http://schemas.openxmlformats.org/drawingml/2006/picture">
+                  <pic:nvPicPr>
+                    <pic:cNvPr id="237504762" name=""/>
+                    <pic:cNvPicPr/>
+                  </pic:nvPicPr>
+                  <pic:blipFill>
+                    <a:blip r:embed="rId14"/>
+                    <a:stretch>
+                      <a:fillRect/>
+                    </a:stretch>
+                  </pic:blipFill>
+                  <pic:spPr>
+                    <a:xfrm>
+                      <a:off x="0" y="0"/>
+                      <a:ext cx="5827118" cy="2886956"/>
+                    </a:xfrm>
+                    <a:prstGeom prst="rect">
+                      <a:avLst/>
+                    </a:prstGeom>
+                  </pic:spPr>
+                </pic:pic>
+              </a:graphicData>
+            </a:graphic>
+          </wp:inline>
+        </w:drawing>
+      </w:r>
+      <w:r>
+        <w:br w:type="page"/>
+      </w:r>
+    </w:p>
+    <w:p>
+      <w:pPr>
+        <w:pStyle w:val="Heading1"/>
+        <w:jc w:val="both"/>
+      </w:pPr>
       <w:r>
         <w:lastRenderedPageBreak/>
-        <w:t xml:space="preserve">     rejected non-fall impacts.</w:t>
-      </w:r>
-    </w:p>
-    <w:p>
-      <w:r>
-        <w:t xml:space="preserve">   * The Audio model was tested against "TV Chatter" in the Background class to minimize false triggers.</w:t>
-      </w:r>
-    </w:p>
-    <w:p/>
-    <w:p>
-      <w:r>
-        <w:t xml:space="preserve">  4. TensorFlow Lite Model Conversion</w:t>
-      </w:r>
-    </w:p>
-    <w:p>
-      <w:r>
-        <w:t xml:space="preserve">  Both models were converted </w:t>
-      </w:r>
-      <w:proofErr w:type="gramStart"/>
-      <w:r>
-        <w:t>to .</w:t>
-      </w:r>
-      <w:proofErr w:type="spellStart"/>
-      <w:r>
-        <w:t>tflite</w:t>
-      </w:r>
-      <w:proofErr w:type="spellEnd"/>
-      <w:proofErr w:type="gramEnd"/>
-      <w:r>
-        <w:t xml:space="preserve"> format using the </w:t>
-      </w:r>
-      <w:proofErr w:type="spellStart"/>
-      <w:r>
-        <w:t>TFLiteConverter</w:t>
-      </w:r>
-      <w:proofErr w:type="spellEnd"/>
+        <w:t>5. Arduino Implementation</w:t>
+      </w:r>
+    </w:p>
+    <w:p>
+      <w:pPr>
+        <w:pStyle w:val="Heading1"/>
+        <w:jc w:val="both"/>
+      </w:pPr>
+      <w:r>
+        <w:t>5.1 System State Machine</w:t>
+      </w:r>
+    </w:p>
+    <w:p>
+      <w:pPr>
+        <w:jc w:val="both"/>
+      </w:pPr>
+      <w:r>
+        <w:t>The system is governed by a finite state machine (FSM) to manage hardware resources and computational load. By transitioning between states, the device ensures that the high-power PDM microphone and audio inference engine are only active when physically necessary.</w:t>
+      </w:r>
+    </w:p>
+    <w:p>
+      <w:pPr>
+        <w:numPr>
+          <w:ilvl w:val="0"/>
+          <w:numId w:val="13"/>
+        </w:numPr>
+        <w:jc w:val="both"/>
+      </w:pPr>
+      <w:r>
+        <w:t>IDLE: The default low-power state. The system continuously polls the LSM9DS1 IMU at ~119Hz, populating a circular buffer of 120 samples. The state transitions to VERIFYING only if the resultant acceleration magnitude exceeds the IMPACT_THRESHOLD of 4.5G.</w:t>
+      </w:r>
+    </w:p>
+    <w:p>
+      <w:pPr>
+        <w:numPr>
+          <w:ilvl w:val="0"/>
+          <w:numId w:val="13"/>
+        </w:numPr>
+        <w:jc w:val="both"/>
+      </w:pPr>
+      <w:r>
+        <w:t>VERIFYING: Once an impact is detected, the system captures 80 additional "post-impact" samples. After a 1.5-second delay, it performs two checks: a tilt angle calculation and the Stage 1 IMU CNN Inference.</w:t>
+      </w:r>
+    </w:p>
+    <w:p>
+      <w:pPr>
+        <w:numPr>
+          <w:ilvl w:val="0"/>
+          <w:numId w:val="13"/>
+        </w:numPr>
+        <w:jc w:val="both"/>
+      </w:pPr>
+      <w:r>
+        <w:t>LISTENING: If the IMU model confirms a fall, the PDM microphone is activated. The system extracts MFCC features and runs the Stage 2 Audio CNN Inference every 0.5 seconds to detect keywords.</w:t>
+      </w:r>
+    </w:p>
+    <w:p>
+      <w:pPr>
+        <w:numPr>
+          <w:ilvl w:val="0"/>
+          <w:numId w:val="13"/>
+        </w:numPr>
+        <w:jc w:val="both"/>
+      </w:pPr>
+      <w:r>
+        <w:t>ALARM: If "HELP" is recognized with high confidence (</w:t>
+      </w:r>
+      <w:r>
+        <w:t>set at &gt;0.75</w:t>
+      </w:r>
+      <w:r>
+        <w:t>), the system triggers the emergency alert, indicated by a sustained high-intensity LED signal.</w:t>
+      </w:r>
+      <w:r>
+        <w:t xml:space="preserve"> The actuator can be improved and implemented in the future.</w:t>
+      </w:r>
+    </w:p>
+    <w:p>
+      <w:pPr>
+        <w:jc w:val="center"/>
+        <w:rPr>
+          <w:rStyle w:val="Heading1Char"/>
+        </w:rPr>
+      </w:pPr>
+      <w:r>
+        <w:rPr>
+          <w:noProof/>
+        </w:rPr>
+        <w:lastRenderedPageBreak/>
+        <w:drawing>
+          <wp:inline distT="0" distB="0" distL="0" distR="0" wp14:anchorId="1DD854CC" wp14:editId="54A6C8EE">
+            <wp:extent cx="5731510" cy="5927090"/>
+            <wp:effectExtent l="0" t="0" r="2540" b="0"/>
+            <wp:docPr id="883043451" name="Picture 1"/>
+            <wp:cNvGraphicFramePr>
+              <a:graphicFrameLocks xmlns:a="http://schemas.openxmlformats.org/drawingml/2006/main" noChangeAspect="1"/>
+            </wp:cNvGraphicFramePr>
+            <a:graphic xmlns:a="http://schemas.openxmlformats.org/drawingml/2006/main">
+              <a:graphicData uri="http://schemas.openxmlformats.org/drawingml/2006/picture">
+                <pic:pic xmlns:pic="http://schemas.openxmlformats.org/drawingml/2006/picture">
+                  <pic:nvPicPr>
+                    <pic:cNvPr id="883043451" name=""/>
+                    <pic:cNvPicPr/>
+                  </pic:nvPicPr>
+                  <pic:blipFill>
+                    <a:blip r:embed="rId15"/>
+                    <a:stretch>
+                      <a:fillRect/>
+                    </a:stretch>
+                  </pic:blipFill>
+                  <pic:spPr>
+                    <a:xfrm>
+                      <a:off x="0" y="0"/>
+                      <a:ext cx="5731510" cy="5927090"/>
+                    </a:xfrm>
+                    <a:prstGeom prst="rect">
+                      <a:avLst/>
+                    </a:prstGeom>
+                  </pic:spPr>
+                </pic:pic>
+              </a:graphicData>
+            </a:graphic>
+          </wp:inline>
+        </w:drawing>
+      </w:r>
+    </w:p>
+    <w:p>
+      <w:pPr>
+        <w:jc w:val="both"/>
+        <w:rPr>
+          <w:rStyle w:val="Heading1Char"/>
+        </w:rPr>
+      </w:pPr>
+      <w:r>
+        <w:rPr>
+          <w:rStyle w:val="Heading1Char"/>
+        </w:rPr>
+        <w:t>5.2 Real-time Data Handling: Circular Buffers and Sliding Windows</w:t>
+      </w:r>
+    </w:p>
+    <w:p>
+      <w:pPr>
+        <w:jc w:val="both"/>
+      </w:pPr>
+      <w:r>
+        <w:t>To process continuous sensor data on a resource-constrained microcontroller, the system employs circular buffers. This allows the device to keep a "rolling window" of the most recent data without needing to shift large arrays in memory, which would be computationally expensive.</w:t>
+      </w:r>
+    </w:p>
+    <w:p>
+      <w:pPr>
+        <w:pStyle w:val="Heading1"/>
+        <w:jc w:val="both"/>
+      </w:pPr>
+      <w:r>
+        <w:t xml:space="preserve">5.2.1 IMU Pre-Impact Window </w:t>
+      </w:r>
+    </w:p>
+    <w:p>
+      <w:pPr>
+        <w:jc w:val="both"/>
+      </w:pPr>
+      <w:r>
+        <w:t xml:space="preserve">The system maintains a imuBuffer[120][6]. In the IDLE state, the IMU constantly overwrites the oldest data. When an impact is detected, this buffer already contains the </w:t>
+      </w:r>
+      <w:r>
+        <w:lastRenderedPageBreak/>
+        <w:t>~40 samples (approx. 0.33s) of data immediately preceding the impact. This "look-back" capability is crucial for the CNN to identify the weightless "free-fall" phase that occurs before the 4.5G hit.</w:t>
+      </w:r>
+      <w:r>
+        <w:t xml:space="preserve"> Then it will record the rest of the 80 samples, following exactly how the model was trained.</w:t>
+      </w:r>
+    </w:p>
+    <w:p>
+      <w:pPr>
+        <w:jc w:val="center"/>
+      </w:pPr>
+      <w:r>
+        <w:rPr>
+          <w:noProof/>
+        </w:rPr>
+        <w:drawing>
+          <wp:inline distT="0" distB="0" distL="0" distR="0" wp14:anchorId="5EABF7F8" wp14:editId="6CFD23C3">
+            <wp:extent cx="5731510" cy="1601470"/>
+            <wp:effectExtent l="0" t="0" r="2540" b="0"/>
+            <wp:docPr id="1545501296" name="Picture 1"/>
+            <wp:cNvGraphicFramePr>
+              <a:graphicFrameLocks xmlns:a="http://schemas.openxmlformats.org/drawingml/2006/main" noChangeAspect="1"/>
+            </wp:cNvGraphicFramePr>
+            <a:graphic xmlns:a="http://schemas.openxmlformats.org/drawingml/2006/main">
+              <a:graphicData uri="http://schemas.openxmlformats.org/drawingml/2006/picture">
+                <pic:pic xmlns:pic="http://schemas.openxmlformats.org/drawingml/2006/picture">
+                  <pic:nvPicPr>
+                    <pic:cNvPr id="1545501296" name=""/>
+                    <pic:cNvPicPr/>
+                  </pic:nvPicPr>
+                  <pic:blipFill>
+                    <a:blip r:embed="rId16"/>
+                    <a:stretch>
+                      <a:fillRect/>
+                    </a:stretch>
+                  </pic:blipFill>
+                  <pic:spPr>
+                    <a:xfrm>
+                      <a:off x="0" y="0"/>
+                      <a:ext cx="5731510" cy="1601470"/>
+                    </a:xfrm>
+                    <a:prstGeom prst="rect">
+                      <a:avLst/>
+                    </a:prstGeom>
+                  </pic:spPr>
+                </pic:pic>
+              </a:graphicData>
+            </a:graphic>
+          </wp:inline>
+        </w:drawing>
+      </w:r>
+    </w:p>
+    <w:p>
+      <w:pPr>
+        <w:jc w:val="center"/>
+      </w:pPr>
+      <w:r>
+        <w:rPr>
+          <w:noProof/>
+        </w:rPr>
+        <w:drawing>
+          <wp:inline distT="0" distB="0" distL="0" distR="0" wp14:anchorId="246D24EE" wp14:editId="3C88C804">
+            <wp:extent cx="5731510" cy="2345055"/>
+            <wp:effectExtent l="0" t="0" r="2540" b="0"/>
+            <wp:docPr id="735068386" name="Picture 1"/>
+            <wp:cNvGraphicFramePr>
+              <a:graphicFrameLocks xmlns:a="http://schemas.openxmlformats.org/drawingml/2006/main" noChangeAspect="1"/>
+            </wp:cNvGraphicFramePr>
+            <a:graphic xmlns:a="http://schemas.openxmlformats.org/drawingml/2006/main">
+              <a:graphicData uri="http://schemas.openxmlformats.org/drawingml/2006/picture">
+                <pic:pic xmlns:pic="http://schemas.openxmlformats.org/drawingml/2006/picture">
+                  <pic:nvPicPr>
+                    <pic:cNvPr id="735068386" name=""/>
+                    <pic:cNvPicPr/>
+                  </pic:nvPicPr>
+                  <pic:blipFill>
+                    <a:blip r:embed="rId17"/>
+                    <a:stretch>
+                      <a:fillRect/>
+                    </a:stretch>
+                  </pic:blipFill>
+                  <pic:spPr>
+                    <a:xfrm>
+                      <a:off x="0" y="0"/>
+                      <a:ext cx="5731510" cy="2345055"/>
+                    </a:xfrm>
+                    <a:prstGeom prst="rect">
+                      <a:avLst/>
+                    </a:prstGeom>
+                  </pic:spPr>
+                </pic:pic>
+              </a:graphicData>
+            </a:graphic>
+          </wp:inline>
+        </w:drawing>
+      </w:r>
+    </w:p>
+    <w:p>
+      <w:pPr>
+        <w:pStyle w:val="Heading1"/>
+        <w:jc w:val="both"/>
+      </w:pPr>
+      <w:r>
+        <w:t xml:space="preserve">5.2.2 Audio Sliding Window Inference </w:t>
+      </w:r>
+    </w:p>
+    <w:p>
+      <w:pPr>
+        <w:jc w:val="both"/>
+      </w:pPr>
+      <w:r>
+        <w:t>For the Audio Stage, a circular audio_buffer stores the incoming PDM samples. Because speech keywords can occur at any time, the system uses a Sliding Window Inference approach. Every 500ms, the system "slides" its focus across the buffer to perform MFCC extraction.</w:t>
+      </w:r>
+    </w:p>
+    <w:p>
+      <w:pPr>
+        <w:numPr>
+          <w:ilvl w:val="0"/>
+          <w:numId w:val="14"/>
+        </w:numPr>
+        <w:jc w:val="both"/>
+      </w:pPr>
+      <w:r>
+        <w:t>Overlap: By triggering inference more frequently than the length of the window (1 second), the system ensures that a keyword like "HELP" is captured even if it was split across two buffer cycles.</w:t>
+      </w:r>
+    </w:p>
+    <w:p>
+      <w:pPr>
+        <w:jc w:val="center"/>
+      </w:pPr>
+      <w:r>
+        <w:rPr>
+          <w:noProof/>
+        </w:rPr>
+        <w:lastRenderedPageBreak/>
+        <w:drawing>
+          <wp:inline distT="0" distB="0" distL="0" distR="0" wp14:anchorId="19432A7C" wp14:editId="4A4D77C6">
+            <wp:extent cx="5731510" cy="1962150"/>
+            <wp:effectExtent l="0" t="0" r="2540" b="0"/>
+            <wp:docPr id="1991350396" name="Picture 1"/>
+            <wp:cNvGraphicFramePr>
+              <a:graphicFrameLocks xmlns:a="http://schemas.openxmlformats.org/drawingml/2006/main" noChangeAspect="1"/>
+            </wp:cNvGraphicFramePr>
+            <a:graphic xmlns:a="http://schemas.openxmlformats.org/drawingml/2006/main">
+              <a:graphicData uri="http://schemas.openxmlformats.org/drawingml/2006/picture">
+                <pic:pic xmlns:pic="http://schemas.openxmlformats.org/drawingml/2006/picture">
+                  <pic:nvPicPr>
+                    <pic:cNvPr id="1991350396" name=""/>
+                    <pic:cNvPicPr/>
+                  </pic:nvPicPr>
+                  <pic:blipFill>
+                    <a:blip r:embed="rId18"/>
+                    <a:stretch>
+                      <a:fillRect/>
+                    </a:stretch>
+                  </pic:blipFill>
+                  <pic:spPr>
+                    <a:xfrm>
+                      <a:off x="0" y="0"/>
+                      <a:ext cx="5731510" cy="1962150"/>
+                    </a:xfrm>
+                    <a:prstGeom prst="rect">
+                      <a:avLst/>
+                    </a:prstGeom>
+                  </pic:spPr>
+                </pic:pic>
+              </a:graphicData>
+            </a:graphic>
+          </wp:inline>
+        </w:drawing>
+      </w:r>
+    </w:p>
+    <w:p>
+      <w:pPr>
+        <w:pStyle w:val="Heading1"/>
+        <w:jc w:val="both"/>
+      </w:pPr>
+      <w:r>
+        <w:t>5.3 Special Features</w:t>
+      </w:r>
+    </w:p>
+    <w:p>
+      <w:pPr>
+        <w:pStyle w:val="Heading1"/>
+        <w:jc w:val="both"/>
+      </w:pPr>
+      <w:r>
+        <w:t xml:space="preserve">5.3.1 Orientation and Stillness Verification </w:t>
+      </w:r>
+    </w:p>
+    <w:p>
+      <w:pPr>
+        <w:jc w:val="both"/>
+      </w:pPr>
+      <w:r>
+        <w:t>To supplement the neural network and reduce false triggers from simple device drops, a physics-based orientation check is performed using a Dot Product calculation</w:t>
+      </w:r>
       <w:r>
         <w:t xml:space="preserve">. </w:t>
       </w:r>
-    </w:p>
-    <w:p/>
-    <w:p>
-      <w:r>
-        <w:t xml:space="preserve">   * Quantization: [E.G. Weight Quantization / int8]</w:t>
-      </w:r>
-    </w:p>
-    <w:p>
-      <w:r>
-        <w:t xml:space="preserve">   * Final Model Sizes:</w:t>
-      </w:r>
-    </w:p>
-    <w:p>
-      <w:r>
-        <w:t xml:space="preserve">       * </w:t>
-      </w:r>
-      <w:proofErr w:type="spellStart"/>
-      <w:proofErr w:type="gramStart"/>
-      <w:r>
-        <w:t>fall</w:t>
-      </w:r>
-      <w:proofErr w:type="gramEnd"/>
-      <w:r>
-        <w:t>_</w:t>
-      </w:r>
-      <w:proofErr w:type="gramStart"/>
-      <w:r>
-        <w:t>model.tflite</w:t>
-      </w:r>
-      <w:proofErr w:type="spellEnd"/>
-      <w:proofErr w:type="gramEnd"/>
-      <w:r>
-        <w:t>: [E.G. 4 KB]</w:t>
-      </w:r>
-    </w:p>
-    <w:p>
-      <w:r>
-        <w:t xml:space="preserve">       * </w:t>
-      </w:r>
-      <w:proofErr w:type="spellStart"/>
-      <w:proofErr w:type="gramStart"/>
-      <w:r>
-        <w:t>emergency</w:t>
-      </w:r>
-      <w:proofErr w:type="gramEnd"/>
-      <w:r>
-        <w:t>_</w:t>
-      </w:r>
-      <w:proofErr w:type="gramStart"/>
-      <w:r>
-        <w:t>model.tflite</w:t>
-      </w:r>
-      <w:proofErr w:type="spellEnd"/>
-      <w:proofErr w:type="gramEnd"/>
-      <w:r>
-        <w:t>: [E.G. 18 KB]</w:t>
-      </w:r>
-    </w:p>
-    <w:p/>
-    <w:p>
-      <w:r>
-        <w:t xml:space="preserve">  5. Arduino Implementation</w:t>
-      </w:r>
-    </w:p>
-    <w:p/>
-    <w:p>
-      <w:r>
-        <w:t xml:space="preserve">  5.1 System State Machine</w:t>
-      </w:r>
-    </w:p>
-    <w:p>
-      <w:r>
-        <w:t xml:space="preserve">  The system operates using four primary states:</w:t>
-      </w:r>
-    </w:p>
-    <w:p>
-      <w:r>
-        <w:t xml:space="preserve">   1. IDLE: Monitoring Accelerometer for IMPACT_THRESHOLD &gt; 4.5G.</w:t>
-      </w:r>
-    </w:p>
-    <w:p>
-      <w:r>
-        <w:t xml:space="preserve">   2. VERIFYING: Waiting 1.5 seconds after impact to calculate the Tilt Angle and verify Stillness.</w:t>
-      </w:r>
-    </w:p>
-    <w:p>
-      <w:r>
-        <w:t xml:space="preserve">   3. LISTENING: If verified, Stage 2 activates the PDM microphone for keyword recognition.</w:t>
-      </w:r>
-    </w:p>
-    <w:p>
-      <w:r>
-        <w:t xml:space="preserve">   4. ALARM: Triggers an external LED/Actuator if "HELP" or "EMERGENCY" is recognized.</w:t>
-      </w:r>
-    </w:p>
-    <w:p/>
-    <w:p>
-      <w:r>
-        <w:t xml:space="preserve">  5.2 Orientation Verification Logic</w:t>
-      </w:r>
-    </w:p>
-    <w:p>
-      <w:r>
-        <w:t xml:space="preserve">  To calculate the 90-degree tilt, a Dot Product calculation is performed between the initial standing vector </w:t>
-      </w:r>
-    </w:p>
-    <w:p>
-      <w:r>
-        <w:t xml:space="preserve">  (captured during calibration) and the current gravity vector after the fall.</w:t>
-      </w:r>
-    </w:p>
-    <w:p>
-      <w:r>
-        <w:t xml:space="preserve">   1 float dot = (</w:t>
-      </w:r>
-      <w:proofErr w:type="spellStart"/>
-      <w:r>
-        <w:t>ax</w:t>
-      </w:r>
-      <w:proofErr w:type="spellEnd"/>
-      <w:r>
-        <w:t xml:space="preserve"> * </w:t>
-      </w:r>
-      <w:proofErr w:type="spellStart"/>
-      <w:r>
-        <w:t>standX</w:t>
-      </w:r>
-      <w:proofErr w:type="spellEnd"/>
-      <w:r>
-        <w:t xml:space="preserve">) + (ay * </w:t>
-      </w:r>
-      <w:proofErr w:type="spellStart"/>
-      <w:r>
-        <w:t>standY</w:t>
-      </w:r>
-      <w:proofErr w:type="spellEnd"/>
-      <w:r>
-        <w:t>) + (</w:t>
-      </w:r>
-      <w:proofErr w:type="spellStart"/>
-      <w:r>
-        <w:t>az</w:t>
-      </w:r>
-      <w:proofErr w:type="spellEnd"/>
-      <w:r>
-        <w:t xml:space="preserve"> * </w:t>
-      </w:r>
-      <w:proofErr w:type="spellStart"/>
-      <w:r>
-        <w:t>standZ</w:t>
-      </w:r>
-      <w:proofErr w:type="spellEnd"/>
-      <w:proofErr w:type="gramStart"/>
-      <w:r>
-        <w:t>);</w:t>
-      </w:r>
-      <w:proofErr w:type="gramEnd"/>
-    </w:p>
-    <w:p>
-      <w:r>
-        <w:t xml:space="preserve">   2 float </w:t>
-      </w:r>
-      <w:proofErr w:type="gramStart"/>
-      <w:r>
-        <w:t>angle</w:t>
-      </w:r>
-      <w:proofErr w:type="gramEnd"/>
-      <w:r>
-        <w:t xml:space="preserve"> = </w:t>
-      </w:r>
-      <w:proofErr w:type="spellStart"/>
-      <w:r>
-        <w:t>acos</w:t>
-      </w:r>
-      <w:proofErr w:type="spellEnd"/>
-      <w:r>
-        <w:t xml:space="preserve">(dot) * 180.0 / </w:t>
-      </w:r>
-      <w:proofErr w:type="gramStart"/>
-      <w:r>
-        <w:t>PI;</w:t>
-      </w:r>
-      <w:proofErr w:type="gramEnd"/>
-    </w:p>
-    <w:p/>
-    <w:p>
-      <w:r>
-        <w:t xml:space="preserve">  5.3 Overall Flow</w:t>
-      </w:r>
-    </w:p>
-    <w:p>
-      <w:r>
-        <w:t xml:space="preserve">  The </w:t>
-      </w:r>
-      <w:proofErr w:type="gramStart"/>
-      <w:r>
-        <w:t>loop(</w:t>
-      </w:r>
-      <w:proofErr w:type="gramEnd"/>
-      <w:r>
-        <w:t>) function remains in a low-power state polling the IMU. Only when the mathematical "Fall</w:t>
-      </w:r>
-    </w:p>
-    <w:p>
-      <w:r>
-        <w:t xml:space="preserve">  Signature" is confirmed does the computationally expensive PDM microphone and CNN inference wake up.        </w:t>
-      </w:r>
-    </w:p>
-    <w:p/>
-    <w:p>
-      <w:r>
-        <w:t xml:space="preserve">  6. Conclusion</w:t>
-      </w:r>
-    </w:p>
-    <w:p>
-      <w:r>
-        <w:t xml:space="preserve">  [SUMMARIZE THE SUCCESS OF THE PROJECT. DID THE 2-STAGE GATING REDUCE FALSE ALARMS COMPARED TO A SINGLE-STAGE</w:t>
-      </w:r>
-    </w:p>
-    <w:p>
-      <w:r>
-        <w:t xml:space="preserve">  TRIGGER?]</w:t>
+      <w:r>
+        <w:t>If the angle is greater than 60 degrees and the magnitude remains near 1.0G (indicating the user is now lying still), the system proceeds to ML inference.</w:t>
+      </w:r>
+    </w:p>
+    <w:p>
+      <w:pPr>
+        <w:jc w:val="center"/>
+      </w:pPr>
+      <w:r>
+        <w:rPr>
+          <w:noProof/>
+        </w:rPr>
+        <w:drawing>
+          <wp:inline distT="0" distB="0" distL="0" distR="0" wp14:anchorId="6728B6F5" wp14:editId="2F1407F6">
+            <wp:extent cx="5731510" cy="4387850"/>
+            <wp:effectExtent l="0" t="0" r="2540" b="0"/>
+            <wp:docPr id="1821983442" name="Picture 1"/>
+            <wp:cNvGraphicFramePr>
+              <a:graphicFrameLocks xmlns:a="http://schemas.openxmlformats.org/drawingml/2006/main" noChangeAspect="1"/>
+            </wp:cNvGraphicFramePr>
+            <a:graphic xmlns:a="http://schemas.openxmlformats.org/drawingml/2006/main">
+              <a:graphicData uri="http://schemas.openxmlformats.org/drawingml/2006/picture">
+                <pic:pic xmlns:pic="http://schemas.openxmlformats.org/drawingml/2006/picture">
+                  <pic:nvPicPr>
+                    <pic:cNvPr id="1821983442" name=""/>
+                    <pic:cNvPicPr/>
+                  </pic:nvPicPr>
+                  <pic:blipFill>
+                    <a:blip r:embed="rId19"/>
+                    <a:stretch>
+                      <a:fillRect/>
+                    </a:stretch>
+                  </pic:blipFill>
+                  <pic:spPr>
+                    <a:xfrm>
+                      <a:off x="0" y="0"/>
+                      <a:ext cx="5731510" cy="4387850"/>
+                    </a:xfrm>
+                    <a:prstGeom prst="rect">
+                      <a:avLst/>
+                    </a:prstGeom>
+                  </pic:spPr>
+                </pic:pic>
+              </a:graphicData>
+            </a:graphic>
+          </wp:inline>
+        </w:drawing>
+      </w:r>
+    </w:p>
+    <w:p>
+      <w:pPr>
+        <w:pStyle w:val="Heading1"/>
+        <w:jc w:val="both"/>
+      </w:pPr>
+      <w:r>
+        <w:lastRenderedPageBreak/>
+        <w:t xml:space="preserve">5.3.2 Memory Optimization: Shared Tensor Arena </w:t>
+      </w:r>
+    </w:p>
+    <w:p>
+      <w:pPr>
+        <w:jc w:val="both"/>
+      </w:pPr>
+      <w:r>
+        <w:t>The Arduino Nano 33 BLE has 256 KB of SRAM, which must accommodate PDM buffers, MFCC tables, and model tensors. A critical optimization is the use of a Shared Tensor Arena. Both the Fall and Emergency models are allocated to the same 80 KB tensorArena. Because the FSM ensures that Stage 1 and Stage 2 never infer simultaneously, the memory space is safely reused. This "time-multiplexing" allows for more complex models than if both were resident in memory at once.</w:t>
+      </w:r>
+    </w:p>
+    <w:p>
+      <w:pPr>
+        <w:jc w:val="center"/>
+        <w:rPr>
+          <w:rStyle w:val="Heading1Char"/>
+        </w:rPr>
+      </w:pPr>
+      <w:r>
+        <w:rPr>
+          <w:noProof/>
+        </w:rPr>
+        <w:drawing>
+          <wp:inline distT="0" distB="0" distL="0" distR="0" wp14:anchorId="4717C130" wp14:editId="5122E423">
+            <wp:extent cx="5731510" cy="1184275"/>
+            <wp:effectExtent l="0" t="0" r="2540" b="0"/>
+            <wp:docPr id="1584244175" name="Picture 1"/>
+            <wp:cNvGraphicFramePr>
+              <a:graphicFrameLocks xmlns:a="http://schemas.openxmlformats.org/drawingml/2006/main" noChangeAspect="1"/>
+            </wp:cNvGraphicFramePr>
+            <a:graphic xmlns:a="http://schemas.openxmlformats.org/drawingml/2006/main">
+              <a:graphicData uri="http://schemas.openxmlformats.org/drawingml/2006/picture">
+                <pic:pic xmlns:pic="http://schemas.openxmlformats.org/drawingml/2006/picture">
+                  <pic:nvPicPr>
+                    <pic:cNvPr id="1584244175" name=""/>
+                    <pic:cNvPicPr/>
+                  </pic:nvPicPr>
+                  <pic:blipFill>
+                    <a:blip r:embed="rId20"/>
+                    <a:stretch>
+                      <a:fillRect/>
+                    </a:stretch>
+                  </pic:blipFill>
+                  <pic:spPr>
+                    <a:xfrm>
+                      <a:off x="0" y="0"/>
+                      <a:ext cx="5731510" cy="1184275"/>
+                    </a:xfrm>
+                    <a:prstGeom prst="rect">
+                      <a:avLst/>
+                    </a:prstGeom>
+                  </pic:spPr>
+                </pic:pic>
+              </a:graphicData>
+            </a:graphic>
+          </wp:inline>
+        </w:drawing>
+      </w:r>
+    </w:p>
+    <w:p>
+      <w:pPr>
+        <w:jc w:val="both"/>
+      </w:pPr>
+      <w:r>
+        <w:rPr>
+          <w:rStyle w:val="Heading1Char"/>
+        </w:rPr>
+        <w:t>5.4 Overall Execution Flow</w:t>
+      </w:r>
+    </w:p>
+    <w:p>
+      <w:pPr>
+        <w:jc w:val="both"/>
+      </w:pPr>
+      <w:r>
+        <w:t>The loop() function is designed for high-efficiency polling. By keeping the computationally expensive MFCC extraction and CNN Invoke() calls behind a sensory gate (the IMU trigger), the device minimizes battery drain. Pre-calculated Hanning windows and DCT matrices further accelerate the MFCC pipeline, ensuring the system can process audio in real-time without dropping PDM samples.</w:t>
+      </w:r>
+    </w:p>
+    <w:p>
+      <w:pPr>
+        <w:rPr>
+          <w:rFonts w:asciiTheme="majorHAnsi" w:eastAsiaTheme="majorEastAsia" w:hAnsiTheme="majorHAnsi" w:cstheme="majorBidi"/>
+          <w:color w:val="0F4761" w:themeColor="accent1" w:themeShade="BF"/>
+          <w:sz w:val="40"/>
+          <w:szCs w:val="40"/>
+        </w:rPr>
+      </w:pPr>
+      <w:r>
+        <w:br w:type="page"/>
+      </w:r>
+    </w:p>
+    <w:p>
+      <w:pPr>
+        <w:pStyle w:val="Heading1"/>
+        <w:jc w:val="both"/>
+      </w:pPr>
+      <w:r>
+        <w:lastRenderedPageBreak/>
+        <w:t>6. Conclusion</w:t>
+      </w:r>
+    </w:p>
+    <w:p>
+      <w:r>
+        <w:t>The "Fall &amp; Call" project successfully demonstrates the efficacy of a multimodal, two-stage "Sensory Gating" architecture for emergency detection on resource-constrained hardware. By combining a physics-based trigger with dual TinyML models, the system achieves a robust balance between safety-critical sensitivity and real-world reliability.</w:t>
+      </w:r>
+      <w:r>
+        <w:t xml:space="preserve"> </w:t>
+      </w:r>
+    </w:p>
+    <w:p>
+      <w:r>
+        <w:t>The 2-stage gating mechanism proved to be significantly more effective than a single-stage trigger. While the initial IMU model was intentionally biased toward a high recall (86.67%) to ensure no falls were missed, this resulted in a 20.00% False Positive Rate (FPR). In a single-stage system, this would lead to frequent, intrusive false alarms. However, by implementing the Audio Emergency Model as a second gate, these false positives were effectively mitigated. The audio stage’s high precision (95.00% for the "HELP" class) and the inclusion of a "CANCEL" keyword functionality (90.00% recall) ensure that only genuine emergencies result in an alarm, while the user maintains final control over the system.</w:t>
+      </w:r>
+    </w:p>
+    <w:p>
+      <w:r>
+        <w:t xml:space="preserve">Furthermore, the implementation optimized the technical limitations of the Arduino Nano 33 BLE Sense through strategic engineering. The use of Depthwise Separable Convolutions reduced the parameter overhead, and the "time-multiplexing" of a shared 80 KB Tensor Arena allowed both models to coexist within the device's limited SRAM. Ultimately, this project validates that a tiered, multimodal approach not only enhances detection accuracy but also preserves battery life and user privacy by activating power-intensive sensors only when a high-probability event is detected. Future work </w:t>
+      </w:r>
+      <w:r>
+        <w:t>may</w:t>
+      </w:r>
+      <w:r>
+        <w:t xml:space="preserve"> focus on expanding the training dataset to improve model generalization </w:t>
+      </w:r>
+      <w:r>
+        <w:t>or</w:t>
+      </w:r>
+      <w:r>
+        <w:t xml:space="preserve"> integrating Bluetooth Low Energy (BLE) for remote smartphone notifications.</w:t>
       </w:r>
     </w:p>
     <w:sectPr>
@@ -2226,7 +3048,7 @@
         <w:sz w:val="20"/>
       </w:rPr>
     </w:lvl>
-    <w:lvl w:ilvl="1" w:tentative="1">
+    <w:lvl w:ilvl="1">
       <w:start w:val="1"/>
       <w:numFmt w:val="bullet"/>
       <w:lvlText w:val="o"/>
@@ -2654,9 +3476,533 @@
     </w:lvl>
   </w:abstractNum>
   <w:abstractNum w:abstractNumId="9" w15:restartNumberingAfterBreak="0">
+    <w:nsid w:val="593A5703"/>
+    <w:multiLevelType w:val="hybridMultilevel"/>
+    <w:tmpl w:val="9070B8E6"/>
+    <w:lvl w:ilvl="0" w:tplc="48090001">
+      <w:start w:val="1"/>
+      <w:numFmt w:val="bullet"/>
+      <w:lvlText w:val=""/>
+      <w:lvlJc w:val="left"/>
+      <w:pPr>
+        <w:ind w:left="870" w:hanging="360"/>
+      </w:pPr>
+      <w:rPr>
+        <w:rFonts w:ascii="Symbol" w:hAnsi="Symbol" w:hint="default"/>
+      </w:rPr>
+    </w:lvl>
+    <w:lvl w:ilvl="1" w:tplc="48090003">
+      <w:start w:val="1"/>
+      <w:numFmt w:val="bullet"/>
+      <w:lvlText w:val="o"/>
+      <w:lvlJc w:val="left"/>
+      <w:pPr>
+        <w:ind w:left="1590" w:hanging="360"/>
+      </w:pPr>
+      <w:rPr>
+        <w:rFonts w:ascii="Courier New" w:hAnsi="Courier New" w:cs="Courier New" w:hint="default"/>
+      </w:rPr>
+    </w:lvl>
+    <w:lvl w:ilvl="2" w:tplc="48090005" w:tentative="1">
+      <w:start w:val="1"/>
+      <w:numFmt w:val="bullet"/>
+      <w:lvlText w:val=""/>
+      <w:lvlJc w:val="left"/>
+      <w:pPr>
+        <w:ind w:left="2310" w:hanging="360"/>
+      </w:pPr>
+      <w:rPr>
+        <w:rFonts w:ascii="Wingdings" w:hAnsi="Wingdings" w:hint="default"/>
+      </w:rPr>
+    </w:lvl>
+    <w:lvl w:ilvl="3" w:tplc="48090001" w:tentative="1">
+      <w:start w:val="1"/>
+      <w:numFmt w:val="bullet"/>
+      <w:lvlText w:val=""/>
+      <w:lvlJc w:val="left"/>
+      <w:pPr>
+        <w:ind w:left="3030" w:hanging="360"/>
+      </w:pPr>
+      <w:rPr>
+        <w:rFonts w:ascii="Symbol" w:hAnsi="Symbol" w:hint="default"/>
+      </w:rPr>
+    </w:lvl>
+    <w:lvl w:ilvl="4" w:tplc="48090003" w:tentative="1">
+      <w:start w:val="1"/>
+      <w:numFmt w:val="bullet"/>
+      <w:lvlText w:val="o"/>
+      <w:lvlJc w:val="left"/>
+      <w:pPr>
+        <w:ind w:left="3750" w:hanging="360"/>
+      </w:pPr>
+      <w:rPr>
+        <w:rFonts w:ascii="Courier New" w:hAnsi="Courier New" w:cs="Courier New" w:hint="default"/>
+      </w:rPr>
+    </w:lvl>
+    <w:lvl w:ilvl="5" w:tplc="48090005" w:tentative="1">
+      <w:start w:val="1"/>
+      <w:numFmt w:val="bullet"/>
+      <w:lvlText w:val=""/>
+      <w:lvlJc w:val="left"/>
+      <w:pPr>
+        <w:ind w:left="4470" w:hanging="360"/>
+      </w:pPr>
+      <w:rPr>
+        <w:rFonts w:ascii="Wingdings" w:hAnsi="Wingdings" w:hint="default"/>
+      </w:rPr>
+    </w:lvl>
+    <w:lvl w:ilvl="6" w:tplc="48090001" w:tentative="1">
+      <w:start w:val="1"/>
+      <w:numFmt w:val="bullet"/>
+      <w:lvlText w:val=""/>
+      <w:lvlJc w:val="left"/>
+      <w:pPr>
+        <w:ind w:left="5190" w:hanging="360"/>
+      </w:pPr>
+      <w:rPr>
+        <w:rFonts w:ascii="Symbol" w:hAnsi="Symbol" w:hint="default"/>
+      </w:rPr>
+    </w:lvl>
+    <w:lvl w:ilvl="7" w:tplc="48090003" w:tentative="1">
+      <w:start w:val="1"/>
+      <w:numFmt w:val="bullet"/>
+      <w:lvlText w:val="o"/>
+      <w:lvlJc w:val="left"/>
+      <w:pPr>
+        <w:ind w:left="5910" w:hanging="360"/>
+      </w:pPr>
+      <w:rPr>
+        <w:rFonts w:ascii="Courier New" w:hAnsi="Courier New" w:cs="Courier New" w:hint="default"/>
+      </w:rPr>
+    </w:lvl>
+    <w:lvl w:ilvl="8" w:tplc="48090005" w:tentative="1">
+      <w:start w:val="1"/>
+      <w:numFmt w:val="bullet"/>
+      <w:lvlText w:val=""/>
+      <w:lvlJc w:val="left"/>
+      <w:pPr>
+        <w:ind w:left="6630" w:hanging="360"/>
+      </w:pPr>
+      <w:rPr>
+        <w:rFonts w:ascii="Wingdings" w:hAnsi="Wingdings" w:hint="default"/>
+      </w:rPr>
+    </w:lvl>
+  </w:abstractNum>
+  <w:abstractNum w:abstractNumId="10" w15:restartNumberingAfterBreak="0">
     <w:nsid w:val="5C074D0C"/>
     <w:multiLevelType w:val="multilevel"/>
     <w:tmpl w:val="21D407F2"/>
+    <w:lvl w:ilvl="0">
+      <w:start w:val="1"/>
+      <w:numFmt w:val="bullet"/>
+      <w:lvlText w:val=""/>
+      <w:lvlJc w:val="left"/>
+      <w:pPr>
+        <w:tabs>
+          <w:tab w:val="num" w:pos="720"/>
+        </w:tabs>
+        <w:ind w:left="720" w:hanging="360"/>
+      </w:pPr>
+      <w:rPr>
+        <w:rFonts w:ascii="Symbol" w:hAnsi="Symbol" w:hint="default"/>
+        <w:sz w:val="20"/>
+      </w:rPr>
+    </w:lvl>
+    <w:lvl w:ilvl="1" w:tentative="1">
+      <w:start w:val="1"/>
+      <w:numFmt w:val="bullet"/>
+      <w:lvlText w:val="o"/>
+      <w:lvlJc w:val="left"/>
+      <w:pPr>
+        <w:tabs>
+          <w:tab w:val="num" w:pos="1440"/>
+        </w:tabs>
+        <w:ind w:left="1440" w:hanging="360"/>
+      </w:pPr>
+      <w:rPr>
+        <w:rFonts w:ascii="Courier New" w:hAnsi="Courier New" w:hint="default"/>
+        <w:sz w:val="20"/>
+      </w:rPr>
+    </w:lvl>
+    <w:lvl w:ilvl="2" w:tentative="1">
+      <w:start w:val="1"/>
+      <w:numFmt w:val="bullet"/>
+      <w:lvlText w:val=""/>
+      <w:lvlJc w:val="left"/>
+      <w:pPr>
+        <w:tabs>
+          <w:tab w:val="num" w:pos="2160"/>
+        </w:tabs>
+        <w:ind w:left="2160" w:hanging="360"/>
+      </w:pPr>
+      <w:rPr>
+        <w:rFonts w:ascii="Wingdings" w:hAnsi="Wingdings" w:hint="default"/>
+        <w:sz w:val="20"/>
+      </w:rPr>
+    </w:lvl>
+    <w:lvl w:ilvl="3" w:tentative="1">
+      <w:start w:val="1"/>
+      <w:numFmt w:val="bullet"/>
+      <w:lvlText w:val=""/>
+      <w:lvlJc w:val="left"/>
+      <w:pPr>
+        <w:tabs>
+          <w:tab w:val="num" w:pos="2880"/>
+        </w:tabs>
+        <w:ind w:left="2880" w:hanging="360"/>
+      </w:pPr>
+      <w:rPr>
+        <w:rFonts w:ascii="Wingdings" w:hAnsi="Wingdings" w:hint="default"/>
+        <w:sz w:val="20"/>
+      </w:rPr>
+    </w:lvl>
+    <w:lvl w:ilvl="4" w:tentative="1">
+      <w:start w:val="1"/>
+      <w:numFmt w:val="bullet"/>
+      <w:lvlText w:val=""/>
+      <w:lvlJc w:val="left"/>
+      <w:pPr>
+        <w:tabs>
+          <w:tab w:val="num" w:pos="3600"/>
+        </w:tabs>
+        <w:ind w:left="3600" w:hanging="360"/>
+      </w:pPr>
+      <w:rPr>
+        <w:rFonts w:ascii="Wingdings" w:hAnsi="Wingdings" w:hint="default"/>
+        <w:sz w:val="20"/>
+      </w:rPr>
+    </w:lvl>
+    <w:lvl w:ilvl="5" w:tentative="1">
+      <w:start w:val="1"/>
+      <w:numFmt w:val="bullet"/>
+      <w:lvlText w:val=""/>
+      <w:lvlJc w:val="left"/>
+      <w:pPr>
+        <w:tabs>
+          <w:tab w:val="num" w:pos="4320"/>
+        </w:tabs>
+        <w:ind w:left="4320" w:hanging="360"/>
+      </w:pPr>
+      <w:rPr>
+        <w:rFonts w:ascii="Wingdings" w:hAnsi="Wingdings" w:hint="default"/>
+        <w:sz w:val="20"/>
+      </w:rPr>
+    </w:lvl>
+    <w:lvl w:ilvl="6" w:tentative="1">
+      <w:start w:val="1"/>
+      <w:numFmt w:val="bullet"/>
+      <w:lvlText w:val=""/>
+      <w:lvlJc w:val="left"/>
+      <w:pPr>
+        <w:tabs>
+          <w:tab w:val="num" w:pos="5040"/>
+        </w:tabs>
+        <w:ind w:left="5040" w:hanging="360"/>
+      </w:pPr>
+      <w:rPr>
+        <w:rFonts w:ascii="Wingdings" w:hAnsi="Wingdings" w:hint="default"/>
+        <w:sz w:val="20"/>
+      </w:rPr>
+    </w:lvl>
+    <w:lvl w:ilvl="7" w:tentative="1">
+      <w:start w:val="1"/>
+      <w:numFmt w:val="bullet"/>
+      <w:lvlText w:val=""/>
+      <w:lvlJc w:val="left"/>
+      <w:pPr>
+        <w:tabs>
+          <w:tab w:val="num" w:pos="5760"/>
+        </w:tabs>
+        <w:ind w:left="5760" w:hanging="360"/>
+      </w:pPr>
+      <w:rPr>
+        <w:rFonts w:ascii="Wingdings" w:hAnsi="Wingdings" w:hint="default"/>
+        <w:sz w:val="20"/>
+      </w:rPr>
+    </w:lvl>
+    <w:lvl w:ilvl="8" w:tentative="1">
+      <w:start w:val="1"/>
+      <w:numFmt w:val="bullet"/>
+      <w:lvlText w:val=""/>
+      <w:lvlJc w:val="left"/>
+      <w:pPr>
+        <w:tabs>
+          <w:tab w:val="num" w:pos="6480"/>
+        </w:tabs>
+        <w:ind w:left="6480" w:hanging="360"/>
+      </w:pPr>
+      <w:rPr>
+        <w:rFonts w:ascii="Wingdings" w:hAnsi="Wingdings" w:hint="default"/>
+        <w:sz w:val="20"/>
+      </w:rPr>
+    </w:lvl>
+  </w:abstractNum>
+  <w:abstractNum w:abstractNumId="11" w15:restartNumberingAfterBreak="0">
+    <w:nsid w:val="5F493A46"/>
+    <w:multiLevelType w:val="multilevel"/>
+    <w:tmpl w:val="915C11AC"/>
+    <w:lvl w:ilvl="0">
+      <w:start w:val="1"/>
+      <w:numFmt w:val="decimal"/>
+      <w:lvlText w:val="%1."/>
+      <w:lvlJc w:val="left"/>
+      <w:pPr>
+        <w:tabs>
+          <w:tab w:val="num" w:pos="720"/>
+        </w:tabs>
+        <w:ind w:left="720" w:hanging="360"/>
+      </w:pPr>
+    </w:lvl>
+    <w:lvl w:ilvl="1" w:tentative="1">
+      <w:start w:val="1"/>
+      <w:numFmt w:val="decimal"/>
+      <w:lvlText w:val="%2."/>
+      <w:lvlJc w:val="left"/>
+      <w:pPr>
+        <w:tabs>
+          <w:tab w:val="num" w:pos="1440"/>
+        </w:tabs>
+        <w:ind w:left="1440" w:hanging="360"/>
+      </w:pPr>
+    </w:lvl>
+    <w:lvl w:ilvl="2" w:tentative="1">
+      <w:start w:val="1"/>
+      <w:numFmt w:val="decimal"/>
+      <w:lvlText w:val="%3."/>
+      <w:lvlJc w:val="left"/>
+      <w:pPr>
+        <w:tabs>
+          <w:tab w:val="num" w:pos="2160"/>
+        </w:tabs>
+        <w:ind w:left="2160" w:hanging="360"/>
+      </w:pPr>
+    </w:lvl>
+    <w:lvl w:ilvl="3" w:tentative="1">
+      <w:start w:val="1"/>
+      <w:numFmt w:val="decimal"/>
+      <w:lvlText w:val="%4."/>
+      <w:lvlJc w:val="left"/>
+      <w:pPr>
+        <w:tabs>
+          <w:tab w:val="num" w:pos="2880"/>
+        </w:tabs>
+        <w:ind w:left="2880" w:hanging="360"/>
+      </w:pPr>
+    </w:lvl>
+    <w:lvl w:ilvl="4" w:tentative="1">
+      <w:start w:val="1"/>
+      <w:numFmt w:val="decimal"/>
+      <w:lvlText w:val="%5."/>
+      <w:lvlJc w:val="left"/>
+      <w:pPr>
+        <w:tabs>
+          <w:tab w:val="num" w:pos="3600"/>
+        </w:tabs>
+        <w:ind w:left="3600" w:hanging="360"/>
+      </w:pPr>
+    </w:lvl>
+    <w:lvl w:ilvl="5" w:tentative="1">
+      <w:start w:val="1"/>
+      <w:numFmt w:val="decimal"/>
+      <w:lvlText w:val="%6."/>
+      <w:lvlJc w:val="left"/>
+      <w:pPr>
+        <w:tabs>
+          <w:tab w:val="num" w:pos="4320"/>
+        </w:tabs>
+        <w:ind w:left="4320" w:hanging="360"/>
+      </w:pPr>
+    </w:lvl>
+    <w:lvl w:ilvl="6" w:tentative="1">
+      <w:start w:val="1"/>
+      <w:numFmt w:val="decimal"/>
+      <w:lvlText w:val="%7."/>
+      <w:lvlJc w:val="left"/>
+      <w:pPr>
+        <w:tabs>
+          <w:tab w:val="num" w:pos="5040"/>
+        </w:tabs>
+        <w:ind w:left="5040" w:hanging="360"/>
+      </w:pPr>
+    </w:lvl>
+    <w:lvl w:ilvl="7" w:tentative="1">
+      <w:start w:val="1"/>
+      <w:numFmt w:val="decimal"/>
+      <w:lvlText w:val="%8."/>
+      <w:lvlJc w:val="left"/>
+      <w:pPr>
+        <w:tabs>
+          <w:tab w:val="num" w:pos="5760"/>
+        </w:tabs>
+        <w:ind w:left="5760" w:hanging="360"/>
+      </w:pPr>
+    </w:lvl>
+    <w:lvl w:ilvl="8" w:tentative="1">
+      <w:start w:val="1"/>
+      <w:numFmt w:val="decimal"/>
+      <w:lvlText w:val="%9."/>
+      <w:lvlJc w:val="left"/>
+      <w:pPr>
+        <w:tabs>
+          <w:tab w:val="num" w:pos="6480"/>
+        </w:tabs>
+        <w:ind w:left="6480" w:hanging="360"/>
+      </w:pPr>
+    </w:lvl>
+  </w:abstractNum>
+  <w:abstractNum w:abstractNumId="12" w15:restartNumberingAfterBreak="0">
+    <w:nsid w:val="647108E6"/>
+    <w:multiLevelType w:val="multilevel"/>
+    <w:tmpl w:val="07F6E64C"/>
+    <w:lvl w:ilvl="0">
+      <w:start w:val="1"/>
+      <w:numFmt w:val="bullet"/>
+      <w:lvlText w:val=""/>
+      <w:lvlJc w:val="left"/>
+      <w:pPr>
+        <w:tabs>
+          <w:tab w:val="num" w:pos="720"/>
+        </w:tabs>
+        <w:ind w:left="720" w:hanging="360"/>
+      </w:pPr>
+      <w:rPr>
+        <w:rFonts w:ascii="Symbol" w:hAnsi="Symbol" w:hint="default"/>
+        <w:sz w:val="20"/>
+      </w:rPr>
+    </w:lvl>
+    <w:lvl w:ilvl="1" w:tentative="1">
+      <w:start w:val="1"/>
+      <w:numFmt w:val="bullet"/>
+      <w:lvlText w:val="o"/>
+      <w:lvlJc w:val="left"/>
+      <w:pPr>
+        <w:tabs>
+          <w:tab w:val="num" w:pos="1440"/>
+        </w:tabs>
+        <w:ind w:left="1440" w:hanging="360"/>
+      </w:pPr>
+      <w:rPr>
+        <w:rFonts w:ascii="Courier New" w:hAnsi="Courier New" w:hint="default"/>
+        <w:sz w:val="20"/>
+      </w:rPr>
+    </w:lvl>
+    <w:lvl w:ilvl="2" w:tentative="1">
+      <w:start w:val="1"/>
+      <w:numFmt w:val="bullet"/>
+      <w:lvlText w:val=""/>
+      <w:lvlJc w:val="left"/>
+      <w:pPr>
+        <w:tabs>
+          <w:tab w:val="num" w:pos="2160"/>
+        </w:tabs>
+        <w:ind w:left="2160" w:hanging="360"/>
+      </w:pPr>
+      <w:rPr>
+        <w:rFonts w:ascii="Wingdings" w:hAnsi="Wingdings" w:hint="default"/>
+        <w:sz w:val="20"/>
+      </w:rPr>
+    </w:lvl>
+    <w:lvl w:ilvl="3" w:tentative="1">
+      <w:start w:val="1"/>
+      <w:numFmt w:val="bullet"/>
+      <w:lvlText w:val=""/>
+      <w:lvlJc w:val="left"/>
+      <w:pPr>
+        <w:tabs>
+          <w:tab w:val="num" w:pos="2880"/>
+        </w:tabs>
+        <w:ind w:left="2880" w:hanging="360"/>
+      </w:pPr>
+      <w:rPr>
+        <w:rFonts w:ascii="Wingdings" w:hAnsi="Wingdings" w:hint="default"/>
+        <w:sz w:val="20"/>
+      </w:rPr>
+    </w:lvl>
+    <w:lvl w:ilvl="4" w:tentative="1">
+      <w:start w:val="1"/>
+      <w:numFmt w:val="bullet"/>
+      <w:lvlText w:val=""/>
+      <w:lvlJc w:val="left"/>
+      <w:pPr>
+        <w:tabs>
+          <w:tab w:val="num" w:pos="3600"/>
+        </w:tabs>
+        <w:ind w:left="3600" w:hanging="360"/>
+      </w:pPr>
+      <w:rPr>
+        <w:rFonts w:ascii="Wingdings" w:hAnsi="Wingdings" w:hint="default"/>
+        <w:sz w:val="20"/>
+      </w:rPr>
+    </w:lvl>
+    <w:lvl w:ilvl="5" w:tentative="1">
+      <w:start w:val="1"/>
+      <w:numFmt w:val="bullet"/>
+      <w:lvlText w:val=""/>
+      <w:lvlJc w:val="left"/>
+      <w:pPr>
+        <w:tabs>
+          <w:tab w:val="num" w:pos="4320"/>
+        </w:tabs>
+        <w:ind w:left="4320" w:hanging="360"/>
+      </w:pPr>
+      <w:rPr>
+        <w:rFonts w:ascii="Wingdings" w:hAnsi="Wingdings" w:hint="default"/>
+        <w:sz w:val="20"/>
+      </w:rPr>
+    </w:lvl>
+    <w:lvl w:ilvl="6" w:tentative="1">
+      <w:start w:val="1"/>
+      <w:numFmt w:val="bullet"/>
+      <w:lvlText w:val=""/>
+      <w:lvlJc w:val="left"/>
+      <w:pPr>
+        <w:tabs>
+          <w:tab w:val="num" w:pos="5040"/>
+        </w:tabs>
+        <w:ind w:left="5040" w:hanging="360"/>
+      </w:pPr>
+      <w:rPr>
+        <w:rFonts w:ascii="Wingdings" w:hAnsi="Wingdings" w:hint="default"/>
+        <w:sz w:val="20"/>
+      </w:rPr>
+    </w:lvl>
+    <w:lvl w:ilvl="7" w:tentative="1">
+      <w:start w:val="1"/>
+      <w:numFmt w:val="bullet"/>
+      <w:lvlText w:val=""/>
+      <w:lvlJc w:val="left"/>
+      <w:pPr>
+        <w:tabs>
+          <w:tab w:val="num" w:pos="5760"/>
+        </w:tabs>
+        <w:ind w:left="5760" w:hanging="360"/>
+      </w:pPr>
+      <w:rPr>
+        <w:rFonts w:ascii="Wingdings" w:hAnsi="Wingdings" w:hint="default"/>
+        <w:sz w:val="20"/>
+      </w:rPr>
+    </w:lvl>
+    <w:lvl w:ilvl="8" w:tentative="1">
+      <w:start w:val="1"/>
+      <w:numFmt w:val="bullet"/>
+      <w:lvlText w:val=""/>
+      <w:lvlJc w:val="left"/>
+      <w:pPr>
+        <w:tabs>
+          <w:tab w:val="num" w:pos="6480"/>
+        </w:tabs>
+        <w:ind w:left="6480" w:hanging="360"/>
+      </w:pPr>
+      <w:rPr>
+        <w:rFonts w:ascii="Wingdings" w:hAnsi="Wingdings" w:hint="default"/>
+        <w:sz w:val="20"/>
+      </w:rPr>
+    </w:lvl>
+  </w:abstractNum>
+  <w:abstractNum w:abstractNumId="13" w15:restartNumberingAfterBreak="0">
+    <w:nsid w:val="79B1602C"/>
+    <w:multiLevelType w:val="multilevel"/>
+    <w:tmpl w:val="77BCE882"/>
     <w:lvl w:ilvl="0">
       <w:start w:val="1"/>
       <w:numFmt w:val="bullet"/>
@@ -2812,7 +4158,7 @@
     <w:abstractNumId w:val="8"/>
   </w:num>
   <w:num w:numId="4" w16cid:durableId="652100893">
-    <w:abstractNumId w:val="9"/>
+    <w:abstractNumId w:val="10"/>
   </w:num>
   <w:num w:numId="5" w16cid:durableId="1883443441">
     <w:abstractNumId w:val="6"/>
@@ -2831,6 +4177,18 @@
   </w:num>
   <w:num w:numId="10" w16cid:durableId="847602133">
     <w:abstractNumId w:val="4"/>
+  </w:num>
+  <w:num w:numId="11" w16cid:durableId="1456293974">
+    <w:abstractNumId w:val="9"/>
+  </w:num>
+  <w:num w:numId="12" w16cid:durableId="858933212">
+    <w:abstractNumId w:val="11"/>
+  </w:num>
+  <w:num w:numId="13" w16cid:durableId="1130783943">
+    <w:abstractNumId w:val="13"/>
+  </w:num>
+  <w:num w:numId="14" w16cid:durableId="965888174">
+    <w:abstractNumId w:val="12"/>
   </w:num>
 </w:numbering>
 </file>
@@ -3235,6 +4593,7 @@
   <w:style w:type="paragraph" w:default="1" w:styleId="Normal">
     <w:name w:val="Normal"/>
     <w:qFormat/>
+    <w:rsid w:val="00B30474"/>
   </w:style>
   <w:style w:type="paragraph" w:styleId="Heading1">
     <w:name w:val="heading 1"/>
